--- a/manuales/Manual_Tecnico_VoxControlResearch.docx
+++ b/manuales/Manual_Tecnico_VoxControlResearch.docx
@@ -127,7 +127,7 @@
               <w:jc w:val="left"/>
             </w:pPr>
             <w:r>
-              <w:t>0.1.0</w:t>
+              <w:t>1.0.0</w:t>
             </w:r>
           </w:p>
         </w:tc>
@@ -281,7 +281,7 @@
       <w:r>
         <w:fldChar w:fldCharType="separate"/>
       </w:r>
-      <w:hyperlink w:anchor="_Toc242195313" w:history="1">
+      <w:hyperlink w:anchor="_Toc242197419" w:history="1">
         <w:r>
           <w:rPr>
             <w:rStyle w:val="Hyperlink"/>
@@ -308,7 +308,7 @@
             <w:noProof/>
             <w:webHidden/>
           </w:rPr>
-          <w:instrText xml:space="preserve"> PAGEREF _Toc242195313 \h </w:instrText>
+          <w:instrText xml:space="preserve"> PAGEREF _Toc242197419 \h </w:instrText>
         </w:r>
         <w:r>
           <w:rPr>
@@ -355,7 +355,7 @@
           <w14:ligatures w14:val="standardContextual"/>
         </w:rPr>
       </w:pPr>
-      <w:hyperlink w:anchor="_Toc242195314" w:history="1">
+      <w:hyperlink w:anchor="_Toc242197420" w:history="1">
         <w:r>
           <w:rPr>
             <w:rStyle w:val="Hyperlink"/>
@@ -382,7 +382,7 @@
             <w:noProof/>
             <w:webHidden/>
           </w:rPr>
-          <w:instrText xml:space="preserve"> PAGEREF _Toc242195314 \h </w:instrText>
+          <w:instrText xml:space="preserve"> PAGEREF _Toc242197420 \h </w:instrText>
         </w:r>
         <w:r>
           <w:rPr>
@@ -429,7 +429,7 @@
           <w14:ligatures w14:val="standardContextual"/>
         </w:rPr>
       </w:pPr>
-      <w:hyperlink w:anchor="_Toc242195315" w:history="1">
+      <w:hyperlink w:anchor="_Toc242197421" w:history="1">
         <w:r>
           <w:rPr>
             <w:rStyle w:val="Hyperlink"/>
@@ -456,7 +456,7 @@
             <w:noProof/>
             <w:webHidden/>
           </w:rPr>
-          <w:instrText xml:space="preserve"> PAGEREF _Toc242195315 \h </w:instrText>
+          <w:instrText xml:space="preserve"> PAGEREF _Toc242197421 \h </w:instrText>
         </w:r>
         <w:r>
           <w:rPr>
@@ -503,7 +503,7 @@
           <w14:ligatures w14:val="standardContextual"/>
         </w:rPr>
       </w:pPr>
-      <w:hyperlink w:anchor="_Toc242195316" w:history="1">
+      <w:hyperlink w:anchor="_Toc242197422" w:history="1">
         <w:r>
           <w:rPr>
             <w:rStyle w:val="Hyperlink"/>
@@ -530,7 +530,7 @@
             <w:noProof/>
             <w:webHidden/>
           </w:rPr>
-          <w:instrText xml:space="preserve"> PAGEREF _Toc242195316 \h </w:instrText>
+          <w:instrText xml:space="preserve"> PAGEREF _Toc242197422 \h </w:instrText>
         </w:r>
         <w:r>
           <w:rPr>
@@ -577,7 +577,7 @@
           <w14:ligatures w14:val="standardContextual"/>
         </w:rPr>
       </w:pPr>
-      <w:hyperlink w:anchor="_Toc242195317" w:history="1">
+      <w:hyperlink w:anchor="_Toc242197423" w:history="1">
         <w:r>
           <w:rPr>
             <w:rStyle w:val="Hyperlink"/>
@@ -604,7 +604,7 @@
             <w:noProof/>
             <w:webHidden/>
           </w:rPr>
-          <w:instrText xml:space="preserve"> PAGEREF _Toc242195317 \h </w:instrText>
+          <w:instrText xml:space="preserve"> PAGEREF _Toc242197423 \h </w:instrText>
         </w:r>
         <w:r>
           <w:rPr>
@@ -651,7 +651,7 @@
           <w14:ligatures w14:val="standardContextual"/>
         </w:rPr>
       </w:pPr>
-      <w:hyperlink w:anchor="_Toc242195318" w:history="1">
+      <w:hyperlink w:anchor="_Toc242197424" w:history="1">
         <w:r>
           <w:rPr>
             <w:rStyle w:val="Hyperlink"/>
@@ -678,7 +678,7 @@
             <w:noProof/>
             <w:webHidden/>
           </w:rPr>
-          <w:instrText xml:space="preserve"> PAGEREF _Toc242195318 \h </w:instrText>
+          <w:instrText xml:space="preserve"> PAGEREF _Toc242197424 \h </w:instrText>
         </w:r>
         <w:r>
           <w:rPr>
@@ -725,7 +725,7 @@
           <w14:ligatures w14:val="standardContextual"/>
         </w:rPr>
       </w:pPr>
-      <w:hyperlink w:anchor="_Toc242195319" w:history="1">
+      <w:hyperlink w:anchor="_Toc242197425" w:history="1">
         <w:r>
           <w:rPr>
             <w:rStyle w:val="Hyperlink"/>
@@ -752,7 +752,7 @@
             <w:noProof/>
             <w:webHidden/>
           </w:rPr>
-          <w:instrText xml:space="preserve"> PAGEREF _Toc242195319 \h </w:instrText>
+          <w:instrText xml:space="preserve"> PAGEREF _Toc242197425 \h </w:instrText>
         </w:r>
         <w:r>
           <w:rPr>
@@ -799,7 +799,7 @@
           <w14:ligatures w14:val="standardContextual"/>
         </w:rPr>
       </w:pPr>
-      <w:hyperlink w:anchor="_Toc242195320" w:history="1">
+      <w:hyperlink w:anchor="_Toc242197426" w:history="1">
         <w:r>
           <w:rPr>
             <w:rStyle w:val="Hyperlink"/>
@@ -826,7 +826,7 @@
             <w:noProof/>
             <w:webHidden/>
           </w:rPr>
-          <w:instrText xml:space="preserve"> PAGEREF _Toc242195320 \h </w:instrText>
+          <w:instrText xml:space="preserve"> PAGEREF _Toc242197426 \h </w:instrText>
         </w:r>
         <w:r>
           <w:rPr>
@@ -873,7 +873,7 @@
           <w14:ligatures w14:val="standardContextual"/>
         </w:rPr>
       </w:pPr>
-      <w:hyperlink w:anchor="_Toc242195321" w:history="1">
+      <w:hyperlink w:anchor="_Toc242197427" w:history="1">
         <w:r>
           <w:rPr>
             <w:rStyle w:val="Hyperlink"/>
@@ -900,7 +900,7 @@
             <w:noProof/>
             <w:webHidden/>
           </w:rPr>
-          <w:instrText xml:space="preserve"> PAGEREF _Toc242195321 \h </w:instrText>
+          <w:instrText xml:space="preserve"> PAGEREF _Toc242197427 \h </w:instrText>
         </w:r>
         <w:r>
           <w:rPr>
@@ -947,7 +947,7 @@
           <w14:ligatures w14:val="standardContextual"/>
         </w:rPr>
       </w:pPr>
-      <w:hyperlink w:anchor="_Toc242195322" w:history="1">
+      <w:hyperlink w:anchor="_Toc242197428" w:history="1">
         <w:r>
           <w:rPr>
             <w:rStyle w:val="Hyperlink"/>
@@ -974,7 +974,7 @@
             <w:noProof/>
             <w:webHidden/>
           </w:rPr>
-          <w:instrText xml:space="preserve"> PAGEREF _Toc242195322 \h </w:instrText>
+          <w:instrText xml:space="preserve"> PAGEREF _Toc242197428 \h </w:instrText>
         </w:r>
         <w:r>
           <w:rPr>
@@ -1021,7 +1021,7 @@
           <w14:ligatures w14:val="standardContextual"/>
         </w:rPr>
       </w:pPr>
-      <w:hyperlink w:anchor="_Toc242195323" w:history="1">
+      <w:hyperlink w:anchor="_Toc242197429" w:history="1">
         <w:r>
           <w:rPr>
             <w:rStyle w:val="Hyperlink"/>
@@ -1048,7 +1048,7 @@
             <w:noProof/>
             <w:webHidden/>
           </w:rPr>
-          <w:instrText xml:space="preserve"> PAGEREF _Toc242195323 \h </w:instrText>
+          <w:instrText xml:space="preserve"> PAGEREF _Toc242197429 \h </w:instrText>
         </w:r>
         <w:r>
           <w:rPr>
@@ -1095,7 +1095,7 @@
           <w14:ligatures w14:val="standardContextual"/>
         </w:rPr>
       </w:pPr>
-      <w:hyperlink w:anchor="_Toc242195324" w:history="1">
+      <w:hyperlink w:anchor="_Toc242197430" w:history="1">
         <w:r>
           <w:rPr>
             <w:rStyle w:val="Hyperlink"/>
@@ -1122,7 +1122,7 @@
             <w:noProof/>
             <w:webHidden/>
           </w:rPr>
-          <w:instrText xml:space="preserve"> PAGEREF _Toc242195324 \h </w:instrText>
+          <w:instrText xml:space="preserve"> PAGEREF _Toc242197430 \h </w:instrText>
         </w:r>
         <w:r>
           <w:rPr>
@@ -1169,7 +1169,7 @@
           <w14:ligatures w14:val="standardContextual"/>
         </w:rPr>
       </w:pPr>
-      <w:hyperlink w:anchor="_Toc242195325" w:history="1">
+      <w:hyperlink w:anchor="_Toc242197431" w:history="1">
         <w:r>
           <w:rPr>
             <w:rStyle w:val="Hyperlink"/>
@@ -1196,7 +1196,7 @@
             <w:noProof/>
             <w:webHidden/>
           </w:rPr>
-          <w:instrText xml:space="preserve"> PAGEREF _Toc242195325 \h </w:instrText>
+          <w:instrText xml:space="preserve"> PAGEREF _Toc242197431 \h </w:instrText>
         </w:r>
         <w:r>
           <w:rPr>
@@ -1243,7 +1243,7 @@
           <w14:ligatures w14:val="standardContextual"/>
         </w:rPr>
       </w:pPr>
-      <w:hyperlink w:anchor="_Toc242195326" w:history="1">
+      <w:hyperlink w:anchor="_Toc242197432" w:history="1">
         <w:r>
           <w:rPr>
             <w:rStyle w:val="Hyperlink"/>
@@ -1270,7 +1270,7 @@
             <w:noProof/>
             <w:webHidden/>
           </w:rPr>
-          <w:instrText xml:space="preserve"> PAGEREF _Toc242195326 \h </w:instrText>
+          <w:instrText xml:space="preserve"> PAGEREF _Toc242197432 \h </w:instrText>
         </w:r>
         <w:r>
           <w:rPr>
@@ -1317,7 +1317,7 @@
           <w14:ligatures w14:val="standardContextual"/>
         </w:rPr>
       </w:pPr>
-      <w:hyperlink w:anchor="_Toc242195327" w:history="1">
+      <w:hyperlink w:anchor="_Toc242197433" w:history="1">
         <w:r>
           <w:rPr>
             <w:rStyle w:val="Hyperlink"/>
@@ -1344,7 +1344,7 @@
             <w:noProof/>
             <w:webHidden/>
           </w:rPr>
-          <w:instrText xml:space="preserve"> PAGEREF _Toc242195327 \h </w:instrText>
+          <w:instrText xml:space="preserve"> PAGEREF _Toc242197433 \h </w:instrText>
         </w:r>
         <w:r>
           <w:rPr>
@@ -1391,7 +1391,7 @@
           <w14:ligatures w14:val="standardContextual"/>
         </w:rPr>
       </w:pPr>
-      <w:hyperlink w:anchor="_Toc242195328" w:history="1">
+      <w:hyperlink w:anchor="_Toc242197434" w:history="1">
         <w:r>
           <w:rPr>
             <w:rStyle w:val="Hyperlink"/>
@@ -1418,7 +1418,7 @@
             <w:noProof/>
             <w:webHidden/>
           </w:rPr>
-          <w:instrText xml:space="preserve"> PAGEREF _Toc242195328 \h </w:instrText>
+          <w:instrText xml:space="preserve"> PAGEREF _Toc242197434 \h </w:instrText>
         </w:r>
         <w:r>
           <w:rPr>
@@ -1465,7 +1465,7 @@
           <w14:ligatures w14:val="standardContextual"/>
         </w:rPr>
       </w:pPr>
-      <w:hyperlink w:anchor="_Toc242195329" w:history="1">
+      <w:hyperlink w:anchor="_Toc242197435" w:history="1">
         <w:r>
           <w:rPr>
             <w:rStyle w:val="Hyperlink"/>
@@ -1492,7 +1492,7 @@
             <w:noProof/>
             <w:webHidden/>
           </w:rPr>
-          <w:instrText xml:space="preserve"> PAGEREF _Toc242195329 \h </w:instrText>
+          <w:instrText xml:space="preserve"> PAGEREF _Toc242197435 \h </w:instrText>
         </w:r>
         <w:r>
           <w:rPr>
@@ -1539,7 +1539,7 @@
           <w14:ligatures w14:val="standardContextual"/>
         </w:rPr>
       </w:pPr>
-      <w:hyperlink w:anchor="_Toc242195330" w:history="1">
+      <w:hyperlink w:anchor="_Toc242197436" w:history="1">
         <w:r>
           <w:rPr>
             <w:rStyle w:val="Hyperlink"/>
@@ -1566,7 +1566,7 @@
             <w:noProof/>
             <w:webHidden/>
           </w:rPr>
-          <w:instrText xml:space="preserve"> PAGEREF _Toc242195330 \h </w:instrText>
+          <w:instrText xml:space="preserve"> PAGEREF _Toc242197436 \h </w:instrText>
         </w:r>
         <w:r>
           <w:rPr>
@@ -1613,7 +1613,7 @@
           <w14:ligatures w14:val="standardContextual"/>
         </w:rPr>
       </w:pPr>
-      <w:hyperlink w:anchor="_Toc242195331" w:history="1">
+      <w:hyperlink w:anchor="_Toc242197437" w:history="1">
         <w:r>
           <w:rPr>
             <w:rStyle w:val="Hyperlink"/>
@@ -1640,7 +1640,7 @@
             <w:noProof/>
             <w:webHidden/>
           </w:rPr>
-          <w:instrText xml:space="preserve"> PAGEREF _Toc242195331 \h </w:instrText>
+          <w:instrText xml:space="preserve"> PAGEREF _Toc242197437 \h </w:instrText>
         </w:r>
         <w:r>
           <w:rPr>
@@ -1687,7 +1687,7 @@
           <w14:ligatures w14:val="standardContextual"/>
         </w:rPr>
       </w:pPr>
-      <w:hyperlink w:anchor="_Toc242195332" w:history="1">
+      <w:hyperlink w:anchor="_Toc242197438" w:history="1">
         <w:r>
           <w:rPr>
             <w:rStyle w:val="Hyperlink"/>
@@ -1714,7 +1714,7 @@
             <w:noProof/>
             <w:webHidden/>
           </w:rPr>
-          <w:instrText xml:space="preserve"> PAGEREF _Toc242195332 \h </w:instrText>
+          <w:instrText xml:space="preserve"> PAGEREF _Toc242197438 \h </w:instrText>
         </w:r>
         <w:r>
           <w:rPr>
@@ -1761,7 +1761,7 @@
           <w14:ligatures w14:val="standardContextual"/>
         </w:rPr>
       </w:pPr>
-      <w:hyperlink w:anchor="_Toc242195333" w:history="1">
+      <w:hyperlink w:anchor="_Toc242197439" w:history="1">
         <w:r>
           <w:rPr>
             <w:rStyle w:val="Hyperlink"/>
@@ -1788,7 +1788,7 @@
             <w:noProof/>
             <w:webHidden/>
           </w:rPr>
-          <w:instrText xml:space="preserve"> PAGEREF _Toc242195333 \h </w:instrText>
+          <w:instrText xml:space="preserve"> PAGEREF _Toc242197439 \h </w:instrText>
         </w:r>
         <w:r>
           <w:rPr>
@@ -1835,7 +1835,7 @@
           <w14:ligatures w14:val="standardContextual"/>
         </w:rPr>
       </w:pPr>
-      <w:hyperlink w:anchor="_Toc242195334" w:history="1">
+      <w:hyperlink w:anchor="_Toc242197440" w:history="1">
         <w:r>
           <w:rPr>
             <w:rStyle w:val="Hyperlink"/>
@@ -1862,7 +1862,7 @@
             <w:noProof/>
             <w:webHidden/>
           </w:rPr>
-          <w:instrText xml:space="preserve"> PAGEREF _Toc242195334 \h </w:instrText>
+          <w:instrText xml:space="preserve"> PAGEREF _Toc242197440 \h </w:instrText>
         </w:r>
         <w:r>
           <w:rPr>
@@ -1909,7 +1909,7 @@
           <w14:ligatures w14:val="standardContextual"/>
         </w:rPr>
       </w:pPr>
-      <w:hyperlink w:anchor="_Toc242195335" w:history="1">
+      <w:hyperlink w:anchor="_Toc242197441" w:history="1">
         <w:r>
           <w:rPr>
             <w:rStyle w:val="Hyperlink"/>
@@ -1936,7 +1936,7 @@
             <w:noProof/>
             <w:webHidden/>
           </w:rPr>
-          <w:instrText xml:space="preserve"> PAGEREF _Toc242195335 \h </w:instrText>
+          <w:instrText xml:space="preserve"> PAGEREF _Toc242197441 \h </w:instrText>
         </w:r>
         <w:r>
           <w:rPr>
@@ -1983,7 +1983,7 @@
           <w14:ligatures w14:val="standardContextual"/>
         </w:rPr>
       </w:pPr>
-      <w:hyperlink w:anchor="_Toc242195336" w:history="1">
+      <w:hyperlink w:anchor="_Toc242197442" w:history="1">
         <w:r>
           <w:rPr>
             <w:rStyle w:val="Hyperlink"/>
@@ -2010,7 +2010,7 @@
             <w:noProof/>
             <w:webHidden/>
           </w:rPr>
-          <w:instrText xml:space="preserve"> PAGEREF _Toc242195336 \h </w:instrText>
+          <w:instrText xml:space="preserve"> PAGEREF _Toc242197442 \h </w:instrText>
         </w:r>
         <w:r>
           <w:rPr>
@@ -2057,7 +2057,7 @@
           <w14:ligatures w14:val="standardContextual"/>
         </w:rPr>
       </w:pPr>
-      <w:hyperlink w:anchor="_Toc242195337" w:history="1">
+      <w:hyperlink w:anchor="_Toc242197443" w:history="1">
         <w:r>
           <w:rPr>
             <w:rStyle w:val="Hyperlink"/>
@@ -2084,7 +2084,7 @@
             <w:noProof/>
             <w:webHidden/>
           </w:rPr>
-          <w:instrText xml:space="preserve"> PAGEREF _Toc242195337 \h </w:instrText>
+          <w:instrText xml:space="preserve"> PAGEREF _Toc242197443 \h </w:instrText>
         </w:r>
         <w:r>
           <w:rPr>
@@ -2131,7 +2131,7 @@
           <w14:ligatures w14:val="standardContextual"/>
         </w:rPr>
       </w:pPr>
-      <w:hyperlink w:anchor="_Toc242195338" w:history="1">
+      <w:hyperlink w:anchor="_Toc242197444" w:history="1">
         <w:r>
           <w:rPr>
             <w:rStyle w:val="Hyperlink"/>
@@ -2158,7 +2158,7 @@
             <w:noProof/>
             <w:webHidden/>
           </w:rPr>
-          <w:instrText xml:space="preserve"> PAGEREF _Toc242195338 \h </w:instrText>
+          <w:instrText xml:space="preserve"> PAGEREF _Toc242197444 \h </w:instrText>
         </w:r>
         <w:r>
           <w:rPr>
@@ -2205,7 +2205,7 @@
           <w14:ligatures w14:val="standardContextual"/>
         </w:rPr>
       </w:pPr>
-      <w:hyperlink w:anchor="_Toc242195339" w:history="1">
+      <w:hyperlink w:anchor="_Toc242197445" w:history="1">
         <w:r>
           <w:rPr>
             <w:rStyle w:val="Hyperlink"/>
@@ -2232,7 +2232,7 @@
             <w:noProof/>
             <w:webHidden/>
           </w:rPr>
-          <w:instrText xml:space="preserve"> PAGEREF _Toc242195339 \h </w:instrText>
+          <w:instrText xml:space="preserve"> PAGEREF _Toc242197445 \h </w:instrText>
         </w:r>
         <w:r>
           <w:rPr>
@@ -2279,7 +2279,7 @@
           <w14:ligatures w14:val="standardContextual"/>
         </w:rPr>
       </w:pPr>
-      <w:hyperlink w:anchor="_Toc242195340" w:history="1">
+      <w:hyperlink w:anchor="_Toc242197446" w:history="1">
         <w:r>
           <w:rPr>
             <w:rStyle w:val="Hyperlink"/>
@@ -2306,7 +2306,7 @@
             <w:noProof/>
             <w:webHidden/>
           </w:rPr>
-          <w:instrText xml:space="preserve"> PAGEREF _Toc242195340 \h </w:instrText>
+          <w:instrText xml:space="preserve"> PAGEREF _Toc242197446 \h </w:instrText>
         </w:r>
         <w:r>
           <w:rPr>
@@ -2353,7 +2353,7 @@
           <w14:ligatures w14:val="standardContextual"/>
         </w:rPr>
       </w:pPr>
-      <w:hyperlink w:anchor="_Toc242195341" w:history="1">
+      <w:hyperlink w:anchor="_Toc242197447" w:history="1">
         <w:r>
           <w:rPr>
             <w:rStyle w:val="Hyperlink"/>
@@ -2380,7 +2380,7 @@
             <w:noProof/>
             <w:webHidden/>
           </w:rPr>
-          <w:instrText xml:space="preserve"> PAGEREF _Toc242195341 \h </w:instrText>
+          <w:instrText xml:space="preserve"> PAGEREF _Toc242197447 \h </w:instrText>
         </w:r>
         <w:r>
           <w:rPr>
@@ -2427,7 +2427,7 @@
           <w14:ligatures w14:val="standardContextual"/>
         </w:rPr>
       </w:pPr>
-      <w:hyperlink w:anchor="_Toc242195342" w:history="1">
+      <w:hyperlink w:anchor="_Toc242197448" w:history="1">
         <w:r>
           <w:rPr>
             <w:rStyle w:val="Hyperlink"/>
@@ -2454,7 +2454,7 @@
             <w:noProof/>
             <w:webHidden/>
           </w:rPr>
-          <w:instrText xml:space="preserve"> PAGEREF _Toc242195342 \h </w:instrText>
+          <w:instrText xml:space="preserve"> PAGEREF _Toc242197448 \h </w:instrText>
         </w:r>
         <w:r>
           <w:rPr>
@@ -2501,7 +2501,7 @@
           <w14:ligatures w14:val="standardContextual"/>
         </w:rPr>
       </w:pPr>
-      <w:hyperlink w:anchor="_Toc242195343" w:history="1">
+      <w:hyperlink w:anchor="_Toc242197449" w:history="1">
         <w:r>
           <w:rPr>
             <w:rStyle w:val="Hyperlink"/>
@@ -2528,7 +2528,7 @@
             <w:noProof/>
             <w:webHidden/>
           </w:rPr>
-          <w:instrText xml:space="preserve"> PAGEREF _Toc242195343 \h </w:instrText>
+          <w:instrText xml:space="preserve"> PAGEREF _Toc242197449 \h </w:instrText>
         </w:r>
         <w:r>
           <w:rPr>
@@ -2575,7 +2575,7 @@
           <w14:ligatures w14:val="standardContextual"/>
         </w:rPr>
       </w:pPr>
-      <w:hyperlink w:anchor="_Toc242195344" w:history="1">
+      <w:hyperlink w:anchor="_Toc242197450" w:history="1">
         <w:r>
           <w:rPr>
             <w:rStyle w:val="Hyperlink"/>
@@ -2602,7 +2602,7 @@
             <w:noProof/>
             <w:webHidden/>
           </w:rPr>
-          <w:instrText xml:space="preserve"> PAGEREF _Toc242195344 \h </w:instrText>
+          <w:instrText xml:space="preserve"> PAGEREF _Toc242197450 \h </w:instrText>
         </w:r>
         <w:r>
           <w:rPr>
@@ -2649,7 +2649,7 @@
           <w14:ligatures w14:val="standardContextual"/>
         </w:rPr>
       </w:pPr>
-      <w:hyperlink w:anchor="_Toc242195345" w:history="1">
+      <w:hyperlink w:anchor="_Toc242197451" w:history="1">
         <w:r>
           <w:rPr>
             <w:rStyle w:val="Hyperlink"/>
@@ -2676,7 +2676,7 @@
             <w:noProof/>
             <w:webHidden/>
           </w:rPr>
-          <w:instrText xml:space="preserve"> PAGEREF _Toc242195345 \h </w:instrText>
+          <w:instrText xml:space="preserve"> PAGEREF _Toc242197451 \h </w:instrText>
         </w:r>
         <w:r>
           <w:rPr>
@@ -2723,7 +2723,7 @@
           <w14:ligatures w14:val="standardContextual"/>
         </w:rPr>
       </w:pPr>
-      <w:hyperlink w:anchor="_Toc242195346" w:history="1">
+      <w:hyperlink w:anchor="_Toc242197452" w:history="1">
         <w:r>
           <w:rPr>
             <w:rStyle w:val="Hyperlink"/>
@@ -2750,7 +2750,7 @@
             <w:noProof/>
             <w:webHidden/>
           </w:rPr>
-          <w:instrText xml:space="preserve"> PAGEREF _Toc242195346 \h </w:instrText>
+          <w:instrText xml:space="preserve"> PAGEREF _Toc242197452 \h </w:instrText>
         </w:r>
         <w:r>
           <w:rPr>
@@ -2797,7 +2797,7 @@
           <w14:ligatures w14:val="standardContextual"/>
         </w:rPr>
       </w:pPr>
-      <w:hyperlink w:anchor="_Toc242195347" w:history="1">
+      <w:hyperlink w:anchor="_Toc242197453" w:history="1">
         <w:r>
           <w:rPr>
             <w:rStyle w:val="Hyperlink"/>
@@ -2824,7 +2824,7 @@
             <w:noProof/>
             <w:webHidden/>
           </w:rPr>
-          <w:instrText xml:space="preserve"> PAGEREF _Toc242195347 \h </w:instrText>
+          <w:instrText xml:space="preserve"> PAGEREF _Toc242197453 \h </w:instrText>
         </w:r>
         <w:r>
           <w:rPr>
@@ -2871,7 +2871,7 @@
           <w14:ligatures w14:val="standardContextual"/>
         </w:rPr>
       </w:pPr>
-      <w:hyperlink w:anchor="_Toc242195348" w:history="1">
+      <w:hyperlink w:anchor="_Toc242197454" w:history="1">
         <w:r>
           <w:rPr>
             <w:rStyle w:val="Hyperlink"/>
@@ -2898,7 +2898,7 @@
             <w:noProof/>
             <w:webHidden/>
           </w:rPr>
-          <w:instrText xml:space="preserve"> PAGEREF _Toc242195348 \h </w:instrText>
+          <w:instrText xml:space="preserve"> PAGEREF _Toc242197454 \h </w:instrText>
         </w:r>
         <w:r>
           <w:rPr>
@@ -2945,7 +2945,7 @@
           <w14:ligatures w14:val="standardContextual"/>
         </w:rPr>
       </w:pPr>
-      <w:hyperlink w:anchor="_Toc242195349" w:history="1">
+      <w:hyperlink w:anchor="_Toc242197455" w:history="1">
         <w:r>
           <w:rPr>
             <w:rStyle w:val="Hyperlink"/>
@@ -2972,7 +2972,7 @@
             <w:noProof/>
             <w:webHidden/>
           </w:rPr>
-          <w:instrText xml:space="preserve"> PAGEREF _Toc242195349 \h </w:instrText>
+          <w:instrText xml:space="preserve"> PAGEREF _Toc242197455 \h </w:instrText>
         </w:r>
         <w:r>
           <w:rPr>
@@ -3022,7 +3022,7 @@
       <w:pPr>
         <w:pStyle w:val="Heading1"/>
       </w:pPr>
-      <w:bookmarkStart w:id="0" w:name="_Toc242195313"/>
+      <w:bookmarkStart w:id="0" w:name="_Toc242197419"/>
       <w:r>
         <w:lastRenderedPageBreak/>
         <w:t>1. Introducción</w:t>
@@ -3033,7 +3033,7 @@
       <w:pPr>
         <w:pStyle w:val="Heading2"/>
       </w:pPr>
-      <w:bookmarkStart w:id="1" w:name="_Toc242195314"/>
+      <w:bookmarkStart w:id="1" w:name="_Toc242197420"/>
       <w:r>
         <w:t>1.1 Propósito del software</w:t>
       </w:r>
@@ -3048,7 +3048,7 @@
       <w:pPr>
         <w:pStyle w:val="Heading2"/>
       </w:pPr>
-      <w:bookmarkStart w:id="2" w:name="_Toc242195315"/>
+      <w:bookmarkStart w:id="2" w:name="_Toc242197421"/>
       <w:r>
         <w:t>1.2 Contexto de desarrollo</w:t>
       </w:r>
@@ -3063,7 +3063,7 @@
       <w:pPr>
         <w:pStyle w:val="Heading2"/>
       </w:pPr>
-      <w:bookmarkStart w:id="3" w:name="_Toc242195316"/>
+      <w:bookmarkStart w:id="3" w:name="_Toc242197422"/>
       <w:r>
         <w:t>1.3 Alcance del documento</w:t>
       </w:r>
@@ -3078,7 +3078,7 @@
       <w:pPr>
         <w:pStyle w:val="Heading1"/>
       </w:pPr>
-      <w:bookmarkStart w:id="4" w:name="_Toc242195317"/>
+      <w:bookmarkStart w:id="4" w:name="_Toc242197423"/>
       <w:r>
         <w:t>2. Arquitectura del sistema</w:t>
       </w:r>
@@ -3088,7 +3088,7 @@
       <w:pPr>
         <w:pStyle w:val="Heading2"/>
       </w:pPr>
-      <w:bookmarkStart w:id="5" w:name="_Toc242195318"/>
+      <w:bookmarkStart w:id="5" w:name="_Toc242197424"/>
       <w:r>
         <w:t>2.1 Descripción de la arquitectura</w:t>
       </w:r>
@@ -3127,7 +3127,7 @@
       <w:pPr>
         <w:pStyle w:val="Heading2"/>
       </w:pPr>
-      <w:bookmarkStart w:id="6" w:name="_Toc242195319"/>
+      <w:bookmarkStart w:id="6" w:name="_Toc242197425"/>
       <w:r>
         <w:lastRenderedPageBreak/>
         <w:t>2.2 Componentes funcionales</w:t>
@@ -3678,7 +3678,7 @@
       <w:pPr>
         <w:pStyle w:val="Heading2"/>
       </w:pPr>
-      <w:bookmarkStart w:id="7" w:name="_Toc242195320"/>
+      <w:bookmarkStart w:id="7" w:name="_Toc242197426"/>
       <w:r>
         <w:t>2.3 Estructura del proyecto</w:t>
       </w:r>
@@ -4647,7 +4647,7 @@
       <w:pPr>
         <w:pStyle w:val="Heading2"/>
       </w:pPr>
-      <w:bookmarkStart w:id="8" w:name="_Toc242195321"/>
+      <w:bookmarkStart w:id="8" w:name="_Toc242197427"/>
       <w:r>
         <w:t>2.4 Flujo general de ejecución</w:t>
       </w:r>
@@ -4662,7 +4662,7 @@
       <w:pPr>
         <w:pStyle w:val="Heading1"/>
       </w:pPr>
-      <w:bookmarkStart w:id="9" w:name="_Toc242195322"/>
+      <w:bookmarkStart w:id="9" w:name="_Toc242197428"/>
       <w:r>
         <w:t>3. Componentes del software</w:t>
       </w:r>
@@ -4672,7 +4672,7 @@
       <w:pPr>
         <w:pStyle w:val="Heading3"/>
       </w:pPr>
-      <w:bookmarkStart w:id="10" w:name="_Toc242195323"/>
+      <w:bookmarkStart w:id="10" w:name="_Toc242197429"/>
       <w:r>
         <w:t>3.1 Registro de intenciones (intents/registry.py)</w:t>
       </w:r>
@@ -4891,7 +4891,7 @@
       <w:pPr>
         <w:pStyle w:val="Heading3"/>
       </w:pPr>
-      <w:bookmarkStart w:id="11" w:name="_Toc242195324"/>
+      <w:bookmarkStart w:id="11" w:name="_Toc242197430"/>
       <w:r>
         <w:lastRenderedPageBreak/>
         <w:t>3.2 Generador de datos (datasets/synthetic.py)</w:t>
@@ -4910,7 +4910,7 @@
       <w:pPr>
         <w:pStyle w:val="Heading3"/>
       </w:pPr>
-      <w:bookmarkStart w:id="12" w:name="_Toc242195325"/>
+      <w:bookmarkStart w:id="12" w:name="_Toc242197431"/>
       <w:r>
         <w:t>3.3 Errores de transcripción simulados (datasets/asr_noise.py)</w:t>
       </w:r>
@@ -4925,7 +4925,7 @@
       <w:pPr>
         <w:pStyle w:val="Heading3"/>
       </w:pPr>
-      <w:bookmarkStart w:id="13" w:name="_Toc242195326"/>
+      <w:bookmarkStart w:id="13" w:name="_Toc242197432"/>
       <w:r>
         <w:t>3.4 Memoria de correcciones (adaptation/memory.py)</w:t>
       </w:r>
@@ -4940,7 +4940,7 @@
       <w:pPr>
         <w:pStyle w:val="Heading3"/>
       </w:pPr>
-      <w:bookmarkStart w:id="14" w:name="_Toc242195327"/>
+      <w:bookmarkStart w:id="14" w:name="_Toc242197433"/>
       <w:r>
         <w:t>3.5 Escritorio simulado (sandbox/desktop.py)</w:t>
       </w:r>
@@ -4955,7 +4955,7 @@
       <w:pPr>
         <w:pStyle w:val="Heading3"/>
       </w:pPr>
-      <w:bookmarkStart w:id="15" w:name="_Toc242195328"/>
+      <w:bookmarkStart w:id="15" w:name="_Toc242197434"/>
       <w:r>
         <w:t>3.6 Interfaz, CLI y API</w:t>
       </w:r>
@@ -4970,7 +4970,7 @@
       <w:pPr>
         <w:pStyle w:val="Heading1"/>
       </w:pPr>
-      <w:bookmarkStart w:id="16" w:name="_Toc242195329"/>
+      <w:bookmarkStart w:id="16" w:name="_Toc242197435"/>
       <w:r>
         <w:t>4. Modelos implementados</w:t>
       </w:r>
@@ -4980,7 +4980,7 @@
       <w:pPr>
         <w:pStyle w:val="Heading2"/>
       </w:pPr>
-      <w:bookmarkStart w:id="17" w:name="_Toc242195330"/>
+      <w:bookmarkStart w:id="17" w:name="_Toc242197436"/>
       <w:r>
         <w:t>4.1 Modelos de intención</w:t>
       </w:r>
@@ -5393,7 +5393,7 @@
       <w:pPr>
         <w:pStyle w:val="Heading2"/>
       </w:pPr>
-      <w:bookmarkStart w:id="18" w:name="_Toc242195331"/>
+      <w:bookmarkStart w:id="18" w:name="_Toc242197437"/>
       <w:r>
         <w:t>4.2 Medidas de incertidumbre</w:t>
       </w:r>
@@ -5755,7 +5755,7 @@
       <w:pPr>
         <w:pStyle w:val="Heading2"/>
       </w:pPr>
-      <w:bookmarkStart w:id="19" w:name="_Toc242195332"/>
+      <w:bookmarkStart w:id="19" w:name="_Toc242197438"/>
       <w:r>
         <w:t>4.3 Detección fuera de dominio</w:t>
       </w:r>
@@ -5770,7 +5770,7 @@
       <w:pPr>
         <w:pStyle w:val="Heading2"/>
       </w:pPr>
-      <w:bookmarkStart w:id="20" w:name="_Toc242195333"/>
+      <w:bookmarkStart w:id="20" w:name="_Toc242197439"/>
       <w:r>
         <w:t>4.4 Calibración</w:t>
       </w:r>
@@ -6188,7 +6188,7 @@
       <w:pPr>
         <w:pStyle w:val="Heading2"/>
       </w:pPr>
-      <w:bookmarkStart w:id="21" w:name="_Toc242195334"/>
+      <w:bookmarkStart w:id="21" w:name="_Toc242197440"/>
       <w:r>
         <w:t>4.5 Decisión según riesgo</w:t>
       </w:r>
@@ -6236,7 +6236,7 @@
       <w:pPr>
         <w:pStyle w:val="Heading2"/>
       </w:pPr>
-      <w:bookmarkStart w:id="22" w:name="_Toc242195335"/>
+      <w:bookmarkStart w:id="22" w:name="_Toc242197441"/>
       <w:r>
         <w:t>4.6 Adaptación incremental</w:t>
       </w:r>
@@ -6262,7 +6262,7 @@
       <w:pPr>
         <w:pStyle w:val="Heading2"/>
       </w:pPr>
-      <w:bookmarkStart w:id="23" w:name="_Toc242195336"/>
+      <w:bookmarkStart w:id="23" w:name="_Toc242197442"/>
       <w:r>
         <w:t>4.7 Baselines</w:t>
       </w:r>
@@ -6277,7 +6277,7 @@
       <w:pPr>
         <w:pStyle w:val="Heading1"/>
       </w:pPr>
-      <w:bookmarkStart w:id="24" w:name="_Toc242195337"/>
+      <w:bookmarkStart w:id="24" w:name="_Toc242197443"/>
       <w:r>
         <w:t>5. Métodos numéricos</w:t>
       </w:r>
@@ -6385,7 +6385,7 @@
       <w:pPr>
         <w:pStyle w:val="Heading1"/>
       </w:pPr>
-      <w:bookmarkStart w:id="25" w:name="_Toc242195338"/>
+      <w:bookmarkStart w:id="25" w:name="_Toc242197444"/>
       <w:r>
         <w:lastRenderedPageBreak/>
         <w:t>6. Experimentos y reproducibilidad</w:t>
@@ -7141,7 +7141,7 @@
       <w:pPr>
         <w:pStyle w:val="Heading1"/>
       </w:pPr>
-      <w:bookmarkStart w:id="26" w:name="_Toc242195339"/>
+      <w:bookmarkStart w:id="26" w:name="_Toc242197445"/>
       <w:r>
         <w:t>7. Métricas</w:t>
       </w:r>
@@ -7199,7 +7199,7 @@
       <w:pPr>
         <w:pStyle w:val="Heading1"/>
       </w:pPr>
-      <w:bookmarkStart w:id="27" w:name="_Toc242195340"/>
+      <w:bookmarkStart w:id="27" w:name="_Toc242197446"/>
       <w:r>
         <w:t>8. Almacenamiento y formatos</w:t>
       </w:r>
@@ -7214,7 +7214,7 @@
       <w:pPr>
         <w:pStyle w:val="Heading1"/>
       </w:pPr>
-      <w:bookmarkStart w:id="28" w:name="_Toc242195341"/>
+      <w:bookmarkStart w:id="28" w:name="_Toc242197447"/>
       <w:r>
         <w:lastRenderedPageBreak/>
         <w:t>9. Parámetros de configuración</w:t>
@@ -8277,7 +8277,7 @@
       <w:pPr>
         <w:pStyle w:val="Heading1"/>
       </w:pPr>
-      <w:bookmarkStart w:id="29" w:name="_Toc242195342"/>
+      <w:bookmarkStart w:id="29" w:name="_Toc242197448"/>
       <w:r>
         <w:t>10. Pruebas</w:t>
       </w:r>
@@ -8295,7 +8295,7 @@
       <w:pPr>
         <w:pStyle w:val="Heading1"/>
       </w:pPr>
-      <w:bookmarkStart w:id="30" w:name="_Toc242195343"/>
+      <w:bookmarkStart w:id="30" w:name="_Toc242197449"/>
       <w:r>
         <w:t>11. Restricciones y limitaciones</w:t>
       </w:r>
@@ -8346,7 +8346,7 @@
       <w:pPr>
         <w:pStyle w:val="Heading1"/>
       </w:pPr>
-      <w:bookmarkStart w:id="31" w:name="_Toc242195344"/>
+      <w:bookmarkStart w:id="31" w:name="_Toc242197450"/>
       <w:r>
         <w:t>12. Despliegue</w:t>
       </w:r>
@@ -8356,7 +8356,7 @@
       <w:pPr>
         <w:pStyle w:val="Heading2"/>
       </w:pPr>
-      <w:bookmarkStart w:id="32" w:name="_Toc242195345"/>
+      <w:bookmarkStart w:id="32" w:name="_Toc242197451"/>
       <w:r>
         <w:t>12.1 Ejecutable para Windows</w:t>
       </w:r>
@@ -8364,14 +8364,14 @@
     </w:p>
     <w:p>
       <w:r>
-        <w:t>tools/build_exe.py ejecuta PyInstaller con packaging/VoxControlResearch.spec (modo carpeta), copia configs y README, verifica que ninguna ruta interna supere 120 caracteres y crea VoxControlResearch_0.1.0_Windows_x64.zip. Tamaño medido: carpeta 375 MB, zip 155 MB.</w:t>
+        <w:t>tools/build_exe.py ejecuta PyInstaller con packaging/VoxControlResearch.spec (modo carpeta), copia configs y README, verifica que ninguna ruta interna supere 120 caracteres y crea VoxControlResearch_1.0.0_Windows_x64.zip. Tamaño medido: carpeta 375 MB, zip 155 MB.</w:t>
       </w:r>
     </w:p>
     <w:p>
       <w:pPr>
         <w:pStyle w:val="Heading2"/>
       </w:pPr>
-      <w:bookmarkStart w:id="33" w:name="_Toc242195346"/>
+      <w:bookmarkStart w:id="33" w:name="_Toc242197452"/>
       <w:r>
         <w:t>12.2 Ejecución desde el código fuente</w:t>
       </w:r>
@@ -8424,7 +8424,7 @@
       <w:pPr>
         <w:pStyle w:val="Heading1"/>
       </w:pPr>
-      <w:bookmarkStart w:id="34" w:name="_Toc242195347"/>
+      <w:bookmarkStart w:id="34" w:name="_Toc242197453"/>
       <w:r>
         <w:t>13. Tecnologías utilizadas</w:t>
       </w:r>
@@ -9071,7 +9071,7 @@
       <w:pPr>
         <w:pStyle w:val="Heading1"/>
       </w:pPr>
-      <w:bookmarkStart w:id="35" w:name="_Toc242195348"/>
+      <w:bookmarkStart w:id="35" w:name="_Toc242197454"/>
       <w:r>
         <w:lastRenderedPageBreak/>
         <w:t>14. Glosario</w:t>
@@ -9454,7 +9454,7 @@
       <w:pPr>
         <w:pStyle w:val="Heading1"/>
       </w:pPr>
-      <w:bookmarkStart w:id="36" w:name="_Toc242195349"/>
+      <w:bookmarkStart w:id="36" w:name="_Toc242197455"/>
       <w:r>
         <w:t>Referencias</w:t>
       </w:r>
@@ -9811,31 +9811,31 @@
       </w:rPr>
     </w:lvl>
   </w:abstractNum>
-  <w:num w:numId="1" w16cid:durableId="1814255513">
+  <w:num w:numId="1" w16cid:durableId="1724283812">
     <w:abstractNumId w:val="8"/>
   </w:num>
-  <w:num w:numId="2" w16cid:durableId="778571523">
+  <w:num w:numId="2" w16cid:durableId="269508278">
     <w:abstractNumId w:val="6"/>
   </w:num>
-  <w:num w:numId="3" w16cid:durableId="739980631">
+  <w:num w:numId="3" w16cid:durableId="1783647627">
     <w:abstractNumId w:val="5"/>
   </w:num>
-  <w:num w:numId="4" w16cid:durableId="313607557">
+  <w:num w:numId="4" w16cid:durableId="688988485">
     <w:abstractNumId w:val="4"/>
   </w:num>
-  <w:num w:numId="5" w16cid:durableId="240678128">
+  <w:num w:numId="5" w16cid:durableId="2142575061">
     <w:abstractNumId w:val="7"/>
   </w:num>
-  <w:num w:numId="6" w16cid:durableId="1837920131">
+  <w:num w:numId="6" w16cid:durableId="844828434">
     <w:abstractNumId w:val="3"/>
   </w:num>
-  <w:num w:numId="7" w16cid:durableId="154879986">
+  <w:num w:numId="7" w16cid:durableId="682365556">
     <w:abstractNumId w:val="2"/>
   </w:num>
-  <w:num w:numId="8" w16cid:durableId="701173627">
+  <w:num w:numId="8" w16cid:durableId="1221283972">
     <w:abstractNumId w:val="1"/>
   </w:num>
-  <w:num w:numId="9" w16cid:durableId="1805779370">
+  <w:num w:numId="9" w16cid:durableId="1011031729">
     <w:abstractNumId w:val="0"/>
   </w:num>
 </w:numbering>
@@ -21235,7 +21235,7 @@
     <w:autoRedefine/>
     <w:uiPriority w:val="39"/>
     <w:unhideWhenUsed/>
-    <w:rsid w:val="00681E2E"/>
+    <w:rsid w:val="00A33355"/>
     <w:pPr>
       <w:spacing w:after="100"/>
     </w:pPr>
@@ -21247,7 +21247,7 @@
     <w:autoRedefine/>
     <w:uiPriority w:val="39"/>
     <w:unhideWhenUsed/>
-    <w:rsid w:val="00681E2E"/>
+    <w:rsid w:val="00A33355"/>
     <w:pPr>
       <w:spacing w:after="100"/>
       <w:ind w:left="220"/>
@@ -21260,7 +21260,7 @@
     <w:autoRedefine/>
     <w:uiPriority w:val="39"/>
     <w:unhideWhenUsed/>
-    <w:rsid w:val="00681E2E"/>
+    <w:rsid w:val="00A33355"/>
     <w:pPr>
       <w:spacing w:after="100"/>
       <w:ind w:left="440"/>
@@ -21271,7 +21271,7 @@
     <w:basedOn w:val="DefaultParagraphFont"/>
     <w:uiPriority w:val="99"/>
     <w:unhideWhenUsed/>
-    <w:rsid w:val="00681E2E"/>
+    <w:rsid w:val="00A33355"/>
     <w:rPr>
       <w:color w:val="0000FF" w:themeColor="hyperlink"/>
       <w:u w:val="single"/>

--- a/manuales/Manual_Tecnico_VoxControlResearch.docx
+++ b/manuales/Manual_Tecnico_VoxControlResearch.docx
@@ -162,7 +162,7 @@
               <w:jc w:val="left"/>
             </w:pPr>
             <w:r>
-              <w:t>2026-10-06</w:t>
+              <w:t>2026-10-07</w:t>
             </w:r>
           </w:p>
         </w:tc>
@@ -198,41 +198,6 @@
             </w:pPr>
             <w:r>
               <w:t>fjburgosf@gmail.com</w:t>
-            </w:r>
-          </w:p>
-        </w:tc>
-      </w:tr>
-      <w:tr>
-        <w:tc>
-          <w:tcPr>
-            <w:tcW w:w="1701" w:type="dxa"/>
-            <w:shd w:val="clear" w:color="auto" w:fill="BDD7EE"/>
-          </w:tcPr>
-          <w:p>
-            <w:pPr>
-              <w:spacing w:before="80" w:after="80"/>
-              <w:jc w:val="left"/>
-            </w:pPr>
-            <w:r>
-              <w:rPr>
-                <w:b/>
-              </w:rPr>
-              <w:t>Repositorio:</w:t>
-            </w:r>
-          </w:p>
-        </w:tc>
-        <w:tc>
-          <w:tcPr>
-            <w:tcW w:w="4819" w:type="dxa"/>
-            <w:shd w:val="clear" w:color="auto" w:fill="FFFFFF"/>
-          </w:tcPr>
-          <w:p>
-            <w:pPr>
-              <w:spacing w:before="80" w:after="80"/>
-              <w:jc w:val="left"/>
-            </w:pPr>
-            <w:r>
-              <w:t>https://github.com/fjburgosf/VoxControlResearch</w:t>
             </w:r>
           </w:p>
         </w:tc>
@@ -281,7 +246,7 @@
       <w:r>
         <w:fldChar w:fldCharType="separate"/>
       </w:r>
-      <w:hyperlink w:anchor="_Toc242197419" w:history="1">
+      <w:hyperlink w:anchor="_Toc242290600" w:history="1">
         <w:r>
           <w:rPr>
             <w:rStyle w:val="Hyperlink"/>
@@ -308,7 +273,7 @@
             <w:noProof/>
             <w:webHidden/>
           </w:rPr>
-          <w:instrText xml:space="preserve"> PAGEREF _Toc242197419 \h </w:instrText>
+          <w:instrText xml:space="preserve"> PAGEREF _Toc242290600 \h </w:instrText>
         </w:r>
         <w:r>
           <w:rPr>
@@ -355,7 +320,7 @@
           <w14:ligatures w14:val="standardContextual"/>
         </w:rPr>
       </w:pPr>
-      <w:hyperlink w:anchor="_Toc242197420" w:history="1">
+      <w:hyperlink w:anchor="_Toc242290601" w:history="1">
         <w:r>
           <w:rPr>
             <w:rStyle w:val="Hyperlink"/>
@@ -382,7 +347,7 @@
             <w:noProof/>
             <w:webHidden/>
           </w:rPr>
-          <w:instrText xml:space="preserve"> PAGEREF _Toc242197420 \h </w:instrText>
+          <w:instrText xml:space="preserve"> PAGEREF _Toc242290601 \h </w:instrText>
         </w:r>
         <w:r>
           <w:rPr>
@@ -429,7 +394,7 @@
           <w14:ligatures w14:val="standardContextual"/>
         </w:rPr>
       </w:pPr>
-      <w:hyperlink w:anchor="_Toc242197421" w:history="1">
+      <w:hyperlink w:anchor="_Toc242290602" w:history="1">
         <w:r>
           <w:rPr>
             <w:rStyle w:val="Hyperlink"/>
@@ -456,7 +421,7 @@
             <w:noProof/>
             <w:webHidden/>
           </w:rPr>
-          <w:instrText xml:space="preserve"> PAGEREF _Toc242197421 \h </w:instrText>
+          <w:instrText xml:space="preserve"> PAGEREF _Toc242290602 \h </w:instrText>
         </w:r>
         <w:r>
           <w:rPr>
@@ -503,7 +468,7 @@
           <w14:ligatures w14:val="standardContextual"/>
         </w:rPr>
       </w:pPr>
-      <w:hyperlink w:anchor="_Toc242197422" w:history="1">
+      <w:hyperlink w:anchor="_Toc242290603" w:history="1">
         <w:r>
           <w:rPr>
             <w:rStyle w:val="Hyperlink"/>
@@ -530,7 +495,7 @@
             <w:noProof/>
             <w:webHidden/>
           </w:rPr>
-          <w:instrText xml:space="preserve"> PAGEREF _Toc242197422 \h </w:instrText>
+          <w:instrText xml:space="preserve"> PAGEREF _Toc242290603 \h </w:instrText>
         </w:r>
         <w:r>
           <w:rPr>
@@ -577,7 +542,7 @@
           <w14:ligatures w14:val="standardContextual"/>
         </w:rPr>
       </w:pPr>
-      <w:hyperlink w:anchor="_Toc242197423" w:history="1">
+      <w:hyperlink w:anchor="_Toc242290604" w:history="1">
         <w:r>
           <w:rPr>
             <w:rStyle w:val="Hyperlink"/>
@@ -604,7 +569,7 @@
             <w:noProof/>
             <w:webHidden/>
           </w:rPr>
-          <w:instrText xml:space="preserve"> PAGEREF _Toc242197423 \h </w:instrText>
+          <w:instrText xml:space="preserve"> PAGEREF _Toc242290604 \h </w:instrText>
         </w:r>
         <w:r>
           <w:rPr>
@@ -651,7 +616,7 @@
           <w14:ligatures w14:val="standardContextual"/>
         </w:rPr>
       </w:pPr>
-      <w:hyperlink w:anchor="_Toc242197424" w:history="1">
+      <w:hyperlink w:anchor="_Toc242290605" w:history="1">
         <w:r>
           <w:rPr>
             <w:rStyle w:val="Hyperlink"/>
@@ -678,7 +643,7 @@
             <w:noProof/>
             <w:webHidden/>
           </w:rPr>
-          <w:instrText xml:space="preserve"> PAGEREF _Toc242197424 \h </w:instrText>
+          <w:instrText xml:space="preserve"> PAGEREF _Toc242290605 \h </w:instrText>
         </w:r>
         <w:r>
           <w:rPr>
@@ -725,7 +690,7 @@
           <w14:ligatures w14:val="standardContextual"/>
         </w:rPr>
       </w:pPr>
-      <w:hyperlink w:anchor="_Toc242197425" w:history="1">
+      <w:hyperlink w:anchor="_Toc242290606" w:history="1">
         <w:r>
           <w:rPr>
             <w:rStyle w:val="Hyperlink"/>
@@ -752,7 +717,7 @@
             <w:noProof/>
             <w:webHidden/>
           </w:rPr>
-          <w:instrText xml:space="preserve"> PAGEREF _Toc242197425 \h </w:instrText>
+          <w:instrText xml:space="preserve"> PAGEREF _Toc242290606 \h </w:instrText>
         </w:r>
         <w:r>
           <w:rPr>
@@ -799,7 +764,7 @@
           <w14:ligatures w14:val="standardContextual"/>
         </w:rPr>
       </w:pPr>
-      <w:hyperlink w:anchor="_Toc242197426" w:history="1">
+      <w:hyperlink w:anchor="_Toc242290607" w:history="1">
         <w:r>
           <w:rPr>
             <w:rStyle w:val="Hyperlink"/>
@@ -826,7 +791,7 @@
             <w:noProof/>
             <w:webHidden/>
           </w:rPr>
-          <w:instrText xml:space="preserve"> PAGEREF _Toc242197426 \h </w:instrText>
+          <w:instrText xml:space="preserve"> PAGEREF _Toc242290607 \h </w:instrText>
         </w:r>
         <w:r>
           <w:rPr>
@@ -873,7 +838,7 @@
           <w14:ligatures w14:val="standardContextual"/>
         </w:rPr>
       </w:pPr>
-      <w:hyperlink w:anchor="_Toc242197427" w:history="1">
+      <w:hyperlink w:anchor="_Toc242290608" w:history="1">
         <w:r>
           <w:rPr>
             <w:rStyle w:val="Hyperlink"/>
@@ -900,7 +865,7 @@
             <w:noProof/>
             <w:webHidden/>
           </w:rPr>
-          <w:instrText xml:space="preserve"> PAGEREF _Toc242197427 \h </w:instrText>
+          <w:instrText xml:space="preserve"> PAGEREF _Toc242290608 \h </w:instrText>
         </w:r>
         <w:r>
           <w:rPr>
@@ -947,7 +912,7 @@
           <w14:ligatures w14:val="standardContextual"/>
         </w:rPr>
       </w:pPr>
-      <w:hyperlink w:anchor="_Toc242197428" w:history="1">
+      <w:hyperlink w:anchor="_Toc242290609" w:history="1">
         <w:r>
           <w:rPr>
             <w:rStyle w:val="Hyperlink"/>
@@ -974,7 +939,7 @@
             <w:noProof/>
             <w:webHidden/>
           </w:rPr>
-          <w:instrText xml:space="preserve"> PAGEREF _Toc242197428 \h </w:instrText>
+          <w:instrText xml:space="preserve"> PAGEREF _Toc242290609 \h </w:instrText>
         </w:r>
         <w:r>
           <w:rPr>
@@ -1021,7 +986,7 @@
           <w14:ligatures w14:val="standardContextual"/>
         </w:rPr>
       </w:pPr>
-      <w:hyperlink w:anchor="_Toc242197429" w:history="1">
+      <w:hyperlink w:anchor="_Toc242290610" w:history="1">
         <w:r>
           <w:rPr>
             <w:rStyle w:val="Hyperlink"/>
@@ -1048,7 +1013,7 @@
             <w:noProof/>
             <w:webHidden/>
           </w:rPr>
-          <w:instrText xml:space="preserve"> PAGEREF _Toc242197429 \h </w:instrText>
+          <w:instrText xml:space="preserve"> PAGEREF _Toc242290610 \h </w:instrText>
         </w:r>
         <w:r>
           <w:rPr>
@@ -1095,7 +1060,7 @@
           <w14:ligatures w14:val="standardContextual"/>
         </w:rPr>
       </w:pPr>
-      <w:hyperlink w:anchor="_Toc242197430" w:history="1">
+      <w:hyperlink w:anchor="_Toc242290611" w:history="1">
         <w:r>
           <w:rPr>
             <w:rStyle w:val="Hyperlink"/>
@@ -1122,7 +1087,7 @@
             <w:noProof/>
             <w:webHidden/>
           </w:rPr>
-          <w:instrText xml:space="preserve"> PAGEREF _Toc242197430 \h </w:instrText>
+          <w:instrText xml:space="preserve"> PAGEREF _Toc242290611 \h </w:instrText>
         </w:r>
         <w:r>
           <w:rPr>
@@ -1169,7 +1134,7 @@
           <w14:ligatures w14:val="standardContextual"/>
         </w:rPr>
       </w:pPr>
-      <w:hyperlink w:anchor="_Toc242197431" w:history="1">
+      <w:hyperlink w:anchor="_Toc242290612" w:history="1">
         <w:r>
           <w:rPr>
             <w:rStyle w:val="Hyperlink"/>
@@ -1196,7 +1161,7 @@
             <w:noProof/>
             <w:webHidden/>
           </w:rPr>
-          <w:instrText xml:space="preserve"> PAGEREF _Toc242197431 \h </w:instrText>
+          <w:instrText xml:space="preserve"> PAGEREF _Toc242290612 \h </w:instrText>
         </w:r>
         <w:r>
           <w:rPr>
@@ -1243,7 +1208,7 @@
           <w14:ligatures w14:val="standardContextual"/>
         </w:rPr>
       </w:pPr>
-      <w:hyperlink w:anchor="_Toc242197432" w:history="1">
+      <w:hyperlink w:anchor="_Toc242290613" w:history="1">
         <w:r>
           <w:rPr>
             <w:rStyle w:val="Hyperlink"/>
@@ -1270,7 +1235,7 @@
             <w:noProof/>
             <w:webHidden/>
           </w:rPr>
-          <w:instrText xml:space="preserve"> PAGEREF _Toc242197432 \h </w:instrText>
+          <w:instrText xml:space="preserve"> PAGEREF _Toc242290613 \h </w:instrText>
         </w:r>
         <w:r>
           <w:rPr>
@@ -1317,7 +1282,7 @@
           <w14:ligatures w14:val="standardContextual"/>
         </w:rPr>
       </w:pPr>
-      <w:hyperlink w:anchor="_Toc242197433" w:history="1">
+      <w:hyperlink w:anchor="_Toc242290614" w:history="1">
         <w:r>
           <w:rPr>
             <w:rStyle w:val="Hyperlink"/>
@@ -1344,7 +1309,7 @@
             <w:noProof/>
             <w:webHidden/>
           </w:rPr>
-          <w:instrText xml:space="preserve"> PAGEREF _Toc242197433 \h </w:instrText>
+          <w:instrText xml:space="preserve"> PAGEREF _Toc242290614 \h </w:instrText>
         </w:r>
         <w:r>
           <w:rPr>
@@ -1391,7 +1356,7 @@
           <w14:ligatures w14:val="standardContextual"/>
         </w:rPr>
       </w:pPr>
-      <w:hyperlink w:anchor="_Toc242197434" w:history="1">
+      <w:hyperlink w:anchor="_Toc242290615" w:history="1">
         <w:r>
           <w:rPr>
             <w:rStyle w:val="Hyperlink"/>
@@ -1418,7 +1383,7 @@
             <w:noProof/>
             <w:webHidden/>
           </w:rPr>
-          <w:instrText xml:space="preserve"> PAGEREF _Toc242197434 \h </w:instrText>
+          <w:instrText xml:space="preserve"> PAGEREF _Toc242290615 \h </w:instrText>
         </w:r>
         <w:r>
           <w:rPr>
@@ -1465,7 +1430,7 @@
           <w14:ligatures w14:val="standardContextual"/>
         </w:rPr>
       </w:pPr>
-      <w:hyperlink w:anchor="_Toc242197435" w:history="1">
+      <w:hyperlink w:anchor="_Toc242290616" w:history="1">
         <w:r>
           <w:rPr>
             <w:rStyle w:val="Hyperlink"/>
@@ -1492,7 +1457,7 @@
             <w:noProof/>
             <w:webHidden/>
           </w:rPr>
-          <w:instrText xml:space="preserve"> PAGEREF _Toc242197435 \h </w:instrText>
+          <w:instrText xml:space="preserve"> PAGEREF _Toc242290616 \h </w:instrText>
         </w:r>
         <w:r>
           <w:rPr>
@@ -1539,7 +1504,7 @@
           <w14:ligatures w14:val="standardContextual"/>
         </w:rPr>
       </w:pPr>
-      <w:hyperlink w:anchor="_Toc242197436" w:history="1">
+      <w:hyperlink w:anchor="_Toc242290617" w:history="1">
         <w:r>
           <w:rPr>
             <w:rStyle w:val="Hyperlink"/>
@@ -1566,7 +1531,7 @@
             <w:noProof/>
             <w:webHidden/>
           </w:rPr>
-          <w:instrText xml:space="preserve"> PAGEREF _Toc242197436 \h </w:instrText>
+          <w:instrText xml:space="preserve"> PAGEREF _Toc242290617 \h </w:instrText>
         </w:r>
         <w:r>
           <w:rPr>
@@ -1613,7 +1578,7 @@
           <w14:ligatures w14:val="standardContextual"/>
         </w:rPr>
       </w:pPr>
-      <w:hyperlink w:anchor="_Toc242197437" w:history="1">
+      <w:hyperlink w:anchor="_Toc242290618" w:history="1">
         <w:r>
           <w:rPr>
             <w:rStyle w:val="Hyperlink"/>
@@ -1640,7 +1605,7 @@
             <w:noProof/>
             <w:webHidden/>
           </w:rPr>
-          <w:instrText xml:space="preserve"> PAGEREF _Toc242197437 \h </w:instrText>
+          <w:instrText xml:space="preserve"> PAGEREF _Toc242290618 \h </w:instrText>
         </w:r>
         <w:r>
           <w:rPr>
@@ -1687,7 +1652,7 @@
           <w14:ligatures w14:val="standardContextual"/>
         </w:rPr>
       </w:pPr>
-      <w:hyperlink w:anchor="_Toc242197438" w:history="1">
+      <w:hyperlink w:anchor="_Toc242290619" w:history="1">
         <w:r>
           <w:rPr>
             <w:rStyle w:val="Hyperlink"/>
@@ -1714,7 +1679,7 @@
             <w:noProof/>
             <w:webHidden/>
           </w:rPr>
-          <w:instrText xml:space="preserve"> PAGEREF _Toc242197438 \h </w:instrText>
+          <w:instrText xml:space="preserve"> PAGEREF _Toc242290619 \h </w:instrText>
         </w:r>
         <w:r>
           <w:rPr>
@@ -1761,7 +1726,7 @@
           <w14:ligatures w14:val="standardContextual"/>
         </w:rPr>
       </w:pPr>
-      <w:hyperlink w:anchor="_Toc242197439" w:history="1">
+      <w:hyperlink w:anchor="_Toc242290620" w:history="1">
         <w:r>
           <w:rPr>
             <w:rStyle w:val="Hyperlink"/>
@@ -1788,7 +1753,7 @@
             <w:noProof/>
             <w:webHidden/>
           </w:rPr>
-          <w:instrText xml:space="preserve"> PAGEREF _Toc242197439 \h </w:instrText>
+          <w:instrText xml:space="preserve"> PAGEREF _Toc242290620 \h </w:instrText>
         </w:r>
         <w:r>
           <w:rPr>
@@ -1835,7 +1800,7 @@
           <w14:ligatures w14:val="standardContextual"/>
         </w:rPr>
       </w:pPr>
-      <w:hyperlink w:anchor="_Toc242197440" w:history="1">
+      <w:hyperlink w:anchor="_Toc242290621" w:history="1">
         <w:r>
           <w:rPr>
             <w:rStyle w:val="Hyperlink"/>
@@ -1862,7 +1827,7 @@
             <w:noProof/>
             <w:webHidden/>
           </w:rPr>
-          <w:instrText xml:space="preserve"> PAGEREF _Toc242197440 \h </w:instrText>
+          <w:instrText xml:space="preserve"> PAGEREF _Toc242290621 \h </w:instrText>
         </w:r>
         <w:r>
           <w:rPr>
@@ -1909,7 +1874,7 @@
           <w14:ligatures w14:val="standardContextual"/>
         </w:rPr>
       </w:pPr>
-      <w:hyperlink w:anchor="_Toc242197441" w:history="1">
+      <w:hyperlink w:anchor="_Toc242290622" w:history="1">
         <w:r>
           <w:rPr>
             <w:rStyle w:val="Hyperlink"/>
@@ -1936,7 +1901,7 @@
             <w:noProof/>
             <w:webHidden/>
           </w:rPr>
-          <w:instrText xml:space="preserve"> PAGEREF _Toc242197441 \h </w:instrText>
+          <w:instrText xml:space="preserve"> PAGEREF _Toc242290622 \h </w:instrText>
         </w:r>
         <w:r>
           <w:rPr>
@@ -1983,7 +1948,7 @@
           <w14:ligatures w14:val="standardContextual"/>
         </w:rPr>
       </w:pPr>
-      <w:hyperlink w:anchor="_Toc242197442" w:history="1">
+      <w:hyperlink w:anchor="_Toc242290623" w:history="1">
         <w:r>
           <w:rPr>
             <w:rStyle w:val="Hyperlink"/>
@@ -2010,7 +1975,7 @@
             <w:noProof/>
             <w:webHidden/>
           </w:rPr>
-          <w:instrText xml:space="preserve"> PAGEREF _Toc242197442 \h </w:instrText>
+          <w:instrText xml:space="preserve"> PAGEREF _Toc242290623 \h </w:instrText>
         </w:r>
         <w:r>
           <w:rPr>
@@ -2057,7 +2022,7 @@
           <w14:ligatures w14:val="standardContextual"/>
         </w:rPr>
       </w:pPr>
-      <w:hyperlink w:anchor="_Toc242197443" w:history="1">
+      <w:hyperlink w:anchor="_Toc242290624" w:history="1">
         <w:r>
           <w:rPr>
             <w:rStyle w:val="Hyperlink"/>
@@ -2084,7 +2049,7 @@
             <w:noProof/>
             <w:webHidden/>
           </w:rPr>
-          <w:instrText xml:space="preserve"> PAGEREF _Toc242197443 \h </w:instrText>
+          <w:instrText xml:space="preserve"> PAGEREF _Toc242290624 \h </w:instrText>
         </w:r>
         <w:r>
           <w:rPr>
@@ -2131,7 +2096,7 @@
           <w14:ligatures w14:val="standardContextual"/>
         </w:rPr>
       </w:pPr>
-      <w:hyperlink w:anchor="_Toc242197444" w:history="1">
+      <w:hyperlink w:anchor="_Toc242290625" w:history="1">
         <w:r>
           <w:rPr>
             <w:rStyle w:val="Hyperlink"/>
@@ -2158,7 +2123,7 @@
             <w:noProof/>
             <w:webHidden/>
           </w:rPr>
-          <w:instrText xml:space="preserve"> PAGEREF _Toc242197444 \h </w:instrText>
+          <w:instrText xml:space="preserve"> PAGEREF _Toc242290625 \h </w:instrText>
         </w:r>
         <w:r>
           <w:rPr>
@@ -2205,7 +2170,7 @@
           <w14:ligatures w14:val="standardContextual"/>
         </w:rPr>
       </w:pPr>
-      <w:hyperlink w:anchor="_Toc242197445" w:history="1">
+      <w:hyperlink w:anchor="_Toc242290626" w:history="1">
         <w:r>
           <w:rPr>
             <w:rStyle w:val="Hyperlink"/>
@@ -2232,7 +2197,7 @@
             <w:noProof/>
             <w:webHidden/>
           </w:rPr>
-          <w:instrText xml:space="preserve"> PAGEREF _Toc242197445 \h </w:instrText>
+          <w:instrText xml:space="preserve"> PAGEREF _Toc242290626 \h </w:instrText>
         </w:r>
         <w:r>
           <w:rPr>
@@ -2279,7 +2244,7 @@
           <w14:ligatures w14:val="standardContextual"/>
         </w:rPr>
       </w:pPr>
-      <w:hyperlink w:anchor="_Toc242197446" w:history="1">
+      <w:hyperlink w:anchor="_Toc242290627" w:history="1">
         <w:r>
           <w:rPr>
             <w:rStyle w:val="Hyperlink"/>
@@ -2306,7 +2271,7 @@
             <w:noProof/>
             <w:webHidden/>
           </w:rPr>
-          <w:instrText xml:space="preserve"> PAGEREF _Toc242197446 \h </w:instrText>
+          <w:instrText xml:space="preserve"> PAGEREF _Toc242290627 \h </w:instrText>
         </w:r>
         <w:r>
           <w:rPr>
@@ -2353,7 +2318,7 @@
           <w14:ligatures w14:val="standardContextual"/>
         </w:rPr>
       </w:pPr>
-      <w:hyperlink w:anchor="_Toc242197447" w:history="1">
+      <w:hyperlink w:anchor="_Toc242290628" w:history="1">
         <w:r>
           <w:rPr>
             <w:rStyle w:val="Hyperlink"/>
@@ -2380,7 +2345,7 @@
             <w:noProof/>
             <w:webHidden/>
           </w:rPr>
-          <w:instrText xml:space="preserve"> PAGEREF _Toc242197447 \h </w:instrText>
+          <w:instrText xml:space="preserve"> PAGEREF _Toc242290628 \h </w:instrText>
         </w:r>
         <w:r>
           <w:rPr>
@@ -2427,7 +2392,7 @@
           <w14:ligatures w14:val="standardContextual"/>
         </w:rPr>
       </w:pPr>
-      <w:hyperlink w:anchor="_Toc242197448" w:history="1">
+      <w:hyperlink w:anchor="_Toc242290629" w:history="1">
         <w:r>
           <w:rPr>
             <w:rStyle w:val="Hyperlink"/>
@@ -2454,7 +2419,7 @@
             <w:noProof/>
             <w:webHidden/>
           </w:rPr>
-          <w:instrText xml:space="preserve"> PAGEREF _Toc242197448 \h </w:instrText>
+          <w:instrText xml:space="preserve"> PAGEREF _Toc242290629 \h </w:instrText>
         </w:r>
         <w:r>
           <w:rPr>
@@ -2501,7 +2466,7 @@
           <w14:ligatures w14:val="standardContextual"/>
         </w:rPr>
       </w:pPr>
-      <w:hyperlink w:anchor="_Toc242197449" w:history="1">
+      <w:hyperlink w:anchor="_Toc242290630" w:history="1">
         <w:r>
           <w:rPr>
             <w:rStyle w:val="Hyperlink"/>
@@ -2528,7 +2493,7 @@
             <w:noProof/>
             <w:webHidden/>
           </w:rPr>
-          <w:instrText xml:space="preserve"> PAGEREF _Toc242197449 \h </w:instrText>
+          <w:instrText xml:space="preserve"> PAGEREF _Toc242290630 \h </w:instrText>
         </w:r>
         <w:r>
           <w:rPr>
@@ -2575,7 +2540,7 @@
           <w14:ligatures w14:val="standardContextual"/>
         </w:rPr>
       </w:pPr>
-      <w:hyperlink w:anchor="_Toc242197450" w:history="1">
+      <w:hyperlink w:anchor="_Toc242290631" w:history="1">
         <w:r>
           <w:rPr>
             <w:rStyle w:val="Hyperlink"/>
@@ -2602,7 +2567,7 @@
             <w:noProof/>
             <w:webHidden/>
           </w:rPr>
-          <w:instrText xml:space="preserve"> PAGEREF _Toc242197450 \h </w:instrText>
+          <w:instrText xml:space="preserve"> PAGEREF _Toc242290631 \h </w:instrText>
         </w:r>
         <w:r>
           <w:rPr>
@@ -2649,7 +2614,7 @@
           <w14:ligatures w14:val="standardContextual"/>
         </w:rPr>
       </w:pPr>
-      <w:hyperlink w:anchor="_Toc242197451" w:history="1">
+      <w:hyperlink w:anchor="_Toc242290632" w:history="1">
         <w:r>
           <w:rPr>
             <w:rStyle w:val="Hyperlink"/>
@@ -2676,7 +2641,7 @@
             <w:noProof/>
             <w:webHidden/>
           </w:rPr>
-          <w:instrText xml:space="preserve"> PAGEREF _Toc242197451 \h </w:instrText>
+          <w:instrText xml:space="preserve"> PAGEREF _Toc242290632 \h </w:instrText>
         </w:r>
         <w:r>
           <w:rPr>
@@ -2723,7 +2688,7 @@
           <w14:ligatures w14:val="standardContextual"/>
         </w:rPr>
       </w:pPr>
-      <w:hyperlink w:anchor="_Toc242197452" w:history="1">
+      <w:hyperlink w:anchor="_Toc242290633" w:history="1">
         <w:r>
           <w:rPr>
             <w:rStyle w:val="Hyperlink"/>
@@ -2750,7 +2715,7 @@
             <w:noProof/>
             <w:webHidden/>
           </w:rPr>
-          <w:instrText xml:space="preserve"> PAGEREF _Toc242197452 \h </w:instrText>
+          <w:instrText xml:space="preserve"> PAGEREF _Toc242290633 \h </w:instrText>
         </w:r>
         <w:r>
           <w:rPr>
@@ -2797,7 +2762,7 @@
           <w14:ligatures w14:val="standardContextual"/>
         </w:rPr>
       </w:pPr>
-      <w:hyperlink w:anchor="_Toc242197453" w:history="1">
+      <w:hyperlink w:anchor="_Toc242290634" w:history="1">
         <w:r>
           <w:rPr>
             <w:rStyle w:val="Hyperlink"/>
@@ -2824,7 +2789,7 @@
             <w:noProof/>
             <w:webHidden/>
           </w:rPr>
-          <w:instrText xml:space="preserve"> PAGEREF _Toc242197453 \h </w:instrText>
+          <w:instrText xml:space="preserve"> PAGEREF _Toc242290634 \h </w:instrText>
         </w:r>
         <w:r>
           <w:rPr>
@@ -2871,7 +2836,7 @@
           <w14:ligatures w14:val="standardContextual"/>
         </w:rPr>
       </w:pPr>
-      <w:hyperlink w:anchor="_Toc242197454" w:history="1">
+      <w:hyperlink w:anchor="_Toc242290635" w:history="1">
         <w:r>
           <w:rPr>
             <w:rStyle w:val="Hyperlink"/>
@@ -2898,7 +2863,7 @@
             <w:noProof/>
             <w:webHidden/>
           </w:rPr>
-          <w:instrText xml:space="preserve"> PAGEREF _Toc242197454 \h </w:instrText>
+          <w:instrText xml:space="preserve"> PAGEREF _Toc242290635 \h </w:instrText>
         </w:r>
         <w:r>
           <w:rPr>
@@ -2945,7 +2910,7 @@
           <w14:ligatures w14:val="standardContextual"/>
         </w:rPr>
       </w:pPr>
-      <w:hyperlink w:anchor="_Toc242197455" w:history="1">
+      <w:hyperlink w:anchor="_Toc242290636" w:history="1">
         <w:r>
           <w:rPr>
             <w:rStyle w:val="Hyperlink"/>
@@ -2972,7 +2937,7 @@
             <w:noProof/>
             <w:webHidden/>
           </w:rPr>
-          <w:instrText xml:space="preserve"> PAGEREF _Toc242197455 \h </w:instrText>
+          <w:instrText xml:space="preserve"> PAGEREF _Toc242290636 \h </w:instrText>
         </w:r>
         <w:r>
           <w:rPr>
@@ -3022,7 +2987,7 @@
       <w:pPr>
         <w:pStyle w:val="Heading1"/>
       </w:pPr>
-      <w:bookmarkStart w:id="0" w:name="_Toc242197419"/>
+      <w:bookmarkStart w:id="0" w:name="_Toc242290600"/>
       <w:r>
         <w:lastRenderedPageBreak/>
         <w:t>1. Introducción</w:t>
@@ -3033,7 +2998,7 @@
       <w:pPr>
         <w:pStyle w:val="Heading2"/>
       </w:pPr>
-      <w:bookmarkStart w:id="1" w:name="_Toc242197420"/>
+      <w:bookmarkStart w:id="1" w:name="_Toc242290601"/>
       <w:r>
         <w:t>1.1 Propósito del software</w:t>
       </w:r>
@@ -3048,7 +3013,7 @@
       <w:pPr>
         <w:pStyle w:val="Heading2"/>
       </w:pPr>
-      <w:bookmarkStart w:id="2" w:name="_Toc242197421"/>
+      <w:bookmarkStart w:id="2" w:name="_Toc242290602"/>
       <w:r>
         <w:t>1.2 Contexto de desarrollo</w:t>
       </w:r>
@@ -3063,7 +3028,7 @@
       <w:pPr>
         <w:pStyle w:val="Heading2"/>
       </w:pPr>
-      <w:bookmarkStart w:id="3" w:name="_Toc242197422"/>
+      <w:bookmarkStart w:id="3" w:name="_Toc242290603"/>
       <w:r>
         <w:t>1.3 Alcance del documento</w:t>
       </w:r>
@@ -3078,7 +3043,7 @@
       <w:pPr>
         <w:pStyle w:val="Heading1"/>
       </w:pPr>
-      <w:bookmarkStart w:id="4" w:name="_Toc242197423"/>
+      <w:bookmarkStart w:id="4" w:name="_Toc242290604"/>
       <w:r>
         <w:t>2. Arquitectura del sistema</w:t>
       </w:r>
@@ -3088,7 +3053,7 @@
       <w:pPr>
         <w:pStyle w:val="Heading2"/>
       </w:pPr>
-      <w:bookmarkStart w:id="5" w:name="_Toc242197424"/>
+      <w:bookmarkStart w:id="5" w:name="_Toc242290605"/>
       <w:r>
         <w:t>2.1 Descripción de la arquitectura</w:t>
       </w:r>
@@ -3127,7 +3092,7 @@
       <w:pPr>
         <w:pStyle w:val="Heading2"/>
       </w:pPr>
-      <w:bookmarkStart w:id="6" w:name="_Toc242197425"/>
+      <w:bookmarkStart w:id="6" w:name="_Toc242290606"/>
       <w:r>
         <w:lastRenderedPageBreak/>
         <w:t>2.2 Componentes funcionales</w:t>
@@ -3459,7 +3424,7 @@
               <w:rPr>
                 <w:sz w:val="20"/>
               </w:rPr>
-              <w:t>Temperatura, isotónica, Platt y fusión; selección por validación cruzada.</w:t>
+              <w:t>Temperatura, isotónica, Platt y fusión. Selección por validación cruzada.</w:t>
             </w:r>
           </w:p>
         </w:tc>
@@ -3501,7 +3466,7 @@
               <w:rPr>
                 <w:sz w:val="20"/>
               </w:rPr>
-              <w:t>Costo esperado por decisión; baselines B1–B4.</w:t>
+              <w:t>Costo esperado por decisión. Baselines B1–B4.</w:t>
             </w:r>
           </w:p>
         </w:tc>
@@ -3543,7 +3508,7 @@
               <w:rPr>
                 <w:sz w:val="20"/>
               </w:rPr>
-              <w:t>Memoria de correcciones por usuario; buffers de replay para comparación.</w:t>
+              <w:t>Memoria de correcciones por usuario. Buffers de replay para comparación.</w:t>
             </w:r>
           </w:p>
         </w:tc>
@@ -3585,7 +3550,7 @@
               <w:rPr>
                 <w:sz w:val="20"/>
               </w:rPr>
-              <w:t>Extracción y validación de slots; escritorio simulado con lista blanca.</w:t>
+              <w:t>Extracción y validación de slots. Escritorio simulado con lista blanca.</w:t>
             </w:r>
           </w:p>
         </w:tc>
@@ -3678,7 +3643,7 @@
       <w:pPr>
         <w:pStyle w:val="Heading2"/>
       </w:pPr>
-      <w:bookmarkStart w:id="7" w:name="_Toc242197426"/>
+      <w:bookmarkStart w:id="7" w:name="_Toc242290607"/>
       <w:r>
         <w:t>2.3 Estructura del proyecto</w:t>
       </w:r>
@@ -4647,7 +4612,7 @@
       <w:pPr>
         <w:pStyle w:val="Heading2"/>
       </w:pPr>
-      <w:bookmarkStart w:id="8" w:name="_Toc242197427"/>
+      <w:bookmarkStart w:id="8" w:name="_Toc242290608"/>
       <w:r>
         <w:t>2.4 Flujo general de ejecución</w:t>
       </w:r>
@@ -4655,14 +4620,14 @@
     </w:p>
     <w:p>
       <w:r>
-        <w:t>UCIL.fit entrena el predictor y el embedding LSA con el conjunto de entrenamiento; con el conjunto de calibración (órdenes del dominio y peticiones OOD de temas distintos a los de prueba) ajusta la temperatura, los detectores OOD y su fusión (con puntajes fuera de pliegue), selecciona el calibrador y ajusta el modelo de P(dentro del dominio). UCIL.evidence calcula todas las señales para un lote; UCIL.decide aplica el enrutador por riesgo; UCIL.process_text añade la validación de slots y la explicación.</w:t>
+        <w:t>UCIL.fit entrena el predictor y el embedding LSA con el conjunto de entrenamiento. Con el conjunto de calibración (órdenes del dominio y peticiones OOD de temas distintos a los de prueba) ajusta la temperatura, los detectores OOD y su fusión (con puntajes fuera de pliegue), selecciona el calibrador y ajusta el modelo de P(dentro del dominio). UCIL.evidence calcula todas las señales para un lote. UCIL.decide aplica el enrutador por riesgo. UCIL.process_text añade la validación de slots y la explicación.</w:t>
       </w:r>
     </w:p>
     <w:p>
       <w:pPr>
         <w:pStyle w:val="Heading1"/>
       </w:pPr>
-      <w:bookmarkStart w:id="9" w:name="_Toc242197428"/>
+      <w:bookmarkStart w:id="9" w:name="_Toc242290609"/>
       <w:r>
         <w:t>3. Componentes del software</w:t>
       </w:r>
@@ -4672,7 +4637,7 @@
       <w:pPr>
         <w:pStyle w:val="Heading3"/>
       </w:pPr>
-      <w:bookmarkStart w:id="10" w:name="_Toc242197429"/>
+      <w:bookmarkStart w:id="10" w:name="_Toc242290610"/>
       <w:r>
         <w:t>3.1 Registro de intenciones (intents/registry.py)</w:t>
       </w:r>
@@ -4891,7 +4856,7 @@
       <w:pPr>
         <w:pStyle w:val="Heading3"/>
       </w:pPr>
-      <w:bookmarkStart w:id="11" w:name="_Toc242197430"/>
+      <w:bookmarkStart w:id="11" w:name="_Toc242290611"/>
       <w:r>
         <w:lastRenderedPageBreak/>
         <w:t>3.2 Generador de datos (datasets/synthetic.py)</w:t>
@@ -4900,7 +4865,7 @@
     </w:p>
     <w:p>
       <w:r>
-        <w:t>Para cada intención e idioma, las plantillas de niveles 0–1 se reparten 60/15/25 % entre entrenamiento, calibración y prueba, y las de niveles 2–3 se reparten 40/60 % entre calibración y prueba; ninguna plantilla aparece en dos divisiones y los niveles 2–3 nunca se entrenan. Cada plantilla genera variantes con entidades y marcadores de discurso. Los temas OOD se reparten entre calibración y prueba (un tema cercano a calibración y dos a prueba; dos lejanos a cada una). Tamaños con la configuración por defect</w:t>
+        <w:t>Para cada intención e idioma, las plantillas de niveles 0–1 se reparten 60/15/25 % entre entrenamiento, calibración y prueba, y las de niveles 2–3 se reparten 40/60 % entre calibración y prueba. Ninguna plantilla aparece en dos divisiones y los niveles 2–3 nunca se entrenan. Cada plantilla genera variantes con entidades y marcadores de discurso. Los temas OOD se reparten entre calibración y prueba (un tema cercano a calibración y dos a prueba, dos lejanos a cada una). Tamaños con la configuración por defect</w:t>
       </w:r>
       <w:r>
         <w:t>o en las semillas de evaluación: entrenamiento 1088, calibración 510, prueba 765, OOD de calibración 68–79, OOD de prueba 97–108, órdenes ambiguas 38, destinos ambiguos 14.</w:t>
@@ -4910,7 +4875,7 @@
       <w:pPr>
         <w:pStyle w:val="Heading3"/>
       </w:pPr>
-      <w:bookmarkStart w:id="12" w:name="_Toc242197431"/>
+      <w:bookmarkStart w:id="12" w:name="_Toc242290612"/>
       <w:r>
         <w:t>3.3 Errores de transcripción simulados (datasets/asr_noise.py)</w:t>
       </w:r>
@@ -4918,14 +4883,14 @@
     </w:p>
     <w:p>
       <w:r>
-        <w:t>Con probabilidad r por palabra aplica una sustitución fonética (b/v, s/z/c, ll/y, h muda, g/j, tildes en español; grafías equivalentes en inglés), una edición de caracteres, una eliminación o una unión de palabras. Son aproximaciones documentadas, no la distribución de errores de un reconocedor concreto.</w:t>
+        <w:t>Con probabilidad r por palabra aplica una sustitución fonética (b/v, s/z/c, ll/y, h muda, g/j, tildes en español, grafías equivalentes en inglés), una edición de caracteres, una eliminación o una unión de palabras. Son aproximaciones documentadas, no la distribución de errores de un reconocedor concreto.</w:t>
       </w:r>
     </w:p>
     <w:p>
       <w:pPr>
         <w:pStyle w:val="Heading3"/>
       </w:pPr>
-      <w:bookmarkStart w:id="13" w:name="_Toc242197432"/>
+      <w:bookmarkStart w:id="13" w:name="_Toc242290613"/>
       <w:r>
         <w:t>3.4 Memoria de correcciones (adaptation/memory.py)</w:t>
       </w:r>
@@ -4940,7 +4905,7 @@
       <w:pPr>
         <w:pStyle w:val="Heading3"/>
       </w:pPr>
-      <w:bookmarkStart w:id="14" w:name="_Toc242197433"/>
+      <w:bookmarkStart w:id="14" w:name="_Toc242290614"/>
       <w:r>
         <w:t>3.5 Escritorio simulado (sandbox/desktop.py)</w:t>
       </w:r>
@@ -4955,7 +4920,7 @@
       <w:pPr>
         <w:pStyle w:val="Heading3"/>
       </w:pPr>
-      <w:bookmarkStart w:id="15" w:name="_Toc242197434"/>
+      <w:bookmarkStart w:id="15" w:name="_Toc242290615"/>
       <w:r>
         <w:t>3.6 Interfaz, CLI y API</w:t>
       </w:r>
@@ -4963,14 +4928,14 @@
     </w:p>
     <w:p>
       <w:r>
-        <w:t>gui/app.py implementa siete pestañas, el menú de ejemplos, el tutorial y el cambio de idioma; las tareas largas se ejecutan en hilos que reciben solo valores simples y devuelven resultados por una cola, y los errores se muestran en diálogos. cli.py ofrece predict, audio, benchmark, calibrate, analyze, example, gui y selftest. api.VoxModel ofrece train, load, save, process_text, process_audio, execute y correct.</w:t>
+        <w:t>gui/app.py implementa siete pestañas, el menú de ejemplos, el tutorial y el cambio de idioma. Las tareas largas se ejecutan en hilos que reciben solo valores simples y devuelven resultados por una cola, y los errores se muestran en diálogos. cli.py ofrece predict, audio, benchmark, calibrate, analyze, example, gui y selftest. api.VoxModel ofrece train, load, save, process_text, process_audio, execute y correct.</w:t>
       </w:r>
     </w:p>
     <w:p>
       <w:pPr>
         <w:pStyle w:val="Heading1"/>
       </w:pPr>
-      <w:bookmarkStart w:id="16" w:name="_Toc242197435"/>
+      <w:bookmarkStart w:id="16" w:name="_Toc242290616"/>
       <w:r>
         <w:t>4. Modelos implementados</w:t>
       </w:r>
@@ -4980,7 +4945,7 @@
       <w:pPr>
         <w:pStyle w:val="Heading2"/>
       </w:pPr>
-      <w:bookmarkStart w:id="17" w:name="_Toc242197436"/>
+      <w:bookmarkStart w:id="17" w:name="_Toc242290617"/>
       <w:r>
         <w:t>4.1 Modelos de intención</w:t>
       </w:r>
@@ -5393,7 +5358,7 @@
       <w:pPr>
         <w:pStyle w:val="Heading2"/>
       </w:pPr>
-      <w:bookmarkStart w:id="18" w:name="_Toc242197437"/>
+      <w:bookmarkStart w:id="18" w:name="_Toc242290618"/>
       <w:r>
         <w:t>4.2 Medidas de incertidumbre</w:t>
       </w:r>
@@ -5755,7 +5720,7 @@
       <w:pPr>
         <w:pStyle w:val="Heading2"/>
       </w:pPr>
-      <w:bookmarkStart w:id="19" w:name="_Toc242197438"/>
+      <w:bookmarkStart w:id="19" w:name="_Toc242290619"/>
       <w:r>
         <w:t>4.3 Detección fuera de dominio</w:t>
       </w:r>
@@ -5763,14 +5728,14 @@
     </w:p>
     <w:p>
       <w:r>
-        <w:t>Puntajes (mayor = más OOD): MSP 1 − max p; energía −T log Σ exp(z/T); distancia coseno al k-ésimo vecino (k = 5) y al prototipo más cercano en el espacio LSA; Mahalanobis mínima con covarianza compartida de Ledoit–Wolf; fracción de palabras fuera del vocabulario de entrenamiento; y una fusión logística de todos. El puntaje elegido se estandariza con la media y desviación de las órdenes del dominio de calibración.</w:t>
+        <w:t>Puntajes (mayor = más OOD): MSP 1 − max p, energía −T log Σ exp(z/T), distancia coseno al k-ésimo vecino (k = 5) y al prototipo más cercano en el espacio LSA, Mahalanobis mínima con covarianza compartida de Ledoit–Wolf, fracción de palabras fuera del vocabulario de entrenamiento, y una fusión logística de todos. El puntaje elegido se estandariza con la media y desviación de las órdenes del dominio de calibración.</w:t>
       </w:r>
     </w:p>
     <w:p>
       <w:pPr>
         <w:pStyle w:val="Heading2"/>
       </w:pPr>
-      <w:bookmarkStart w:id="20" w:name="_Toc242197439"/>
+      <w:bookmarkStart w:id="20" w:name="_Toc242290620"/>
       <w:r>
         <w:t>4.4 Calibración</w:t>
       </w:r>
@@ -6188,7 +6153,7 @@
       <w:pPr>
         <w:pStyle w:val="Heading2"/>
       </w:pPr>
-      <w:bookmarkStart w:id="21" w:name="_Toc242197440"/>
+      <w:bookmarkStart w:id="21" w:name="_Toc242290621"/>
       <w:r>
         <w:t>4.5 Decisión según riesgo</w:t>
       </w:r>
@@ -6229,14 +6194,14 @@
     </w:p>
     <w:p>
       <w:r>
-        <w:t>p = P(ejecución correcta | x), π = P(dentro del dominio | x). Costos realizados en la evaluación: ejecutar correctamente 0; ejecutar mal o una petición OOD C_err(acción); confirmar C_confirm más C_reject si la predicción era errónea; rechazar C_reject si la petición era del dominio y 0 si era OOD.</w:t>
+        <w:t>p = P(ejecución correcta | x), π = P(dentro del dominio | x). Costos realizados en la evaluación: ejecutar correctamente 0. Ejecutar mal o una petición OOD C_err(acción). Confirmar C_confirm más C_reject si la predicción era errónea. Rechazar C_reject si la petición era del dominio y 0 si era OOD.</w:t>
       </w:r>
     </w:p>
     <w:p>
       <w:pPr>
         <w:pStyle w:val="Heading2"/>
       </w:pPr>
-      <w:bookmarkStart w:id="22" w:name="_Toc242197441"/>
+      <w:bookmarkStart w:id="22" w:name="_Toc242290622"/>
       <w:r>
         <w:t>4.6 Adaptación incremental</w:t>
       </w:r>
@@ -6262,7 +6227,7 @@
       <w:pPr>
         <w:pStyle w:val="Heading2"/>
       </w:pPr>
-      <w:bookmarkStart w:id="23" w:name="_Toc242197442"/>
+      <w:bookmarkStart w:id="23" w:name="_Toc242290623"/>
       <w:r>
         <w:t>4.7 Baselines</w:t>
       </w:r>
@@ -6277,7 +6242,7 @@
       <w:pPr>
         <w:pStyle w:val="Heading1"/>
       </w:pPr>
-      <w:bookmarkStart w:id="24" w:name="_Toc242197443"/>
+      <w:bookmarkStart w:id="24" w:name="_Toc242290624"/>
       <w:r>
         <w:t>5. Métodos numéricos</w:t>
       </w:r>
@@ -6378,14 +6343,14 @@
         <w:t xml:space="preserve">Intervalos: </w:t>
       </w:r>
       <w:r>
-        <w:t>media ± t(0.975, n−1)·DE/√n entre semillas; diferencias pareadas por semilla con d_z de Cohen y prueba de Wilcoxon como información secundaria.</w:t>
+        <w:t>media ± t(0.975, n−1)·DE/√n entre semillas. Diferencias pareadas por semilla con d_z de Cohen y prueba de Wilcoxon como información secundaria.</w:t>
       </w:r>
     </w:p>
     <w:p>
       <w:pPr>
         <w:pStyle w:val="Heading1"/>
       </w:pPr>
-      <w:bookmarkStart w:id="25" w:name="_Toc242197444"/>
+      <w:bookmarkStart w:id="25" w:name="_Toc242290625"/>
       <w:r>
         <w:lastRenderedPageBreak/>
         <w:t>6. Experimentos y reproducibilidad</w:t>
@@ -7141,7 +7106,7 @@
       <w:pPr>
         <w:pStyle w:val="Heading1"/>
       </w:pPr>
-      <w:bookmarkStart w:id="26" w:name="_Toc242197445"/>
+      <w:bookmarkStart w:id="26" w:name="_Toc242290626"/>
       <w:r>
         <w:t>7. Métricas</w:t>
       </w:r>
@@ -7160,7 +7125,7 @@
         <w:pStyle w:val="ListBullet"/>
       </w:pPr>
       <w:r>
-        <w:t>ECE (15 intervalos), MCE, Brier y NLL; diagramas de fiabilidad.</w:t>
+        <w:t>ECE (15 intervalos), MCE, Brier y NLL. Diagramas de fiabilidad.</w:t>
       </w:r>
     </w:p>
     <w:p>
@@ -7184,7 +7149,7 @@
         <w:pStyle w:val="ListBullet"/>
       </w:pPr>
       <w:r>
-        <w:t>Tasa de ejecuciones incorrectas (ejecuciones erróneas u OOD sobre el total; no es tasa de error de palabras), tasa de confirmación, tasa de rechazo, rechazos falsos, costo de ejecuciones erróneas, costo medio realizado y carga del usuario (confirmaciones, repeticiones y correcciones).</w:t>
+        <w:t>Tasa de ejecuciones incorrectas (ejecuciones erróneas u OOD sobre el total, no es tasa de error de palabras), tasa de confirmación, tasa de rechazo, rechazos falsos, costo de ejecuciones erróneas, costo medio realizado y carga del usuario (confirmaciones, repeticiones y correcciones).</w:t>
       </w:r>
     </w:p>
     <w:p>
@@ -7199,7 +7164,7 @@
       <w:pPr>
         <w:pStyle w:val="Heading1"/>
       </w:pPr>
-      <w:bookmarkStart w:id="27" w:name="_Toc242197446"/>
+      <w:bookmarkStart w:id="27" w:name="_Toc242290627"/>
       <w:r>
         <w:t>8. Almacenamiento y formatos</w:t>
       </w:r>
@@ -7207,14 +7172,14 @@
     </w:p>
     <w:p>
       <w:r>
-        <w:t>Configuraciones y recursos en YAML; resultados en CSV UTF-8 con punto decimal; metadatos en JSON; figuras en PNG, SVG y PDF; modelos en archivos pickle generados por el propio programa (solo deben cargarse modelos propios). La aplicación empaquetada escribe en su carpeta: results, models y cache (matplotlib, modelos de voz en cache\models y audio de ejemplos); no escribe en AppData.</w:t>
+        <w:t>Configuraciones y recursos en YAML. Resultados en CSV UTF-8 con punto decimal. Metadatos en JSON. Figuras en PNG, SVG y PDF. Modelos en archivos pickle generados por el propio programa (solo deben cargarse modelos propios). La aplicación empaquetada escribe en su carpeta: results, models y cache (matplotlib, modelos de voz en cache\models y audio de ejemplos). No escribe en AppData.</w:t>
       </w:r>
     </w:p>
     <w:p>
       <w:pPr>
         <w:pStyle w:val="Heading1"/>
       </w:pPr>
-      <w:bookmarkStart w:id="28" w:name="_Toc242197447"/>
+      <w:bookmarkStart w:id="28" w:name="_Toc242290628"/>
       <w:r>
         <w:lastRenderedPageBreak/>
         <w:t>9. Parámetros de configuración</w:t>
@@ -8277,7 +8242,7 @@
       <w:pPr>
         <w:pStyle w:val="Heading1"/>
       </w:pPr>
-      <w:bookmarkStart w:id="29" w:name="_Toc242197448"/>
+      <w:bookmarkStart w:id="29" w:name="_Toc242290629"/>
       <w:r>
         <w:t>10. Pruebas</w:t>
       </w:r>
@@ -8285,7 +8250,7 @@
     </w:p>
     <w:p>
       <w:r>
-        <w:t>La carpeta tests/voxcontrol contiene 36 pruebas automáticas: unidades (normalización, registro, divisiones disjuntas, medidas, calibradores, métricas, costos, slots, sandbox, ruido, replay, memoria, audio), pruebas de sanidad científica (una orden clara tiene menos incertidumbre que una ambigua; el puntaje OOD es mayor para peticiones OOD; una acción de riesgo alto exige igual o más confianza; las correcciones consistentes no reducen la exactitud personal; la calibración se mide) y pruebas de la interfaz qu</w:t>
+        <w:t>La carpeta tests/voxcontrol contiene 36 pruebas automáticas: unidades (normalización, registro, divisiones disjuntas, medidas, calibradores, métricas, costos, slots, sandbox, ruido, replay, memoria, audio), pruebas de sanidad científica (una orden clara tiene menos incertidumbre que una ambigua, el puntaje OOD es mayor para peticiones OOD, una acción de riesgo alto exige igual o más confianza, las correcciones consistentes no reducen la exactitud personal, la calibración se mide) y pruebas de la interfaz qu</w:t>
       </w:r>
       <w:r>
         <w:t>e recorren botones, idioma, ejemplos, tutorial, experimento y voz. La autoprueba del ejecutable completó todas sus verificaciones en 96 s.</w:t>
@@ -8295,7 +8260,7 @@
       <w:pPr>
         <w:pStyle w:val="Heading1"/>
       </w:pPr>
-      <w:bookmarkStart w:id="30" w:name="_Toc242197449"/>
+      <w:bookmarkStart w:id="30" w:name="_Toc242290630"/>
       <w:r>
         <w:t>11. Restricciones y limitaciones</w:t>
       </w:r>
@@ -8306,7 +8271,7 @@
         <w:pStyle w:val="ListBullet"/>
       </w:pPr>
       <w:r>
-        <w:t>Los datos de texto son sintéticos, generados con plantillas; los resultados con habla espontánea real pueden diferir.</w:t>
+        <w:t>Los datos de texto son sintéticos, generados con plantillas. Los resultados con habla espontánea real pueden diferir.</w:t>
       </w:r>
     </w:p>
     <w:p>
@@ -8322,7 +8287,7 @@
         <w:pStyle w:val="ListBullet"/>
       </w:pPr>
       <w:r>
-        <w:t>Los costos son parámetros de diseño; las conclusiones dependen de ellos.</w:t>
+        <w:t>Los costos son parámetros de diseño. Las conclusiones dependen de ellos.</w:t>
       </w:r>
     </w:p>
     <w:p>
@@ -8331,7 +8296,7 @@
       </w:pPr>
       <w:r>
         <w:lastRenderedPageBreak/>
-        <w:t>El predictor es lineal; un codificador más potente puede cambiar las cifras absolutas.</w:t>
+        <w:t>El predictor es lineal. Un codificador más potente puede cambiar las cifras absolutas.</w:t>
       </w:r>
     </w:p>
     <w:p>
@@ -8339,14 +8304,14 @@
         <w:pStyle w:val="ListBullet"/>
       </w:pPr>
       <w:r>
-        <w:t>La aplicación empaquetada usa el reconocedor en CPU; no incluye bibliotecas CUDA.</w:t>
+        <w:t>La aplicación empaquetada usa el reconocedor en CPU. No incluye bibliotecas CUDA.</w:t>
       </w:r>
     </w:p>
     <w:p>
       <w:pPr>
         <w:pStyle w:val="Heading1"/>
       </w:pPr>
-      <w:bookmarkStart w:id="31" w:name="_Toc242197450"/>
+      <w:bookmarkStart w:id="31" w:name="_Toc242290631"/>
       <w:r>
         <w:t>12. Despliegue</w:t>
       </w:r>
@@ -8356,7 +8321,7 @@
       <w:pPr>
         <w:pStyle w:val="Heading2"/>
       </w:pPr>
-      <w:bookmarkStart w:id="32" w:name="_Toc242197451"/>
+      <w:bookmarkStart w:id="32" w:name="_Toc242290632"/>
       <w:r>
         <w:t>12.1 Ejecutable para Windows</w:t>
       </w:r>
@@ -8371,7 +8336,7 @@
       <w:pPr>
         <w:pStyle w:val="Heading2"/>
       </w:pPr>
-      <w:bookmarkStart w:id="33" w:name="_Toc242197452"/>
+      <w:bookmarkStart w:id="33" w:name="_Toc242290633"/>
       <w:r>
         <w:t>12.2 Ejecución desde el código fuente</w:t>
       </w:r>
@@ -8424,7 +8389,7 @@
       <w:pPr>
         <w:pStyle w:val="Heading1"/>
       </w:pPr>
-      <w:bookmarkStart w:id="34" w:name="_Toc242197453"/>
+      <w:bookmarkStart w:id="34" w:name="_Toc242290634"/>
       <w:r>
         <w:t>13. Tecnologías utilizadas</w:t>
       </w:r>
@@ -9071,7 +9036,7 @@
       <w:pPr>
         <w:pStyle w:val="Heading1"/>
       </w:pPr>
-      <w:bookmarkStart w:id="35" w:name="_Toc242197454"/>
+      <w:bookmarkStart w:id="35" w:name="_Toc242290635"/>
       <w:r>
         <w:lastRenderedPageBreak/>
         <w:t>14. Glosario</w:t>
@@ -9454,7 +9419,7 @@
       <w:pPr>
         <w:pStyle w:val="Heading1"/>
       </w:pPr>
-      <w:bookmarkStart w:id="36" w:name="_Toc242197455"/>
+      <w:bookmarkStart w:id="36" w:name="_Toc242290636"/>
       <w:r>
         <w:t>Referencias</w:t>
       </w:r>
@@ -9811,31 +9776,31 @@
       </w:rPr>
     </w:lvl>
   </w:abstractNum>
-  <w:num w:numId="1" w16cid:durableId="1724283812">
+  <w:num w:numId="1" w16cid:durableId="315574061">
     <w:abstractNumId w:val="8"/>
   </w:num>
-  <w:num w:numId="2" w16cid:durableId="269508278">
+  <w:num w:numId="2" w16cid:durableId="468479575">
     <w:abstractNumId w:val="6"/>
   </w:num>
-  <w:num w:numId="3" w16cid:durableId="1783647627">
+  <w:num w:numId="3" w16cid:durableId="1622567871">
     <w:abstractNumId w:val="5"/>
   </w:num>
-  <w:num w:numId="4" w16cid:durableId="688988485">
+  <w:num w:numId="4" w16cid:durableId="364985483">
     <w:abstractNumId w:val="4"/>
   </w:num>
-  <w:num w:numId="5" w16cid:durableId="2142575061">
+  <w:num w:numId="5" w16cid:durableId="577447754">
     <w:abstractNumId w:val="7"/>
   </w:num>
-  <w:num w:numId="6" w16cid:durableId="844828434">
+  <w:num w:numId="6" w16cid:durableId="1663509146">
     <w:abstractNumId w:val="3"/>
   </w:num>
-  <w:num w:numId="7" w16cid:durableId="682365556">
+  <w:num w:numId="7" w16cid:durableId="900361413">
     <w:abstractNumId w:val="2"/>
   </w:num>
-  <w:num w:numId="8" w16cid:durableId="1221283972">
+  <w:num w:numId="8" w16cid:durableId="11340208">
     <w:abstractNumId w:val="1"/>
   </w:num>
-  <w:num w:numId="9" w16cid:durableId="1011031729">
+  <w:num w:numId="9" w16cid:durableId="1068839630">
     <w:abstractNumId w:val="0"/>
   </w:num>
 </w:numbering>
@@ -21235,7 +21200,7 @@
     <w:autoRedefine/>
     <w:uiPriority w:val="39"/>
     <w:unhideWhenUsed/>
-    <w:rsid w:val="00A33355"/>
+    <w:rsid w:val="00CB61F5"/>
     <w:pPr>
       <w:spacing w:after="100"/>
     </w:pPr>
@@ -21247,7 +21212,7 @@
     <w:autoRedefine/>
     <w:uiPriority w:val="39"/>
     <w:unhideWhenUsed/>
-    <w:rsid w:val="00A33355"/>
+    <w:rsid w:val="00CB61F5"/>
     <w:pPr>
       <w:spacing w:after="100"/>
       <w:ind w:left="220"/>
@@ -21260,7 +21225,7 @@
     <w:autoRedefine/>
     <w:uiPriority w:val="39"/>
     <w:unhideWhenUsed/>
-    <w:rsid w:val="00A33355"/>
+    <w:rsid w:val="00CB61F5"/>
     <w:pPr>
       <w:spacing w:after="100"/>
       <w:ind w:left="440"/>
@@ -21271,7 +21236,7 @@
     <w:basedOn w:val="DefaultParagraphFont"/>
     <w:uiPriority w:val="99"/>
     <w:unhideWhenUsed/>
-    <w:rsid w:val="00A33355"/>
+    <w:rsid w:val="00CB61F5"/>
     <w:rPr>
       <w:color w:val="0000FF" w:themeColor="hyperlink"/>
       <w:u w:val="single"/>

--- a/manuales/Manual_Tecnico_VoxControlResearch.docx
+++ b/manuales/Manual_Tecnico_VoxControlResearch.docx
@@ -162,7 +162,7 @@
               <w:jc w:val="left"/>
             </w:pPr>
             <w:r>
-              <w:t>2026-10-07</w:t>
+              <w:t>2026-10-08</w:t>
             </w:r>
           </w:p>
         </w:tc>
@@ -246,7 +246,7 @@
       <w:r>
         <w:fldChar w:fldCharType="separate"/>
       </w:r>
-      <w:hyperlink w:anchor="_Toc242290600" w:history="1">
+      <w:hyperlink w:anchor="_Toc242346873" w:history="1">
         <w:r>
           <w:rPr>
             <w:rStyle w:val="Hyperlink"/>
@@ -273,7 +273,7 @@
             <w:noProof/>
             <w:webHidden/>
           </w:rPr>
-          <w:instrText xml:space="preserve"> PAGEREF _Toc242290600 \h </w:instrText>
+          <w:instrText xml:space="preserve"> PAGEREF _Toc242346873 \h </w:instrText>
         </w:r>
         <w:r>
           <w:rPr>
@@ -320,7 +320,7 @@
           <w14:ligatures w14:val="standardContextual"/>
         </w:rPr>
       </w:pPr>
-      <w:hyperlink w:anchor="_Toc242290601" w:history="1">
+      <w:hyperlink w:anchor="_Toc242346874" w:history="1">
         <w:r>
           <w:rPr>
             <w:rStyle w:val="Hyperlink"/>
@@ -347,7 +347,7 @@
             <w:noProof/>
             <w:webHidden/>
           </w:rPr>
-          <w:instrText xml:space="preserve"> PAGEREF _Toc242290601 \h </w:instrText>
+          <w:instrText xml:space="preserve"> PAGEREF _Toc242346874 \h </w:instrText>
         </w:r>
         <w:r>
           <w:rPr>
@@ -394,7 +394,7 @@
           <w14:ligatures w14:val="standardContextual"/>
         </w:rPr>
       </w:pPr>
-      <w:hyperlink w:anchor="_Toc242290602" w:history="1">
+      <w:hyperlink w:anchor="_Toc242346875" w:history="1">
         <w:r>
           <w:rPr>
             <w:rStyle w:val="Hyperlink"/>
@@ -421,7 +421,7 @@
             <w:noProof/>
             <w:webHidden/>
           </w:rPr>
-          <w:instrText xml:space="preserve"> PAGEREF _Toc242290602 \h </w:instrText>
+          <w:instrText xml:space="preserve"> PAGEREF _Toc242346875 \h </w:instrText>
         </w:r>
         <w:r>
           <w:rPr>
@@ -468,7 +468,7 @@
           <w14:ligatures w14:val="standardContextual"/>
         </w:rPr>
       </w:pPr>
-      <w:hyperlink w:anchor="_Toc242290603" w:history="1">
+      <w:hyperlink w:anchor="_Toc242346876" w:history="1">
         <w:r>
           <w:rPr>
             <w:rStyle w:val="Hyperlink"/>
@@ -495,7 +495,7 @@
             <w:noProof/>
             <w:webHidden/>
           </w:rPr>
-          <w:instrText xml:space="preserve"> PAGEREF _Toc242290603 \h </w:instrText>
+          <w:instrText xml:space="preserve"> PAGEREF _Toc242346876 \h </w:instrText>
         </w:r>
         <w:r>
           <w:rPr>
@@ -542,7 +542,7 @@
           <w14:ligatures w14:val="standardContextual"/>
         </w:rPr>
       </w:pPr>
-      <w:hyperlink w:anchor="_Toc242290604" w:history="1">
+      <w:hyperlink w:anchor="_Toc242346877" w:history="1">
         <w:r>
           <w:rPr>
             <w:rStyle w:val="Hyperlink"/>
@@ -569,7 +569,7 @@
             <w:noProof/>
             <w:webHidden/>
           </w:rPr>
-          <w:instrText xml:space="preserve"> PAGEREF _Toc242290604 \h </w:instrText>
+          <w:instrText xml:space="preserve"> PAGEREF _Toc242346877 \h </w:instrText>
         </w:r>
         <w:r>
           <w:rPr>
@@ -616,7 +616,7 @@
           <w14:ligatures w14:val="standardContextual"/>
         </w:rPr>
       </w:pPr>
-      <w:hyperlink w:anchor="_Toc242290605" w:history="1">
+      <w:hyperlink w:anchor="_Toc242346878" w:history="1">
         <w:r>
           <w:rPr>
             <w:rStyle w:val="Hyperlink"/>
@@ -643,7 +643,7 @@
             <w:noProof/>
             <w:webHidden/>
           </w:rPr>
-          <w:instrText xml:space="preserve"> PAGEREF _Toc242290605 \h </w:instrText>
+          <w:instrText xml:space="preserve"> PAGEREF _Toc242346878 \h </w:instrText>
         </w:r>
         <w:r>
           <w:rPr>
@@ -690,7 +690,7 @@
           <w14:ligatures w14:val="standardContextual"/>
         </w:rPr>
       </w:pPr>
-      <w:hyperlink w:anchor="_Toc242290606" w:history="1">
+      <w:hyperlink w:anchor="_Toc242346879" w:history="1">
         <w:r>
           <w:rPr>
             <w:rStyle w:val="Hyperlink"/>
@@ -717,7 +717,7 @@
             <w:noProof/>
             <w:webHidden/>
           </w:rPr>
-          <w:instrText xml:space="preserve"> PAGEREF _Toc242290606 \h </w:instrText>
+          <w:instrText xml:space="preserve"> PAGEREF _Toc242346879 \h </w:instrText>
         </w:r>
         <w:r>
           <w:rPr>
@@ -764,7 +764,7 @@
           <w14:ligatures w14:val="standardContextual"/>
         </w:rPr>
       </w:pPr>
-      <w:hyperlink w:anchor="_Toc242290607" w:history="1">
+      <w:hyperlink w:anchor="_Toc242346880" w:history="1">
         <w:r>
           <w:rPr>
             <w:rStyle w:val="Hyperlink"/>
@@ -791,7 +791,7 @@
             <w:noProof/>
             <w:webHidden/>
           </w:rPr>
-          <w:instrText xml:space="preserve"> PAGEREF _Toc242290607 \h </w:instrText>
+          <w:instrText xml:space="preserve"> PAGEREF _Toc242346880 \h </w:instrText>
         </w:r>
         <w:r>
           <w:rPr>
@@ -838,7 +838,7 @@
           <w14:ligatures w14:val="standardContextual"/>
         </w:rPr>
       </w:pPr>
-      <w:hyperlink w:anchor="_Toc242290608" w:history="1">
+      <w:hyperlink w:anchor="_Toc242346881" w:history="1">
         <w:r>
           <w:rPr>
             <w:rStyle w:val="Hyperlink"/>
@@ -865,7 +865,7 @@
             <w:noProof/>
             <w:webHidden/>
           </w:rPr>
-          <w:instrText xml:space="preserve"> PAGEREF _Toc242290608 \h </w:instrText>
+          <w:instrText xml:space="preserve"> PAGEREF _Toc242346881 \h </w:instrText>
         </w:r>
         <w:r>
           <w:rPr>
@@ -912,7 +912,7 @@
           <w14:ligatures w14:val="standardContextual"/>
         </w:rPr>
       </w:pPr>
-      <w:hyperlink w:anchor="_Toc242290609" w:history="1">
+      <w:hyperlink w:anchor="_Toc242346882" w:history="1">
         <w:r>
           <w:rPr>
             <w:rStyle w:val="Hyperlink"/>
@@ -939,7 +939,7 @@
             <w:noProof/>
             <w:webHidden/>
           </w:rPr>
-          <w:instrText xml:space="preserve"> PAGEREF _Toc242290609 \h </w:instrText>
+          <w:instrText xml:space="preserve"> PAGEREF _Toc242346882 \h </w:instrText>
         </w:r>
         <w:r>
           <w:rPr>
@@ -986,7 +986,7 @@
           <w14:ligatures w14:val="standardContextual"/>
         </w:rPr>
       </w:pPr>
-      <w:hyperlink w:anchor="_Toc242290610" w:history="1">
+      <w:hyperlink w:anchor="_Toc242346883" w:history="1">
         <w:r>
           <w:rPr>
             <w:rStyle w:val="Hyperlink"/>
@@ -1013,7 +1013,7 @@
             <w:noProof/>
             <w:webHidden/>
           </w:rPr>
-          <w:instrText xml:space="preserve"> PAGEREF _Toc242290610 \h </w:instrText>
+          <w:instrText xml:space="preserve"> PAGEREF _Toc242346883 \h </w:instrText>
         </w:r>
         <w:r>
           <w:rPr>
@@ -1060,7 +1060,7 @@
           <w14:ligatures w14:val="standardContextual"/>
         </w:rPr>
       </w:pPr>
-      <w:hyperlink w:anchor="_Toc242290611" w:history="1">
+      <w:hyperlink w:anchor="_Toc242346884" w:history="1">
         <w:r>
           <w:rPr>
             <w:rStyle w:val="Hyperlink"/>
@@ -1087,7 +1087,7 @@
             <w:noProof/>
             <w:webHidden/>
           </w:rPr>
-          <w:instrText xml:space="preserve"> PAGEREF _Toc242290611 \h </w:instrText>
+          <w:instrText xml:space="preserve"> PAGEREF _Toc242346884 \h </w:instrText>
         </w:r>
         <w:r>
           <w:rPr>
@@ -1134,7 +1134,7 @@
           <w14:ligatures w14:val="standardContextual"/>
         </w:rPr>
       </w:pPr>
-      <w:hyperlink w:anchor="_Toc242290612" w:history="1">
+      <w:hyperlink w:anchor="_Toc242346885" w:history="1">
         <w:r>
           <w:rPr>
             <w:rStyle w:val="Hyperlink"/>
@@ -1161,7 +1161,7 @@
             <w:noProof/>
             <w:webHidden/>
           </w:rPr>
-          <w:instrText xml:space="preserve"> PAGEREF _Toc242290612 \h </w:instrText>
+          <w:instrText xml:space="preserve"> PAGEREF _Toc242346885 \h </w:instrText>
         </w:r>
         <w:r>
           <w:rPr>
@@ -1208,7 +1208,7 @@
           <w14:ligatures w14:val="standardContextual"/>
         </w:rPr>
       </w:pPr>
-      <w:hyperlink w:anchor="_Toc242290613" w:history="1">
+      <w:hyperlink w:anchor="_Toc242346886" w:history="1">
         <w:r>
           <w:rPr>
             <w:rStyle w:val="Hyperlink"/>
@@ -1235,7 +1235,7 @@
             <w:noProof/>
             <w:webHidden/>
           </w:rPr>
-          <w:instrText xml:space="preserve"> PAGEREF _Toc242290613 \h </w:instrText>
+          <w:instrText xml:space="preserve"> PAGEREF _Toc242346886 \h </w:instrText>
         </w:r>
         <w:r>
           <w:rPr>
@@ -1282,7 +1282,7 @@
           <w14:ligatures w14:val="standardContextual"/>
         </w:rPr>
       </w:pPr>
-      <w:hyperlink w:anchor="_Toc242290614" w:history="1">
+      <w:hyperlink w:anchor="_Toc242346887" w:history="1">
         <w:r>
           <w:rPr>
             <w:rStyle w:val="Hyperlink"/>
@@ -1309,7 +1309,7 @@
             <w:noProof/>
             <w:webHidden/>
           </w:rPr>
-          <w:instrText xml:space="preserve"> PAGEREF _Toc242290614 \h </w:instrText>
+          <w:instrText xml:space="preserve"> PAGEREF _Toc242346887 \h </w:instrText>
         </w:r>
         <w:r>
           <w:rPr>
@@ -1356,7 +1356,7 @@
           <w14:ligatures w14:val="standardContextual"/>
         </w:rPr>
       </w:pPr>
-      <w:hyperlink w:anchor="_Toc242290615" w:history="1">
+      <w:hyperlink w:anchor="_Toc242346888" w:history="1">
         <w:r>
           <w:rPr>
             <w:rStyle w:val="Hyperlink"/>
@@ -1383,7 +1383,7 @@
             <w:noProof/>
             <w:webHidden/>
           </w:rPr>
-          <w:instrText xml:space="preserve"> PAGEREF _Toc242290615 \h </w:instrText>
+          <w:instrText xml:space="preserve"> PAGEREF _Toc242346888 \h </w:instrText>
         </w:r>
         <w:r>
           <w:rPr>
@@ -1430,7 +1430,7 @@
           <w14:ligatures w14:val="standardContextual"/>
         </w:rPr>
       </w:pPr>
-      <w:hyperlink w:anchor="_Toc242290616" w:history="1">
+      <w:hyperlink w:anchor="_Toc242346889" w:history="1">
         <w:r>
           <w:rPr>
             <w:rStyle w:val="Hyperlink"/>
@@ -1457,7 +1457,7 @@
             <w:noProof/>
             <w:webHidden/>
           </w:rPr>
-          <w:instrText xml:space="preserve"> PAGEREF _Toc242290616 \h </w:instrText>
+          <w:instrText xml:space="preserve"> PAGEREF _Toc242346889 \h </w:instrText>
         </w:r>
         <w:r>
           <w:rPr>
@@ -1477,7 +1477,7 @@
             <w:noProof/>
             <w:webHidden/>
           </w:rPr>
-          <w:t>7</w:t>
+          <w:t>8</w:t>
         </w:r>
         <w:r>
           <w:rPr>
@@ -1504,7 +1504,7 @@
           <w14:ligatures w14:val="standardContextual"/>
         </w:rPr>
       </w:pPr>
-      <w:hyperlink w:anchor="_Toc242290617" w:history="1">
+      <w:hyperlink w:anchor="_Toc242346890" w:history="1">
         <w:r>
           <w:rPr>
             <w:rStyle w:val="Hyperlink"/>
@@ -1531,7 +1531,7 @@
             <w:noProof/>
             <w:webHidden/>
           </w:rPr>
-          <w:instrText xml:space="preserve"> PAGEREF _Toc242290617 \h </w:instrText>
+          <w:instrText xml:space="preserve"> PAGEREF _Toc242346890 \h </w:instrText>
         </w:r>
         <w:r>
           <w:rPr>
@@ -1551,7 +1551,7 @@
             <w:noProof/>
             <w:webHidden/>
           </w:rPr>
-          <w:t>7</w:t>
+          <w:t>8</w:t>
         </w:r>
         <w:r>
           <w:rPr>
@@ -1578,7 +1578,7 @@
           <w14:ligatures w14:val="standardContextual"/>
         </w:rPr>
       </w:pPr>
-      <w:hyperlink w:anchor="_Toc242290618" w:history="1">
+      <w:hyperlink w:anchor="_Toc242346891" w:history="1">
         <w:r>
           <w:rPr>
             <w:rStyle w:val="Hyperlink"/>
@@ -1605,7 +1605,7 @@
             <w:noProof/>
             <w:webHidden/>
           </w:rPr>
-          <w:instrText xml:space="preserve"> PAGEREF _Toc242290618 \h </w:instrText>
+          <w:instrText xml:space="preserve"> PAGEREF _Toc242346891 \h </w:instrText>
         </w:r>
         <w:r>
           <w:rPr>
@@ -1652,7 +1652,7 @@
           <w14:ligatures w14:val="standardContextual"/>
         </w:rPr>
       </w:pPr>
-      <w:hyperlink w:anchor="_Toc242290619" w:history="1">
+      <w:hyperlink w:anchor="_Toc242346892" w:history="1">
         <w:r>
           <w:rPr>
             <w:rStyle w:val="Hyperlink"/>
@@ -1679,7 +1679,7 @@
             <w:noProof/>
             <w:webHidden/>
           </w:rPr>
-          <w:instrText xml:space="preserve"> PAGEREF _Toc242290619 \h </w:instrText>
+          <w:instrText xml:space="preserve"> PAGEREF _Toc242346892 \h </w:instrText>
         </w:r>
         <w:r>
           <w:rPr>
@@ -1726,7 +1726,7 @@
           <w14:ligatures w14:val="standardContextual"/>
         </w:rPr>
       </w:pPr>
-      <w:hyperlink w:anchor="_Toc242290620" w:history="1">
+      <w:hyperlink w:anchor="_Toc242346893" w:history="1">
         <w:r>
           <w:rPr>
             <w:rStyle w:val="Hyperlink"/>
@@ -1753,7 +1753,7 @@
             <w:noProof/>
             <w:webHidden/>
           </w:rPr>
-          <w:instrText xml:space="preserve"> PAGEREF _Toc242290620 \h </w:instrText>
+          <w:instrText xml:space="preserve"> PAGEREF _Toc242346893 \h </w:instrText>
         </w:r>
         <w:r>
           <w:rPr>
@@ -1773,7 +1773,7 @@
             <w:noProof/>
             <w:webHidden/>
           </w:rPr>
-          <w:t>8</w:t>
+          <w:t>9</w:t>
         </w:r>
         <w:r>
           <w:rPr>
@@ -1800,7 +1800,7 @@
           <w14:ligatures w14:val="standardContextual"/>
         </w:rPr>
       </w:pPr>
-      <w:hyperlink w:anchor="_Toc242290621" w:history="1">
+      <w:hyperlink w:anchor="_Toc242346894" w:history="1">
         <w:r>
           <w:rPr>
             <w:rStyle w:val="Hyperlink"/>
@@ -1827,7 +1827,7 @@
             <w:noProof/>
             <w:webHidden/>
           </w:rPr>
-          <w:instrText xml:space="preserve"> PAGEREF _Toc242290621 \h </w:instrText>
+          <w:instrText xml:space="preserve"> PAGEREF _Toc242346894 \h </w:instrText>
         </w:r>
         <w:r>
           <w:rPr>
@@ -1874,7 +1874,7 @@
           <w14:ligatures w14:val="standardContextual"/>
         </w:rPr>
       </w:pPr>
-      <w:hyperlink w:anchor="_Toc242290622" w:history="1">
+      <w:hyperlink w:anchor="_Toc242346895" w:history="1">
         <w:r>
           <w:rPr>
             <w:rStyle w:val="Hyperlink"/>
@@ -1901,7 +1901,7 @@
             <w:noProof/>
             <w:webHidden/>
           </w:rPr>
-          <w:instrText xml:space="preserve"> PAGEREF _Toc242290622 \h </w:instrText>
+          <w:instrText xml:space="preserve"> PAGEREF _Toc242346895 \h </w:instrText>
         </w:r>
         <w:r>
           <w:rPr>
@@ -1948,7 +1948,7 @@
           <w14:ligatures w14:val="standardContextual"/>
         </w:rPr>
       </w:pPr>
-      <w:hyperlink w:anchor="_Toc242290623" w:history="1">
+      <w:hyperlink w:anchor="_Toc242346896" w:history="1">
         <w:r>
           <w:rPr>
             <w:rStyle w:val="Hyperlink"/>
@@ -1975,7 +1975,7 @@
             <w:noProof/>
             <w:webHidden/>
           </w:rPr>
-          <w:instrText xml:space="preserve"> PAGEREF _Toc242290623 \h </w:instrText>
+          <w:instrText xml:space="preserve"> PAGEREF _Toc242346896 \h </w:instrText>
         </w:r>
         <w:r>
           <w:rPr>
@@ -2022,7 +2022,7 @@
           <w14:ligatures w14:val="standardContextual"/>
         </w:rPr>
       </w:pPr>
-      <w:hyperlink w:anchor="_Toc242290624" w:history="1">
+      <w:hyperlink w:anchor="_Toc242346897" w:history="1">
         <w:r>
           <w:rPr>
             <w:rStyle w:val="Hyperlink"/>
@@ -2049,7 +2049,7 @@
             <w:noProof/>
             <w:webHidden/>
           </w:rPr>
-          <w:instrText xml:space="preserve"> PAGEREF _Toc242290624 \h </w:instrText>
+          <w:instrText xml:space="preserve"> PAGEREF _Toc242346897 \h </w:instrText>
         </w:r>
         <w:r>
           <w:rPr>
@@ -2069,7 +2069,7 @@
             <w:noProof/>
             <w:webHidden/>
           </w:rPr>
-          <w:t>9</w:t>
+          <w:t>10</w:t>
         </w:r>
         <w:r>
           <w:rPr>
@@ -2096,7 +2096,7 @@
           <w14:ligatures w14:val="standardContextual"/>
         </w:rPr>
       </w:pPr>
-      <w:hyperlink w:anchor="_Toc242290625" w:history="1">
+      <w:hyperlink w:anchor="_Toc242346898" w:history="1">
         <w:r>
           <w:rPr>
             <w:rStyle w:val="Hyperlink"/>
@@ -2123,7 +2123,7 @@
             <w:noProof/>
             <w:webHidden/>
           </w:rPr>
-          <w:instrText xml:space="preserve"> PAGEREF _Toc242290625 \h </w:instrText>
+          <w:instrText xml:space="preserve"> PAGEREF _Toc242346898 \h </w:instrText>
         </w:r>
         <w:r>
           <w:rPr>
@@ -2170,7 +2170,7 @@
           <w14:ligatures w14:val="standardContextual"/>
         </w:rPr>
       </w:pPr>
-      <w:hyperlink w:anchor="_Toc242290626" w:history="1">
+      <w:hyperlink w:anchor="_Toc242346899" w:history="1">
         <w:r>
           <w:rPr>
             <w:rStyle w:val="Hyperlink"/>
@@ -2197,7 +2197,7 @@
             <w:noProof/>
             <w:webHidden/>
           </w:rPr>
-          <w:instrText xml:space="preserve"> PAGEREF _Toc242290626 \h </w:instrText>
+          <w:instrText xml:space="preserve"> PAGEREF _Toc242346899 \h </w:instrText>
         </w:r>
         <w:r>
           <w:rPr>
@@ -2244,7 +2244,7 @@
           <w14:ligatures w14:val="standardContextual"/>
         </w:rPr>
       </w:pPr>
-      <w:hyperlink w:anchor="_Toc242290627" w:history="1">
+      <w:hyperlink w:anchor="_Toc242346900" w:history="1">
         <w:r>
           <w:rPr>
             <w:rStyle w:val="Hyperlink"/>
@@ -2271,7 +2271,7 @@
             <w:noProof/>
             <w:webHidden/>
           </w:rPr>
-          <w:instrText xml:space="preserve"> PAGEREF _Toc242290627 \h </w:instrText>
+          <w:instrText xml:space="preserve"> PAGEREF _Toc242346900 \h </w:instrText>
         </w:r>
         <w:r>
           <w:rPr>
@@ -2291,7 +2291,7 @@
             <w:noProof/>
             <w:webHidden/>
           </w:rPr>
-          <w:t>10</w:t>
+          <w:t>11</w:t>
         </w:r>
         <w:r>
           <w:rPr>
@@ -2318,7 +2318,7 @@
           <w14:ligatures w14:val="standardContextual"/>
         </w:rPr>
       </w:pPr>
-      <w:hyperlink w:anchor="_Toc242290628" w:history="1">
+      <w:hyperlink w:anchor="_Toc242346901" w:history="1">
         <w:r>
           <w:rPr>
             <w:rStyle w:val="Hyperlink"/>
@@ -2345,7 +2345,7 @@
             <w:noProof/>
             <w:webHidden/>
           </w:rPr>
-          <w:instrText xml:space="preserve"> PAGEREF _Toc242290628 \h </w:instrText>
+          <w:instrText xml:space="preserve"> PAGEREF _Toc242346901 \h </w:instrText>
         </w:r>
         <w:r>
           <w:rPr>
@@ -2392,7 +2392,7 @@
           <w14:ligatures w14:val="standardContextual"/>
         </w:rPr>
       </w:pPr>
-      <w:hyperlink w:anchor="_Toc242290629" w:history="1">
+      <w:hyperlink w:anchor="_Toc242346902" w:history="1">
         <w:r>
           <w:rPr>
             <w:rStyle w:val="Hyperlink"/>
@@ -2419,7 +2419,7 @@
             <w:noProof/>
             <w:webHidden/>
           </w:rPr>
-          <w:instrText xml:space="preserve"> PAGEREF _Toc242290629 \h </w:instrText>
+          <w:instrText xml:space="preserve"> PAGEREF _Toc242346902 \h </w:instrText>
         </w:r>
         <w:r>
           <w:rPr>
@@ -2439,7 +2439,7 @@
             <w:noProof/>
             <w:webHidden/>
           </w:rPr>
-          <w:t>11</w:t>
+          <w:t>12</w:t>
         </w:r>
         <w:r>
           <w:rPr>
@@ -2466,7 +2466,7 @@
           <w14:ligatures w14:val="standardContextual"/>
         </w:rPr>
       </w:pPr>
-      <w:hyperlink w:anchor="_Toc242290630" w:history="1">
+      <w:hyperlink w:anchor="_Toc242346903" w:history="1">
         <w:r>
           <w:rPr>
             <w:rStyle w:val="Hyperlink"/>
@@ -2493,7 +2493,7 @@
             <w:noProof/>
             <w:webHidden/>
           </w:rPr>
-          <w:instrText xml:space="preserve"> PAGEREF _Toc242290630 \h </w:instrText>
+          <w:instrText xml:space="preserve"> PAGEREF _Toc242346903 \h </w:instrText>
         </w:r>
         <w:r>
           <w:rPr>
@@ -2513,7 +2513,7 @@
             <w:noProof/>
             <w:webHidden/>
           </w:rPr>
-          <w:t>11</w:t>
+          <w:t>12</w:t>
         </w:r>
         <w:r>
           <w:rPr>
@@ -2540,7 +2540,7 @@
           <w14:ligatures w14:val="standardContextual"/>
         </w:rPr>
       </w:pPr>
-      <w:hyperlink w:anchor="_Toc242290631" w:history="1">
+      <w:hyperlink w:anchor="_Toc242346904" w:history="1">
         <w:r>
           <w:rPr>
             <w:rStyle w:val="Hyperlink"/>
@@ -2567,7 +2567,7 @@
             <w:noProof/>
             <w:webHidden/>
           </w:rPr>
-          <w:instrText xml:space="preserve"> PAGEREF _Toc242290631 \h </w:instrText>
+          <w:instrText xml:space="preserve"> PAGEREF _Toc242346904 \h </w:instrText>
         </w:r>
         <w:r>
           <w:rPr>
@@ -2614,7 +2614,7 @@
           <w14:ligatures w14:val="standardContextual"/>
         </w:rPr>
       </w:pPr>
-      <w:hyperlink w:anchor="_Toc242290632" w:history="1">
+      <w:hyperlink w:anchor="_Toc242346905" w:history="1">
         <w:r>
           <w:rPr>
             <w:rStyle w:val="Hyperlink"/>
@@ -2641,7 +2641,7 @@
             <w:noProof/>
             <w:webHidden/>
           </w:rPr>
-          <w:instrText xml:space="preserve"> PAGEREF _Toc242290632 \h </w:instrText>
+          <w:instrText xml:space="preserve"> PAGEREF _Toc242346905 \h </w:instrText>
         </w:r>
         <w:r>
           <w:rPr>
@@ -2688,7 +2688,7 @@
           <w14:ligatures w14:val="standardContextual"/>
         </w:rPr>
       </w:pPr>
-      <w:hyperlink w:anchor="_Toc242290633" w:history="1">
+      <w:hyperlink w:anchor="_Toc242346906" w:history="1">
         <w:r>
           <w:rPr>
             <w:rStyle w:val="Hyperlink"/>
@@ -2715,7 +2715,7 @@
             <w:noProof/>
             <w:webHidden/>
           </w:rPr>
-          <w:instrText xml:space="preserve"> PAGEREF _Toc242290633 \h </w:instrText>
+          <w:instrText xml:space="preserve"> PAGEREF _Toc242346906 \h </w:instrText>
         </w:r>
         <w:r>
           <w:rPr>
@@ -2762,7 +2762,7 @@
           <w14:ligatures w14:val="standardContextual"/>
         </w:rPr>
       </w:pPr>
-      <w:hyperlink w:anchor="_Toc242290634" w:history="1">
+      <w:hyperlink w:anchor="_Toc242346907" w:history="1">
         <w:r>
           <w:rPr>
             <w:rStyle w:val="Hyperlink"/>
@@ -2789,7 +2789,7 @@
             <w:noProof/>
             <w:webHidden/>
           </w:rPr>
-          <w:instrText xml:space="preserve"> PAGEREF _Toc242290634 \h </w:instrText>
+          <w:instrText xml:space="preserve"> PAGEREF _Toc242346907 \h </w:instrText>
         </w:r>
         <w:r>
           <w:rPr>
@@ -2809,7 +2809,7 @@
             <w:noProof/>
             <w:webHidden/>
           </w:rPr>
-          <w:t>12</w:t>
+          <w:t>13</w:t>
         </w:r>
         <w:r>
           <w:rPr>
@@ -2836,7 +2836,7 @@
           <w14:ligatures w14:val="standardContextual"/>
         </w:rPr>
       </w:pPr>
-      <w:hyperlink w:anchor="_Toc242290635" w:history="1">
+      <w:hyperlink w:anchor="_Toc242346908" w:history="1">
         <w:r>
           <w:rPr>
             <w:rStyle w:val="Hyperlink"/>
@@ -2863,7 +2863,7 @@
             <w:noProof/>
             <w:webHidden/>
           </w:rPr>
-          <w:instrText xml:space="preserve"> PAGEREF _Toc242290635 \h </w:instrText>
+          <w:instrText xml:space="preserve"> PAGEREF _Toc242346908 \h </w:instrText>
         </w:r>
         <w:r>
           <w:rPr>
@@ -2910,7 +2910,7 @@
           <w14:ligatures w14:val="standardContextual"/>
         </w:rPr>
       </w:pPr>
-      <w:hyperlink w:anchor="_Toc242290636" w:history="1">
+      <w:hyperlink w:anchor="_Toc242346909" w:history="1">
         <w:r>
           <w:rPr>
             <w:rStyle w:val="Hyperlink"/>
@@ -2937,7 +2937,7 @@
             <w:noProof/>
             <w:webHidden/>
           </w:rPr>
-          <w:instrText xml:space="preserve"> PAGEREF _Toc242290636 \h </w:instrText>
+          <w:instrText xml:space="preserve"> PAGEREF _Toc242346909 \h </w:instrText>
         </w:r>
         <w:r>
           <w:rPr>
@@ -2987,7 +2987,7 @@
       <w:pPr>
         <w:pStyle w:val="Heading1"/>
       </w:pPr>
-      <w:bookmarkStart w:id="0" w:name="_Toc242290600"/>
+      <w:bookmarkStart w:id="0" w:name="_Toc242346873"/>
       <w:r>
         <w:lastRenderedPageBreak/>
         <w:t>1. Introducción</w:t>
@@ -2998,7 +2998,7 @@
       <w:pPr>
         <w:pStyle w:val="Heading2"/>
       </w:pPr>
-      <w:bookmarkStart w:id="1" w:name="_Toc242290601"/>
+      <w:bookmarkStart w:id="1" w:name="_Toc242346874"/>
       <w:r>
         <w:t>1.1 Propósito del software</w:t>
       </w:r>
@@ -3013,7 +3013,7 @@
       <w:pPr>
         <w:pStyle w:val="Heading2"/>
       </w:pPr>
-      <w:bookmarkStart w:id="2" w:name="_Toc242290602"/>
+      <w:bookmarkStart w:id="2" w:name="_Toc242346875"/>
       <w:r>
         <w:t>1.2 Contexto de desarrollo</w:t>
       </w:r>
@@ -3028,7 +3028,7 @@
       <w:pPr>
         <w:pStyle w:val="Heading2"/>
       </w:pPr>
-      <w:bookmarkStart w:id="3" w:name="_Toc242290603"/>
+      <w:bookmarkStart w:id="3" w:name="_Toc242346876"/>
       <w:r>
         <w:t>1.3 Alcance del documento</w:t>
       </w:r>
@@ -3043,7 +3043,7 @@
       <w:pPr>
         <w:pStyle w:val="Heading1"/>
       </w:pPr>
-      <w:bookmarkStart w:id="4" w:name="_Toc242290604"/>
+      <w:bookmarkStart w:id="4" w:name="_Toc242346877"/>
       <w:r>
         <w:t>2. Arquitectura del sistema</w:t>
       </w:r>
@@ -3053,7 +3053,7 @@
       <w:pPr>
         <w:pStyle w:val="Heading2"/>
       </w:pPr>
-      <w:bookmarkStart w:id="5" w:name="_Toc242290605"/>
+      <w:bookmarkStart w:id="5" w:name="_Toc242346878"/>
       <w:r>
         <w:t>2.1 Descripción de la arquitectura</w:t>
       </w:r>
@@ -3092,7 +3092,7 @@
       <w:pPr>
         <w:pStyle w:val="Heading2"/>
       </w:pPr>
-      <w:bookmarkStart w:id="6" w:name="_Toc242290606"/>
+      <w:bookmarkStart w:id="6" w:name="_Toc242346879"/>
       <w:r>
         <w:lastRenderedPageBreak/>
         <w:t>2.2 Componentes funcionales</w:t>
@@ -3424,7 +3424,7 @@
               <w:rPr>
                 <w:sz w:val="20"/>
               </w:rPr>
-              <w:t>Temperatura, isotónica, Platt y fusión. Selección por validación cruzada.</w:t>
+              <w:t>Temperatura, isotónica y Platt (comparados). Calibrador de P(ejecución correcta) elegido por validación cruzada entre tres candidatos.</w:t>
             </w:r>
           </w:p>
         </w:tc>
@@ -3643,7 +3643,7 @@
       <w:pPr>
         <w:pStyle w:val="Heading2"/>
       </w:pPr>
-      <w:bookmarkStart w:id="7" w:name="_Toc242290607"/>
+      <w:bookmarkStart w:id="7" w:name="_Toc242346880"/>
       <w:r>
         <w:t>2.3 Estructura del proyecto</w:t>
       </w:r>
@@ -4183,6 +4183,7 @@
               <w:rPr>
                 <w:sz w:val="20"/>
               </w:rPr>
+              <w:lastRenderedPageBreak/>
               <w:t>src/voxcontrol/sandbox</w:t>
             </w:r>
           </w:p>
@@ -4223,7 +4224,6 @@
               <w:rPr>
                 <w:sz w:val="20"/>
               </w:rPr>
-              <w:lastRenderedPageBreak/>
               <w:t>src/voxcontrol/asr, audio</w:t>
             </w:r>
           </w:p>
@@ -4561,7 +4561,7 @@
               <w:rPr>
                 <w:sz w:val="20"/>
               </w:rPr>
-              <w:t>36 pruebas automáticas (unitarias, de sanidad científica y de interfaz).</w:t>
+              <w:t>51 pruebas automáticas (unitarias, de sanidad científica, de seguridad y reproducibilidad, y de interfaz).</w:t>
             </w:r>
           </w:p>
         </w:tc>
@@ -4612,7 +4612,7 @@
       <w:pPr>
         <w:pStyle w:val="Heading2"/>
       </w:pPr>
-      <w:bookmarkStart w:id="8" w:name="_Toc242290608"/>
+      <w:bookmarkStart w:id="8" w:name="_Toc242346881"/>
       <w:r>
         <w:t>2.4 Flujo general de ejecución</w:t>
       </w:r>
@@ -4627,7 +4627,7 @@
       <w:pPr>
         <w:pStyle w:val="Heading1"/>
       </w:pPr>
-      <w:bookmarkStart w:id="9" w:name="_Toc242290609"/>
+      <w:bookmarkStart w:id="9" w:name="_Toc242346882"/>
       <w:r>
         <w:t>3. Componentes del software</w:t>
       </w:r>
@@ -4637,7 +4637,7 @@
       <w:pPr>
         <w:pStyle w:val="Heading3"/>
       </w:pPr>
-      <w:bookmarkStart w:id="10" w:name="_Toc242290610"/>
+      <w:bookmarkStart w:id="10" w:name="_Toc242346883"/>
       <w:r>
         <w:t>3.1 Registro de intenciones (intents/registry.py)</w:t>
       </w:r>
@@ -4856,9 +4856,8 @@
       <w:pPr>
         <w:pStyle w:val="Heading3"/>
       </w:pPr>
-      <w:bookmarkStart w:id="11" w:name="_Toc242290611"/>
+      <w:bookmarkStart w:id="11" w:name="_Toc242346884"/>
       <w:r>
-        <w:lastRenderedPageBreak/>
         <w:t>3.2 Generador de datos (datasets/synthetic.py)</w:t>
       </w:r>
       <w:bookmarkEnd w:id="11"/>
@@ -4875,7 +4874,7 @@
       <w:pPr>
         <w:pStyle w:val="Heading3"/>
       </w:pPr>
-      <w:bookmarkStart w:id="12" w:name="_Toc242290612"/>
+      <w:bookmarkStart w:id="12" w:name="_Toc242346885"/>
       <w:r>
         <w:t>3.3 Errores de transcripción simulados (datasets/asr_noise.py)</w:t>
       </w:r>
@@ -4890,7 +4889,7 @@
       <w:pPr>
         <w:pStyle w:val="Heading3"/>
       </w:pPr>
-      <w:bookmarkStart w:id="13" w:name="_Toc242290613"/>
+      <w:bookmarkStart w:id="13" w:name="_Toc242346886"/>
       <w:r>
         <w:t>3.4 Memoria de correcciones (adaptation/memory.py)</w:t>
       </w:r>
@@ -4905,7 +4904,7 @@
       <w:pPr>
         <w:pStyle w:val="Heading3"/>
       </w:pPr>
-      <w:bookmarkStart w:id="14" w:name="_Toc242290614"/>
+      <w:bookmarkStart w:id="14" w:name="_Toc242346887"/>
       <w:r>
         <w:t>3.5 Escritorio simulado (sandbox/desktop.py)</w:t>
       </w:r>
@@ -4913,14 +4912,17 @@
     </w:p>
     <w:p>
       <w:r>
-        <w:t>Mantiene aplicaciones abiertas, ventana activa, volumen, silencio, reproducción, desplazamiento, documentos con estado guardado, archivos, papelera, mensajes enviados, búsquedas y capturas. Solo ejecuta intenciones con manejador (lista blanca) tras validar slots y rangos. Ninguna acción toca el sistema operativo.</w:t>
+        <w:t>Mantiene aplicaciones abiertas, ventana activa, volumen, silencio, reproducción, desplazamiento, documentos con estado guardado, archivos, papelera, mensajes enviados, búsquedas y capturas. Solo ejecuta intenciones con manejador (lista blanca) tras validar slots y rangos. close_app exige una aplicación explícita: nunca cierra «la ventana activa» por omisión. Una acción no ejecutada se registra con Sandbox.refuse, que devuelve success = False y deja el estado intacto. Ninguna acción toca el sistema operativo</w:t>
+      </w:r>
+      <w:r>
+        <w:t>, y no existe un modo de ejecución real.</w:t>
       </w:r>
     </w:p>
     <w:p>
       <w:pPr>
         <w:pStyle w:val="Heading3"/>
       </w:pPr>
-      <w:bookmarkStart w:id="15" w:name="_Toc242290615"/>
+      <w:bookmarkStart w:id="15" w:name="_Toc242346888"/>
       <w:r>
         <w:t>3.6 Interfaz, CLI y API</w:t>
       </w:r>
@@ -4928,15 +4930,24 @@
     </w:p>
     <w:p>
       <w:r>
-        <w:t>gui/app.py implementa siete pestañas, el menú de ejemplos, el tutorial y el cambio de idioma. Las tareas largas se ejecutan en hilos que reciben solo valores simples y devuelven resultados por una cola, y los errores se muestran en diálogos. cli.py ofrece predict, audio, benchmark, calibrate, analyze, example, gui y selftest. api.VoxModel ofrece train, load, save, process_text, process_audio, execute y correct.</w:t>
+        <w:t>gui/app.py implementa siete pestañas, el menú de ejemplos, el tutorial y el cambio de idioma. Las tareas largas se ejecutan en hilos que reciben solo valores simples y devuelven resultados por una cola, y los errores se muestran en diálogos. cli.py ofrece predict, audio, benchmark, calibrate, analyze, example, gui y selftest. api.VoxModel ofrece train, load, save, process_text, process_audio, resolve, execute, correct, save_corrections, load_corrections y clear_corrections.</w:t>
+      </w:r>
+    </w:p>
+    <w:p>
+      <w:r>
+        <w:t>VoxModel.process_text aplica la confirmación obligatoria a las acciones de los niveles de riesgo indicados (por defecto, alto). VoxModel.execute(resultado, confirmed, choice) ejecuta directamente una decisión EJECUTAR. Una decisión CONFIRMAR requiere confirmed = True y, si hay más de una opción, choice con una de ellas («intención» o «intención:aplicación»). Si la elección es otra intención, sus slots se extraen de nuevo. La acción se rechaza si algún slot queda ambiguo, faltante o no válido, y RECHAZAR nun</w:t>
+      </w:r>
+      <w:r>
+        <w:t>ca se ejecuta. Las correcciones se guardan en JSON con escritura atómica (archivo temporal y reemplazo) y se restauran sin duplicados sobre cualquier modelo, porque la clave de memoria no depende del modelo global.</w:t>
       </w:r>
     </w:p>
     <w:p>
       <w:pPr>
         <w:pStyle w:val="Heading1"/>
       </w:pPr>
-      <w:bookmarkStart w:id="16" w:name="_Toc242290616"/>
+      <w:bookmarkStart w:id="16" w:name="_Toc242346889"/>
       <w:r>
+        <w:lastRenderedPageBreak/>
         <w:t>4. Modelos implementados</w:t>
       </w:r>
       <w:bookmarkEnd w:id="16"/>
@@ -4945,7 +4956,7 @@
       <w:pPr>
         <w:pStyle w:val="Heading2"/>
       </w:pPr>
-      <w:bookmarkStart w:id="17" w:name="_Toc242290617"/>
+      <w:bookmarkStart w:id="17" w:name="_Toc242346890"/>
       <w:r>
         <w:t>4.1 Modelos de intención</w:t>
       </w:r>
@@ -4965,7 +4976,6 @@
         <w:rPr>
           <w:b/>
         </w:rPr>
-        <w:lastRenderedPageBreak/>
         <w:t xml:space="preserve">Tabla 4. </w:t>
       </w:r>
       <w:r>
@@ -5358,7 +5368,7 @@
       <w:pPr>
         <w:pStyle w:val="Heading2"/>
       </w:pPr>
-      <w:bookmarkStart w:id="18" w:name="_Toc242290618"/>
+      <w:bookmarkStart w:id="18" w:name="_Toc242346891"/>
       <w:r>
         <w:t>4.2 Medidas de incertidumbre</w:t>
       </w:r>
@@ -5720,7 +5730,7 @@
       <w:pPr>
         <w:pStyle w:val="Heading2"/>
       </w:pPr>
-      <w:bookmarkStart w:id="19" w:name="_Toc242290619"/>
+      <w:bookmarkStart w:id="19" w:name="_Toc242346892"/>
       <w:r>
         <w:t>4.3 Detección fuera de dominio</w:t>
       </w:r>
@@ -5735,15 +5745,19 @@
       <w:pPr>
         <w:pStyle w:val="Heading2"/>
       </w:pPr>
-      <w:bookmarkStart w:id="20" w:name="_Toc242290620"/>
+      <w:bookmarkStart w:id="20" w:name="_Toc242346893"/>
       <w:r>
+        <w:lastRenderedPageBreak/>
         <w:t>4.4 Calibración</w:t>
       </w:r>
       <w:bookmarkEnd w:id="20"/>
     </w:p>
     <w:p>
       <w:r>
-        <w:t>La temperatura T minimiza la log-verosimilitud negativa de la calibración. P(ejecución correcta | x) se estima con el candidato de menor Brier en validación cruzada de cinco pliegues: fusión logística de [logit p_max, margen, U_H, z_OOD, U_ASR, U_context], p_max^(T)·P(dentro del dominio), o iso(p_max^(T))·P(dentro del dominio). P(dentro del dominio) es una regresión logística sobre [z_OOD, logit p_max].</w:t>
+        <w:t>La temperatura T minimiza la log-verosimilitud negativa de la calibración. P(ejecución correcta | x) se estima con el candidato de menor Brier en validación cruzada de cinco pliegues: fusión logística de [logit p_max, margen, U_H, z_OOD, U_ASR, U_context], p_max^(T)·P(dentro del dominio), o iso(p_max^(T))·P(dentro del dominio). P(dentro del dominio) es una regresión logística sobre [z_OOD, logit p_max]. Solo esos tres candidatos (fusion, product_temperature y product_isotonic) compiten en la selección autom</w:t>
+      </w:r>
+      <w:r>
+        <w:t>ática. La regresión isotónica y el escalado de Platt sobre p_max se calculan como métodos de referencia en la tabla de calibración del experimento 1.</w:t>
       </w:r>
     </w:p>
     <w:p>
@@ -5760,7 +5774,6 @@
         <w:rPr>
           <w:b/>
         </w:rPr>
-        <w:lastRenderedPageBreak/>
         <w:t xml:space="preserve">Tabla 6. </w:t>
       </w:r>
       <w:r>
@@ -6153,7 +6166,7 @@
       <w:pPr>
         <w:pStyle w:val="Heading2"/>
       </w:pPr>
-      <w:bookmarkStart w:id="21" w:name="_Toc242290621"/>
+      <w:bookmarkStart w:id="21" w:name="_Toc242346894"/>
       <w:r>
         <w:t>4.5 Decisión según riesgo</w:t>
       </w:r>
@@ -6201,7 +6214,7 @@
       <w:pPr>
         <w:pStyle w:val="Heading2"/>
       </w:pPr>
-      <w:bookmarkStart w:id="22" w:name="_Toc242290622"/>
+      <w:bookmarkStart w:id="22" w:name="_Toc242346895"/>
       <w:r>
         <w:t>4.6 Adaptación incremental</w:t>
       </w:r>
@@ -6227,7 +6240,7 @@
       <w:pPr>
         <w:pStyle w:val="Heading2"/>
       </w:pPr>
-      <w:bookmarkStart w:id="23" w:name="_Toc242290623"/>
+      <w:bookmarkStart w:id="23" w:name="_Toc242346896"/>
       <w:r>
         <w:t>4.7 Baselines</w:t>
       </w:r>
@@ -6242,8 +6255,9 @@
       <w:pPr>
         <w:pStyle w:val="Heading1"/>
       </w:pPr>
-      <w:bookmarkStart w:id="24" w:name="_Toc242290624"/>
+      <w:bookmarkStart w:id="24" w:name="_Toc242346897"/>
       <w:r>
+        <w:lastRenderedPageBreak/>
         <w:t>5. Métodos numéricos</w:t>
       </w:r>
       <w:bookmarkEnd w:id="24"/>
@@ -6350,16 +6364,18 @@
       <w:pPr>
         <w:pStyle w:val="Heading1"/>
       </w:pPr>
-      <w:bookmarkStart w:id="25" w:name="_Toc242290625"/>
+      <w:bookmarkStart w:id="25" w:name="_Toc242346898"/>
       <w:r>
-        <w:lastRenderedPageBreak/>
         <w:t>6. Experimentos y reproducibilidad</w:t>
       </w:r>
       <w:bookmarkEnd w:id="25"/>
     </w:p>
     <w:p>
       <w:r>
-        <w:t>Cada configuración YAML define el tipo de experimento, las semillas, el tamaño del corpus, los costos y los parámetros de UCIL. runner.run ejecuta cada semilla, guarda tablas, resúmenes y figuras, y registra la corrida con identificador EXP-AAAA-NNNNNN. Las corridas son deterministas: repetir el experimento 1 produjo tablas idénticas, y el ejecutable y el código fuente produjeron resultados idénticos byte a byte en las corridas reducidas de la autoprueba.</w:t>
+        <w:t>Cada configuración YAML define el tipo de experimento, las semillas, el tamaño del corpus, los costos y los parámetros de UCIL. runner.run ejecuta cada semilla, guarda tablas, resúmenes y figuras, y registra la corrida con identificador EXP-AAAA-NNNNNN. Las corridas son deterministas en el equipo de prueba: repetir los ocho experimentos con la versión final reprodujo todas las tablas de la corrida anterior, incluidas las del experimento de audio, y el ejecutable y el código fuente produjeron resultados idén</w:t>
+      </w:r>
+      <w:r>
+        <w:t>ticos byte a byte en las corridas reducidas de la autoprueba. El experimento de audio depende además de la voz de síntesis, de las grabaciones y del modelo de reconocimiento, que se registran en audio_environment.csv. Su reproducción exacta solo se afirma en el mismo entorno. Con una sola semilla, la desviación estándar y el intervalo de confianza se dejan vacíos (no estimables).</w:t>
       </w:r>
     </w:p>
     <w:p>
@@ -6553,7 +6569,7 @@
               <w:rPr>
                 <w:sz w:val="20"/>
               </w:rPr>
-              <w:t>10.2–16.9 s</w:t>
+              <w:t>10.3–11.5 s</w:t>
             </w:r>
           </w:p>
         </w:tc>
@@ -6631,7 +6647,7 @@
               <w:rPr>
                 <w:sz w:val="20"/>
               </w:rPr>
-              <w:t>7.0–11.7 s</w:t>
+              <w:t>6.8–7.9 s</w:t>
             </w:r>
           </w:p>
         </w:tc>
@@ -6709,7 +6725,7 @@
               <w:rPr>
                 <w:sz w:val="20"/>
               </w:rPr>
-              <w:t>211.4–228.9 s</w:t>
+              <w:t>210.1–212.3 s</w:t>
             </w:r>
           </w:p>
         </w:tc>
@@ -6787,7 +6803,7 @@
               <w:rPr>
                 <w:sz w:val="20"/>
               </w:rPr>
-              <w:t>21.4–27.7 s</w:t>
+              <w:t>21.9–29.1 s</w:t>
             </w:r>
           </w:p>
         </w:tc>
@@ -6865,7 +6881,7 @@
               <w:rPr>
                 <w:sz w:val="20"/>
               </w:rPr>
-              <w:t>18.1–23.9 s</w:t>
+              <w:t>16.7–41.1 s</w:t>
             </w:r>
           </w:p>
         </w:tc>
@@ -6943,7 +6959,7 @@
               <w:rPr>
                 <w:sz w:val="20"/>
               </w:rPr>
-              <w:t>48.2–55.4 s</w:t>
+              <w:t>49.1–63.6 s</w:t>
             </w:r>
           </w:p>
         </w:tc>
@@ -7021,7 +7037,7 @@
               <w:rPr>
                 <w:sz w:val="20"/>
               </w:rPr>
-              <w:t>6.7–9.1 s</w:t>
+              <w:t>5.7–7.0 s</w:t>
             </w:r>
           </w:p>
         </w:tc>
@@ -7095,7 +7111,7 @@
               <w:rPr>
                 <w:sz w:val="20"/>
               </w:rPr>
-              <w:t>34.5–49.7 s</w:t>
+              <w:t>34.2–49.5 s</w:t>
             </w:r>
           </w:p>
         </w:tc>
@@ -7106,7 +7122,7 @@
       <w:pPr>
         <w:pStyle w:val="Heading1"/>
       </w:pPr>
-      <w:bookmarkStart w:id="26" w:name="_Toc242290626"/>
+      <w:bookmarkStart w:id="26" w:name="_Toc242346899"/>
       <w:r>
         <w:t>7. Métricas</w:t>
       </w:r>
@@ -7133,6 +7149,7 @@
         <w:pStyle w:val="ListBullet"/>
       </w:pPr>
       <w:r>
+        <w:lastRenderedPageBreak/>
         <w:t>AUROC, AUPRC y FPR al 95 % de TPR para detección de errores y de OOD.</w:t>
       </w:r>
     </w:p>
@@ -7164,7 +7181,7 @@
       <w:pPr>
         <w:pStyle w:val="Heading1"/>
       </w:pPr>
-      <w:bookmarkStart w:id="27" w:name="_Toc242290627"/>
+      <w:bookmarkStart w:id="27" w:name="_Toc242346900"/>
       <w:r>
         <w:t>8. Almacenamiento y formatos</w:t>
       </w:r>
@@ -7172,16 +7189,18 @@
     </w:p>
     <w:p>
       <w:r>
-        <w:t>Configuraciones y recursos en YAML. Resultados en CSV UTF-8 con punto decimal. Metadatos en JSON. Figuras en PNG, SVG y PDF. Modelos en archivos pickle generados por el propio programa (solo deben cargarse modelos propios). La aplicación empaquetada escribe en su carpeta: results, models y cache (matplotlib, modelos de voz en cache\models y audio de ejemplos). No escribe en AppData.</w:t>
+        <w:t>Configuraciones y recursos en YAML. Resultados en CSV UTF-8 con punto decimal. Metadatos en JSON. Figuras en PNG, SVG y PDF. Modelos en archivos pickle generados por el propio programa: solo deben cargarse modelos propios, porque un pickle de origen desconocido puede ejecutar código, y la interfaz lo advierte antes de abrir el selector de archivo. Correcciones en models/corrections.json. La aplicación empaquetada escribe en su carpeta: results, models y cache (matplotlib, modelos de voz en cache\models y au</w:t>
+      </w:r>
+      <w:r>
+        <w:t>dio de ejemplos). No escribe en AppData. La autoprueba trabaja en selftest_results y no toca los modelos ni las correcciones del usuario.</w:t>
       </w:r>
     </w:p>
     <w:p>
       <w:pPr>
         <w:pStyle w:val="Heading1"/>
       </w:pPr>
-      <w:bookmarkStart w:id="28" w:name="_Toc242290628"/>
+      <w:bookmarkStart w:id="28" w:name="_Toc242346901"/>
       <w:r>
-        <w:lastRenderedPageBreak/>
         <w:t>9. Parámetros de configuración</w:t>
       </w:r>
       <w:bookmarkEnd w:id="28"/>
@@ -7791,7 +7810,7 @@
               <w:rPr>
                 <w:sz w:val="20"/>
               </w:rPr>
-              <w:t>Umbral fijo de B3</w:t>
+              <w:t>Umbral fijo de B3 (archivo YAML del experimento)</w:t>
             </w:r>
           </w:p>
         </w:tc>
@@ -8173,6 +8192,7 @@
           </w:tcPr>
           <w:p>
             <w:pPr>
+              <w:keepNext/>
               <w:spacing w:before="60" w:after="60"/>
               <w:jc w:val="left"/>
             </w:pPr>
@@ -8190,6 +8210,7 @@
           </w:tcPr>
           <w:p>
             <w:pPr>
+              <w:keepNext/>
               <w:spacing w:before="60" w:after="60"/>
               <w:jc w:val="left"/>
             </w:pPr>
@@ -8207,6 +8228,7 @@
           </w:tcPr>
           <w:p>
             <w:pPr>
+              <w:keepNext/>
               <w:spacing w:before="60" w:after="60"/>
               <w:jc w:val="left"/>
             </w:pPr>
@@ -8224,14 +8246,89 @@
           </w:tcPr>
           <w:p>
             <w:pPr>
-              <w:spacing w:before="60" w:after="60"/>
-              <w:jc w:val="left"/>
-            </w:pPr>
-            <w:r>
-              <w:rPr>
-                <w:sz w:val="20"/>
-              </w:rPr>
-              <w:t>activos (contexto inactivo)</w:t>
+              <w:keepNext/>
+              <w:spacing w:before="60" w:after="60"/>
+              <w:jc w:val="left"/>
+            </w:pPr>
+            <w:r>
+              <w:rPr>
+                <w:sz w:val="20"/>
+              </w:rPr>
+              <w:t>activos (contexto inactivo, casilla en la interfaz)</w:t>
+            </w:r>
+          </w:p>
+        </w:tc>
+      </w:tr>
+      <w:tr>
+        <w:trPr>
+          <w:cantSplit/>
+          <w:jc w:val="center"/>
+        </w:trPr>
+        <w:tc>
+          <w:tcPr>
+            <w:tcW w:w="2835" w:type="dxa"/>
+          </w:tcPr>
+          <w:p>
+            <w:pPr>
+              <w:spacing w:before="60" w:after="60"/>
+              <w:jc w:val="left"/>
+            </w:pPr>
+            <w:r>
+              <w:rPr>
+                <w:sz w:val="20"/>
+              </w:rPr>
+              <w:t>Confirmación obligatoria</w:t>
+            </w:r>
+          </w:p>
+        </w:tc>
+        <w:tc>
+          <w:tcPr>
+            <w:tcW w:w="2551" w:type="dxa"/>
+          </w:tcPr>
+          <w:p>
+            <w:pPr>
+              <w:spacing w:before="60" w:after="60"/>
+              <w:jc w:val="left"/>
+            </w:pPr>
+            <w:r>
+              <w:rPr>
+                <w:sz w:val="20"/>
+              </w:rPr>
+              <w:t>mandatory_confirm_risk</w:t>
+            </w:r>
+          </w:p>
+        </w:tc>
+        <w:tc>
+          <w:tcPr>
+            <w:tcW w:w="1417" w:type="dxa"/>
+          </w:tcPr>
+          <w:p>
+            <w:pPr>
+              <w:spacing w:before="60" w:after="60"/>
+              <w:jc w:val="left"/>
+            </w:pPr>
+            <w:r>
+              <w:rPr>
+                <w:sz w:val="20"/>
+              </w:rPr>
+              <w:t>–</w:t>
+            </w:r>
+          </w:p>
+        </w:tc>
+        <w:tc>
+          <w:tcPr>
+            <w:tcW w:w="2268" w:type="dxa"/>
+          </w:tcPr>
+          <w:p>
+            <w:pPr>
+              <w:spacing w:before="60" w:after="60"/>
+              <w:jc w:val="left"/>
+            </w:pPr>
+            <w:r>
+              <w:rPr>
+                <w:sz w:val="20"/>
+              </w:rPr>
+              <w:t>riesgo alto</w:t>
             </w:r>
           </w:p>
         </w:tc>
@@ -8242,7 +8339,7 @@
       <w:pPr>
         <w:pStyle w:val="Heading1"/>
       </w:pPr>
-      <w:bookmarkStart w:id="29" w:name="_Toc242290629"/>
+      <w:bookmarkStart w:id="29" w:name="_Toc242346902"/>
       <w:r>
         <w:t>10. Pruebas</w:t>
       </w:r>
@@ -8250,17 +8347,20 @@
     </w:p>
     <w:p>
       <w:r>
-        <w:t>La carpeta tests/voxcontrol contiene 36 pruebas automáticas: unidades (normalización, registro, divisiones disjuntas, medidas, calibradores, métricas, costos, slots, sandbox, ruido, replay, memoria, audio), pruebas de sanidad científica (una orden clara tiene menos incertidumbre que una ambigua, el puntaje OOD es mayor para peticiones OOD, una acción de riesgo alto exige igual o más confianza, las correcciones consistentes no reducen la exactitud personal, la calibración se mide) y pruebas de la interfaz qu</w:t>
+        <w:t>La carpeta tests/voxcontrol contiene 51 pruebas automáticas: unidades (normalización, registro, divisiones disjuntas, medidas, calibradores, métricas, costos, slots, sandbox, ruido, replay, memoria, audio), pruebas de sanidad científica (una orden clara tiene menos incertidumbre que una ambigua, el puntaje OOD es mayor para peticiones OOD, una acción de riesgo alto exige igual o más confianza, las correcciones consistentes no reducen la exactitud personal, la calibración se mide), pruebas de seguridad y rep</w:t>
       </w:r>
       <w:r>
-        <w:t>e recorren botones, idioma, ejemplos, tutorial, experimento y voz. La autoprueba del ejecutable completó todas sus verificaciones en 96 s.</w:t>
+        <w:t>roducibilidad (un destino ambiguo no se ejecuta sin elegirlo y solo cambia el elegido, un slot faltante o no válido nunca se ejecuta, la confirmación obligatoria actúa en el sandbox, las correcciones sobreviven a un reinicio y a un reentrenamiento, las semillas vienen del YAML, una sola semilla no produce intervalo, el umbral τ de B3 del experimento tiene efecto, el prior de contexto actúa solo si está activo, y se leen WAV y FLAC mono y estéreo) y pruebas de la interfaz que recorren botones, idioma, ejempl</w:t>
+      </w:r>
+      <w:r>
+        <w:t>os, tutorial, experimento y voz. La autoprueba del ejecutable comprueba además esas condiciones de seguridad, la lectura de WAV y FLAC y siete experimentos reducidos, y completó todas sus verificaciones en 90 s. No ejecuta el experimento de audio, y en la interfaz usa un reconocedor simulado.</w:t>
       </w:r>
     </w:p>
     <w:p>
       <w:pPr>
         <w:pStyle w:val="Heading1"/>
       </w:pPr>
-      <w:bookmarkStart w:id="30" w:name="_Toc242290630"/>
+      <w:bookmarkStart w:id="30" w:name="_Toc242346903"/>
       <w:r>
         <w:t>11. Restricciones y limitaciones</w:t>
       </w:r>
@@ -8295,7 +8395,6 @@
         <w:pStyle w:val="ListBullet"/>
       </w:pPr>
       <w:r>
-        <w:lastRenderedPageBreak/>
         <w:t>El predictor es lineal. Un codificador más potente puede cambiar las cifras absolutas.</w:t>
       </w:r>
     </w:p>
@@ -8309,9 +8408,25 @@
     </w:p>
     <w:p>
       <w:pPr>
+        <w:pStyle w:val="ListBullet"/>
+      </w:pPr>
+      <w:r>
+        <w:t>Los resultados de audio dependen de la voz de síntesis de Windows y del modelo de reconocimiento descargado. Se registran, pero pueden diferir en otro equipo.</w:t>
+      </w:r>
+    </w:p>
+    <w:p>
+      <w:pPr>
+        <w:pStyle w:val="ListBullet"/>
+      </w:pPr>
+      <w:r>
+        <w:t>El software solo actúa sobre un escritorio simulado. No incluye un ejecutor sobre el sistema operativo.</w:t>
+      </w:r>
+    </w:p>
+    <w:p>
+      <w:pPr>
         <w:pStyle w:val="Heading1"/>
       </w:pPr>
-      <w:bookmarkStart w:id="31" w:name="_Toc242290631"/>
+      <w:bookmarkStart w:id="31" w:name="_Toc242346904"/>
       <w:r>
         <w:t>12. Despliegue</w:t>
       </w:r>
@@ -8321,7 +8436,7 @@
       <w:pPr>
         <w:pStyle w:val="Heading2"/>
       </w:pPr>
-      <w:bookmarkStart w:id="32" w:name="_Toc242290632"/>
+      <w:bookmarkStart w:id="32" w:name="_Toc242346905"/>
       <w:r>
         <w:t>12.1 Ejecutable para Windows</w:t>
       </w:r>
@@ -8329,14 +8444,14 @@
     </w:p>
     <w:p>
       <w:r>
-        <w:t>tools/build_exe.py ejecuta PyInstaller con packaging/VoxControlResearch.spec (modo carpeta), copia configs y README, verifica que ninguna ruta interna supere 120 caracteres y crea VoxControlResearch_1.0.0_Windows_x64.zip. Tamaño medido: carpeta 375 MB, zip 155 MB.</w:t>
+        <w:t>tools/build_exe.py ejecuta PyInstaller con packaging/VoxControlResearch.spec (modo carpeta), copia configs y README, verifica que ninguna ruta interna supere 120 caracteres y crea VoxControlResearch_1.0.0_Windows_x64.zip. Tamaño medido: carpeta 379 MB, zip 157 MB.</w:t>
       </w:r>
     </w:p>
     <w:p>
       <w:pPr>
         <w:pStyle w:val="Heading2"/>
       </w:pPr>
-      <w:bookmarkStart w:id="33" w:name="_Toc242290633"/>
+      <w:bookmarkStart w:id="33" w:name="_Toc242346906"/>
       <w:r>
         <w:t>12.2 Ejecución desde el código fuente</w:t>
       </w:r>
@@ -8374,6 +8489,7 @@
           <w:rFonts w:ascii="Consolas" w:hAnsi="Consolas"/>
           <w:sz w:val="19"/>
         </w:rPr>
+        <w:lastRenderedPageBreak/>
         <w:t>.venv\Scripts\python.exe -m pip install -e .</w:t>
       </w:r>
       <w:r>
@@ -8389,7 +8505,7 @@
       <w:pPr>
         <w:pStyle w:val="Heading1"/>
       </w:pPr>
-      <w:bookmarkStart w:id="34" w:name="_Toc242290634"/>
+      <w:bookmarkStart w:id="34" w:name="_Toc242346907"/>
       <w:r>
         <w:t>13. Tecnologías utilizadas</w:t>
       </w:r>
@@ -8932,6 +9048,66 @@
               <w:rPr>
                 <w:sz w:val="20"/>
               </w:rPr>
+              <w:t>soundfile</w:t>
+            </w:r>
+          </w:p>
+        </w:tc>
+        <w:tc>
+          <w:tcPr>
+            <w:tcW w:w="2268" w:type="dxa"/>
+          </w:tcPr>
+          <w:p>
+            <w:pPr>
+              <w:keepNext/>
+              <w:spacing w:before="60" w:after="60"/>
+              <w:jc w:val="left"/>
+            </w:pPr>
+            <w:r>
+              <w:rPr>
+                <w:sz w:val="20"/>
+              </w:rPr>
+              <w:t>0.14.0</w:t>
+            </w:r>
+          </w:p>
+        </w:tc>
+        <w:tc>
+          <w:tcPr>
+            <w:tcW w:w="4535" w:type="dxa"/>
+          </w:tcPr>
+          <w:p>
+            <w:pPr>
+              <w:keepNext/>
+              <w:spacing w:before="60" w:after="60"/>
+              <w:jc w:val="left"/>
+            </w:pPr>
+            <w:r>
+              <w:rPr>
+                <w:sz w:val="20"/>
+              </w:rPr>
+              <w:t>Lectura de FLAC</w:t>
+            </w:r>
+          </w:p>
+        </w:tc>
+      </w:tr>
+      <w:tr>
+        <w:trPr>
+          <w:cantSplit/>
+          <w:jc w:val="center"/>
+        </w:trPr>
+        <w:tc>
+          <w:tcPr>
+            <w:tcW w:w="2268" w:type="dxa"/>
+          </w:tcPr>
+          <w:p>
+            <w:pPr>
+              <w:keepNext/>
+              <w:spacing w:before="60" w:after="60"/>
+              <w:jc w:val="left"/>
+            </w:pPr>
+            <w:r>
+              <w:rPr>
+                <w:sz w:val="20"/>
+              </w:rPr>
               <w:t>tkinter</w:t>
             </w:r>
           </w:p>
@@ -9036,9 +9212,8 @@
       <w:pPr>
         <w:pStyle w:val="Heading1"/>
       </w:pPr>
-      <w:bookmarkStart w:id="35" w:name="_Toc242290635"/>
+      <w:bookmarkStart w:id="35" w:name="_Toc242346908"/>
       <w:r>
-        <w:lastRenderedPageBreak/>
         <w:t>14. Glosario</w:t>
       </w:r>
       <w:bookmarkEnd w:id="35"/>
@@ -9419,7 +9594,7 @@
       <w:pPr>
         <w:pStyle w:val="Heading1"/>
       </w:pPr>
-      <w:bookmarkStart w:id="36" w:name="_Toc242290636"/>
+      <w:bookmarkStart w:id="36" w:name="_Toc242346909"/>
       <w:r>
         <w:t>Referencias</w:t>
       </w:r>
@@ -9432,6 +9607,7 @@
     </w:p>
     <w:p>
       <w:r>
+        <w:lastRenderedPageBreak/>
         <w:t>Chow, C. K. (1970). On optimum recognition error and reject tradeoff. IEEE Transactions on Information Theory.</w:t>
       </w:r>
     </w:p>
@@ -9487,7 +9663,6 @@
     </w:p>
     <w:p>
       <w:r>
-        <w:lastRenderedPageBreak/>
         <w:t>Naeini, M. P., Cooper, G. y Hauskrecht, M. (2015). Obtaining well calibrated probabilities using Bayesian binning. AAAI.</w:t>
       </w:r>
     </w:p>
@@ -9776,31 +9951,31 @@
       </w:rPr>
     </w:lvl>
   </w:abstractNum>
-  <w:num w:numId="1" w16cid:durableId="315574061">
+  <w:num w:numId="1" w16cid:durableId="2013297194">
     <w:abstractNumId w:val="8"/>
   </w:num>
-  <w:num w:numId="2" w16cid:durableId="468479575">
+  <w:num w:numId="2" w16cid:durableId="1015305244">
     <w:abstractNumId w:val="6"/>
   </w:num>
-  <w:num w:numId="3" w16cid:durableId="1622567871">
+  <w:num w:numId="3" w16cid:durableId="1136991819">
     <w:abstractNumId w:val="5"/>
   </w:num>
-  <w:num w:numId="4" w16cid:durableId="364985483">
+  <w:num w:numId="4" w16cid:durableId="445463471">
     <w:abstractNumId w:val="4"/>
   </w:num>
-  <w:num w:numId="5" w16cid:durableId="577447754">
+  <w:num w:numId="5" w16cid:durableId="778137394">
     <w:abstractNumId w:val="7"/>
   </w:num>
-  <w:num w:numId="6" w16cid:durableId="1663509146">
+  <w:num w:numId="6" w16cid:durableId="1172139248">
     <w:abstractNumId w:val="3"/>
   </w:num>
-  <w:num w:numId="7" w16cid:durableId="900361413">
+  <w:num w:numId="7" w16cid:durableId="840314196">
     <w:abstractNumId w:val="2"/>
   </w:num>
-  <w:num w:numId="8" w16cid:durableId="11340208">
+  <w:num w:numId="8" w16cid:durableId="21251399">
     <w:abstractNumId w:val="1"/>
   </w:num>
-  <w:num w:numId="9" w16cid:durableId="1068839630">
+  <w:num w:numId="9" w16cid:durableId="633028494">
     <w:abstractNumId w:val="0"/>
   </w:num>
 </w:numbering>
@@ -21200,7 +21375,7 @@
     <w:autoRedefine/>
     <w:uiPriority w:val="39"/>
     <w:unhideWhenUsed/>
-    <w:rsid w:val="00CB61F5"/>
+    <w:rsid w:val="00A06C45"/>
     <w:pPr>
       <w:spacing w:after="100"/>
     </w:pPr>
@@ -21212,7 +21387,7 @@
     <w:autoRedefine/>
     <w:uiPriority w:val="39"/>
     <w:unhideWhenUsed/>
-    <w:rsid w:val="00CB61F5"/>
+    <w:rsid w:val="00A06C45"/>
     <w:pPr>
       <w:spacing w:after="100"/>
       <w:ind w:left="220"/>
@@ -21225,7 +21400,7 @@
     <w:autoRedefine/>
     <w:uiPriority w:val="39"/>
     <w:unhideWhenUsed/>
-    <w:rsid w:val="00CB61F5"/>
+    <w:rsid w:val="00A06C45"/>
     <w:pPr>
       <w:spacing w:after="100"/>
       <w:ind w:left="440"/>
@@ -21236,7 +21411,7 @@
     <w:basedOn w:val="DefaultParagraphFont"/>
     <w:uiPriority w:val="99"/>
     <w:unhideWhenUsed/>
-    <w:rsid w:val="00CB61F5"/>
+    <w:rsid w:val="00A06C45"/>
     <w:rPr>
       <w:color w:val="0000FF" w:themeColor="hyperlink"/>
       <w:u w:val="single"/>

--- a/manuales/Manual_Tecnico_VoxControlResearch.docx
+++ b/manuales/Manual_Tecnico_VoxControlResearch.docx
@@ -246,7 +246,7 @@
       <w:r>
         <w:fldChar w:fldCharType="separate"/>
       </w:r>
-      <w:hyperlink w:anchor="_Toc242346873" w:history="1">
+      <w:hyperlink w:anchor="_Toc242351725" w:history="1">
         <w:r>
           <w:rPr>
             <w:rStyle w:val="Hyperlink"/>
@@ -273,7 +273,7 @@
             <w:noProof/>
             <w:webHidden/>
           </w:rPr>
-          <w:instrText xml:space="preserve"> PAGEREF _Toc242346873 \h </w:instrText>
+          <w:instrText xml:space="preserve"> PAGEREF _Toc242351725 \h </w:instrText>
         </w:r>
         <w:r>
           <w:rPr>
@@ -320,7 +320,7 @@
           <w14:ligatures w14:val="standardContextual"/>
         </w:rPr>
       </w:pPr>
-      <w:hyperlink w:anchor="_Toc242346874" w:history="1">
+      <w:hyperlink w:anchor="_Toc242351726" w:history="1">
         <w:r>
           <w:rPr>
             <w:rStyle w:val="Hyperlink"/>
@@ -347,7 +347,7 @@
             <w:noProof/>
             <w:webHidden/>
           </w:rPr>
-          <w:instrText xml:space="preserve"> PAGEREF _Toc242346874 \h </w:instrText>
+          <w:instrText xml:space="preserve"> PAGEREF _Toc242351726 \h </w:instrText>
         </w:r>
         <w:r>
           <w:rPr>
@@ -394,7 +394,7 @@
           <w14:ligatures w14:val="standardContextual"/>
         </w:rPr>
       </w:pPr>
-      <w:hyperlink w:anchor="_Toc242346875" w:history="1">
+      <w:hyperlink w:anchor="_Toc242351727" w:history="1">
         <w:r>
           <w:rPr>
             <w:rStyle w:val="Hyperlink"/>
@@ -421,7 +421,7 @@
             <w:noProof/>
             <w:webHidden/>
           </w:rPr>
-          <w:instrText xml:space="preserve"> PAGEREF _Toc242346875 \h </w:instrText>
+          <w:instrText xml:space="preserve"> PAGEREF _Toc242351727 \h </w:instrText>
         </w:r>
         <w:r>
           <w:rPr>
@@ -468,7 +468,7 @@
           <w14:ligatures w14:val="standardContextual"/>
         </w:rPr>
       </w:pPr>
-      <w:hyperlink w:anchor="_Toc242346876" w:history="1">
+      <w:hyperlink w:anchor="_Toc242351728" w:history="1">
         <w:r>
           <w:rPr>
             <w:rStyle w:val="Hyperlink"/>
@@ -495,7 +495,7 @@
             <w:noProof/>
             <w:webHidden/>
           </w:rPr>
-          <w:instrText xml:space="preserve"> PAGEREF _Toc242346876 \h </w:instrText>
+          <w:instrText xml:space="preserve"> PAGEREF _Toc242351728 \h </w:instrText>
         </w:r>
         <w:r>
           <w:rPr>
@@ -542,7 +542,7 @@
           <w14:ligatures w14:val="standardContextual"/>
         </w:rPr>
       </w:pPr>
-      <w:hyperlink w:anchor="_Toc242346877" w:history="1">
+      <w:hyperlink w:anchor="_Toc242351729" w:history="1">
         <w:r>
           <w:rPr>
             <w:rStyle w:val="Hyperlink"/>
@@ -569,7 +569,7 @@
             <w:noProof/>
             <w:webHidden/>
           </w:rPr>
-          <w:instrText xml:space="preserve"> PAGEREF _Toc242346877 \h </w:instrText>
+          <w:instrText xml:space="preserve"> PAGEREF _Toc242351729 \h </w:instrText>
         </w:r>
         <w:r>
           <w:rPr>
@@ -616,7 +616,7 @@
           <w14:ligatures w14:val="standardContextual"/>
         </w:rPr>
       </w:pPr>
-      <w:hyperlink w:anchor="_Toc242346878" w:history="1">
+      <w:hyperlink w:anchor="_Toc242351730" w:history="1">
         <w:r>
           <w:rPr>
             <w:rStyle w:val="Hyperlink"/>
@@ -643,7 +643,7 @@
             <w:noProof/>
             <w:webHidden/>
           </w:rPr>
-          <w:instrText xml:space="preserve"> PAGEREF _Toc242346878 \h </w:instrText>
+          <w:instrText xml:space="preserve"> PAGEREF _Toc242351730 \h </w:instrText>
         </w:r>
         <w:r>
           <w:rPr>
@@ -690,7 +690,7 @@
           <w14:ligatures w14:val="standardContextual"/>
         </w:rPr>
       </w:pPr>
-      <w:hyperlink w:anchor="_Toc242346879" w:history="1">
+      <w:hyperlink w:anchor="_Toc242351731" w:history="1">
         <w:r>
           <w:rPr>
             <w:rStyle w:val="Hyperlink"/>
@@ -717,7 +717,7 @@
             <w:noProof/>
             <w:webHidden/>
           </w:rPr>
-          <w:instrText xml:space="preserve"> PAGEREF _Toc242346879 \h </w:instrText>
+          <w:instrText xml:space="preserve"> PAGEREF _Toc242351731 \h </w:instrText>
         </w:r>
         <w:r>
           <w:rPr>
@@ -764,7 +764,7 @@
           <w14:ligatures w14:val="standardContextual"/>
         </w:rPr>
       </w:pPr>
-      <w:hyperlink w:anchor="_Toc242346880" w:history="1">
+      <w:hyperlink w:anchor="_Toc242351732" w:history="1">
         <w:r>
           <w:rPr>
             <w:rStyle w:val="Hyperlink"/>
@@ -791,7 +791,7 @@
             <w:noProof/>
             <w:webHidden/>
           </w:rPr>
-          <w:instrText xml:space="preserve"> PAGEREF _Toc242346880 \h </w:instrText>
+          <w:instrText xml:space="preserve"> PAGEREF _Toc242351732 \h </w:instrText>
         </w:r>
         <w:r>
           <w:rPr>
@@ -838,7 +838,7 @@
           <w14:ligatures w14:val="standardContextual"/>
         </w:rPr>
       </w:pPr>
-      <w:hyperlink w:anchor="_Toc242346881" w:history="1">
+      <w:hyperlink w:anchor="_Toc242351733" w:history="1">
         <w:r>
           <w:rPr>
             <w:rStyle w:val="Hyperlink"/>
@@ -865,7 +865,7 @@
             <w:noProof/>
             <w:webHidden/>
           </w:rPr>
-          <w:instrText xml:space="preserve"> PAGEREF _Toc242346881 \h </w:instrText>
+          <w:instrText xml:space="preserve"> PAGEREF _Toc242351733 \h </w:instrText>
         </w:r>
         <w:r>
           <w:rPr>
@@ -912,7 +912,7 @@
           <w14:ligatures w14:val="standardContextual"/>
         </w:rPr>
       </w:pPr>
-      <w:hyperlink w:anchor="_Toc242346882" w:history="1">
+      <w:hyperlink w:anchor="_Toc242351734" w:history="1">
         <w:r>
           <w:rPr>
             <w:rStyle w:val="Hyperlink"/>
@@ -939,7 +939,7 @@
             <w:noProof/>
             <w:webHidden/>
           </w:rPr>
-          <w:instrText xml:space="preserve"> PAGEREF _Toc242346882 \h </w:instrText>
+          <w:instrText xml:space="preserve"> PAGEREF _Toc242351734 \h </w:instrText>
         </w:r>
         <w:r>
           <w:rPr>
@@ -986,7 +986,7 @@
           <w14:ligatures w14:val="standardContextual"/>
         </w:rPr>
       </w:pPr>
-      <w:hyperlink w:anchor="_Toc242346883" w:history="1">
+      <w:hyperlink w:anchor="_Toc242351735" w:history="1">
         <w:r>
           <w:rPr>
             <w:rStyle w:val="Hyperlink"/>
@@ -1013,7 +1013,7 @@
             <w:noProof/>
             <w:webHidden/>
           </w:rPr>
-          <w:instrText xml:space="preserve"> PAGEREF _Toc242346883 \h </w:instrText>
+          <w:instrText xml:space="preserve"> PAGEREF _Toc242351735 \h </w:instrText>
         </w:r>
         <w:r>
           <w:rPr>
@@ -1060,7 +1060,7 @@
           <w14:ligatures w14:val="standardContextual"/>
         </w:rPr>
       </w:pPr>
-      <w:hyperlink w:anchor="_Toc242346884" w:history="1">
+      <w:hyperlink w:anchor="_Toc242351736" w:history="1">
         <w:r>
           <w:rPr>
             <w:rStyle w:val="Hyperlink"/>
@@ -1087,7 +1087,7 @@
             <w:noProof/>
             <w:webHidden/>
           </w:rPr>
-          <w:instrText xml:space="preserve"> PAGEREF _Toc242346884 \h </w:instrText>
+          <w:instrText xml:space="preserve"> PAGEREF _Toc242351736 \h </w:instrText>
         </w:r>
         <w:r>
           <w:rPr>
@@ -1134,7 +1134,7 @@
           <w14:ligatures w14:val="standardContextual"/>
         </w:rPr>
       </w:pPr>
-      <w:hyperlink w:anchor="_Toc242346885" w:history="1">
+      <w:hyperlink w:anchor="_Toc242351737" w:history="1">
         <w:r>
           <w:rPr>
             <w:rStyle w:val="Hyperlink"/>
@@ -1161,7 +1161,7 @@
             <w:noProof/>
             <w:webHidden/>
           </w:rPr>
-          <w:instrText xml:space="preserve"> PAGEREF _Toc242346885 \h </w:instrText>
+          <w:instrText xml:space="preserve"> PAGEREF _Toc242351737 \h </w:instrText>
         </w:r>
         <w:r>
           <w:rPr>
@@ -1208,7 +1208,7 @@
           <w14:ligatures w14:val="standardContextual"/>
         </w:rPr>
       </w:pPr>
-      <w:hyperlink w:anchor="_Toc242346886" w:history="1">
+      <w:hyperlink w:anchor="_Toc242351738" w:history="1">
         <w:r>
           <w:rPr>
             <w:rStyle w:val="Hyperlink"/>
@@ -1235,7 +1235,7 @@
             <w:noProof/>
             <w:webHidden/>
           </w:rPr>
-          <w:instrText xml:space="preserve"> PAGEREF _Toc242346886 \h </w:instrText>
+          <w:instrText xml:space="preserve"> PAGEREF _Toc242351738 \h </w:instrText>
         </w:r>
         <w:r>
           <w:rPr>
@@ -1282,7 +1282,7 @@
           <w14:ligatures w14:val="standardContextual"/>
         </w:rPr>
       </w:pPr>
-      <w:hyperlink w:anchor="_Toc242346887" w:history="1">
+      <w:hyperlink w:anchor="_Toc242351739" w:history="1">
         <w:r>
           <w:rPr>
             <w:rStyle w:val="Hyperlink"/>
@@ -1309,7 +1309,7 @@
             <w:noProof/>
             <w:webHidden/>
           </w:rPr>
-          <w:instrText xml:space="preserve"> PAGEREF _Toc242346887 \h </w:instrText>
+          <w:instrText xml:space="preserve"> PAGEREF _Toc242351739 \h </w:instrText>
         </w:r>
         <w:r>
           <w:rPr>
@@ -1356,7 +1356,7 @@
           <w14:ligatures w14:val="standardContextual"/>
         </w:rPr>
       </w:pPr>
-      <w:hyperlink w:anchor="_Toc242346888" w:history="1">
+      <w:hyperlink w:anchor="_Toc242351740" w:history="1">
         <w:r>
           <w:rPr>
             <w:rStyle w:val="Hyperlink"/>
@@ -1383,7 +1383,7 @@
             <w:noProof/>
             <w:webHidden/>
           </w:rPr>
-          <w:instrText xml:space="preserve"> PAGEREF _Toc242346888 \h </w:instrText>
+          <w:instrText xml:space="preserve"> PAGEREF _Toc242351740 \h </w:instrText>
         </w:r>
         <w:r>
           <w:rPr>
@@ -1430,7 +1430,7 @@
           <w14:ligatures w14:val="standardContextual"/>
         </w:rPr>
       </w:pPr>
-      <w:hyperlink w:anchor="_Toc242346889" w:history="1">
+      <w:hyperlink w:anchor="_Toc242351741" w:history="1">
         <w:r>
           <w:rPr>
             <w:rStyle w:val="Hyperlink"/>
@@ -1457,7 +1457,7 @@
             <w:noProof/>
             <w:webHidden/>
           </w:rPr>
-          <w:instrText xml:space="preserve"> PAGEREF _Toc242346889 \h </w:instrText>
+          <w:instrText xml:space="preserve"> PAGEREF _Toc242351741 \h </w:instrText>
         </w:r>
         <w:r>
           <w:rPr>
@@ -1504,7 +1504,7 @@
           <w14:ligatures w14:val="standardContextual"/>
         </w:rPr>
       </w:pPr>
-      <w:hyperlink w:anchor="_Toc242346890" w:history="1">
+      <w:hyperlink w:anchor="_Toc242351742" w:history="1">
         <w:r>
           <w:rPr>
             <w:rStyle w:val="Hyperlink"/>
@@ -1531,7 +1531,7 @@
             <w:noProof/>
             <w:webHidden/>
           </w:rPr>
-          <w:instrText xml:space="preserve"> PAGEREF _Toc242346890 \h </w:instrText>
+          <w:instrText xml:space="preserve"> PAGEREF _Toc242351742 \h </w:instrText>
         </w:r>
         <w:r>
           <w:rPr>
@@ -1578,7 +1578,7 @@
           <w14:ligatures w14:val="standardContextual"/>
         </w:rPr>
       </w:pPr>
-      <w:hyperlink w:anchor="_Toc242346891" w:history="1">
+      <w:hyperlink w:anchor="_Toc242351743" w:history="1">
         <w:r>
           <w:rPr>
             <w:rStyle w:val="Hyperlink"/>
@@ -1605,7 +1605,7 @@
             <w:noProof/>
             <w:webHidden/>
           </w:rPr>
-          <w:instrText xml:space="preserve"> PAGEREF _Toc242346891 \h </w:instrText>
+          <w:instrText xml:space="preserve"> PAGEREF _Toc242351743 \h </w:instrText>
         </w:r>
         <w:r>
           <w:rPr>
@@ -1652,7 +1652,7 @@
           <w14:ligatures w14:val="standardContextual"/>
         </w:rPr>
       </w:pPr>
-      <w:hyperlink w:anchor="_Toc242346892" w:history="1">
+      <w:hyperlink w:anchor="_Toc242351744" w:history="1">
         <w:r>
           <w:rPr>
             <w:rStyle w:val="Hyperlink"/>
@@ -1679,7 +1679,7 @@
             <w:noProof/>
             <w:webHidden/>
           </w:rPr>
-          <w:instrText xml:space="preserve"> PAGEREF _Toc242346892 \h </w:instrText>
+          <w:instrText xml:space="preserve"> PAGEREF _Toc242351744 \h </w:instrText>
         </w:r>
         <w:r>
           <w:rPr>
@@ -1726,7 +1726,7 @@
           <w14:ligatures w14:val="standardContextual"/>
         </w:rPr>
       </w:pPr>
-      <w:hyperlink w:anchor="_Toc242346893" w:history="1">
+      <w:hyperlink w:anchor="_Toc242351745" w:history="1">
         <w:r>
           <w:rPr>
             <w:rStyle w:val="Hyperlink"/>
@@ -1753,7 +1753,7 @@
             <w:noProof/>
             <w:webHidden/>
           </w:rPr>
-          <w:instrText xml:space="preserve"> PAGEREF _Toc242346893 \h </w:instrText>
+          <w:instrText xml:space="preserve"> PAGEREF _Toc242351745 \h </w:instrText>
         </w:r>
         <w:r>
           <w:rPr>
@@ -1800,7 +1800,7 @@
           <w14:ligatures w14:val="standardContextual"/>
         </w:rPr>
       </w:pPr>
-      <w:hyperlink w:anchor="_Toc242346894" w:history="1">
+      <w:hyperlink w:anchor="_Toc242351746" w:history="1">
         <w:r>
           <w:rPr>
             <w:rStyle w:val="Hyperlink"/>
@@ -1827,7 +1827,7 @@
             <w:noProof/>
             <w:webHidden/>
           </w:rPr>
-          <w:instrText xml:space="preserve"> PAGEREF _Toc242346894 \h </w:instrText>
+          <w:instrText xml:space="preserve"> PAGEREF _Toc242351746 \h </w:instrText>
         </w:r>
         <w:r>
           <w:rPr>
@@ -1874,7 +1874,7 @@
           <w14:ligatures w14:val="standardContextual"/>
         </w:rPr>
       </w:pPr>
-      <w:hyperlink w:anchor="_Toc242346895" w:history="1">
+      <w:hyperlink w:anchor="_Toc242351747" w:history="1">
         <w:r>
           <w:rPr>
             <w:rStyle w:val="Hyperlink"/>
@@ -1901,7 +1901,7 @@
             <w:noProof/>
             <w:webHidden/>
           </w:rPr>
-          <w:instrText xml:space="preserve"> PAGEREF _Toc242346895 \h </w:instrText>
+          <w:instrText xml:space="preserve"> PAGEREF _Toc242351747 \h </w:instrText>
         </w:r>
         <w:r>
           <w:rPr>
@@ -1948,7 +1948,7 @@
           <w14:ligatures w14:val="standardContextual"/>
         </w:rPr>
       </w:pPr>
-      <w:hyperlink w:anchor="_Toc242346896" w:history="1">
+      <w:hyperlink w:anchor="_Toc242351748" w:history="1">
         <w:r>
           <w:rPr>
             <w:rStyle w:val="Hyperlink"/>
@@ -1975,7 +1975,7 @@
             <w:noProof/>
             <w:webHidden/>
           </w:rPr>
-          <w:instrText xml:space="preserve"> PAGEREF _Toc242346896 \h </w:instrText>
+          <w:instrText xml:space="preserve"> PAGEREF _Toc242351748 \h </w:instrText>
         </w:r>
         <w:r>
           <w:rPr>
@@ -2022,7 +2022,7 @@
           <w14:ligatures w14:val="standardContextual"/>
         </w:rPr>
       </w:pPr>
-      <w:hyperlink w:anchor="_Toc242346897" w:history="1">
+      <w:hyperlink w:anchor="_Toc242351749" w:history="1">
         <w:r>
           <w:rPr>
             <w:rStyle w:val="Hyperlink"/>
@@ -2049,7 +2049,7 @@
             <w:noProof/>
             <w:webHidden/>
           </w:rPr>
-          <w:instrText xml:space="preserve"> PAGEREF _Toc242346897 \h </w:instrText>
+          <w:instrText xml:space="preserve"> PAGEREF _Toc242351749 \h </w:instrText>
         </w:r>
         <w:r>
           <w:rPr>
@@ -2096,7 +2096,7 @@
           <w14:ligatures w14:val="standardContextual"/>
         </w:rPr>
       </w:pPr>
-      <w:hyperlink w:anchor="_Toc242346898" w:history="1">
+      <w:hyperlink w:anchor="_Toc242351750" w:history="1">
         <w:r>
           <w:rPr>
             <w:rStyle w:val="Hyperlink"/>
@@ -2123,7 +2123,7 @@
             <w:noProof/>
             <w:webHidden/>
           </w:rPr>
-          <w:instrText xml:space="preserve"> PAGEREF _Toc242346898 \h </w:instrText>
+          <w:instrText xml:space="preserve"> PAGEREF _Toc242351750 \h </w:instrText>
         </w:r>
         <w:r>
           <w:rPr>
@@ -2170,7 +2170,7 @@
           <w14:ligatures w14:val="standardContextual"/>
         </w:rPr>
       </w:pPr>
-      <w:hyperlink w:anchor="_Toc242346899" w:history="1">
+      <w:hyperlink w:anchor="_Toc242351751" w:history="1">
         <w:r>
           <w:rPr>
             <w:rStyle w:val="Hyperlink"/>
@@ -2197,7 +2197,7 @@
             <w:noProof/>
             <w:webHidden/>
           </w:rPr>
-          <w:instrText xml:space="preserve"> PAGEREF _Toc242346899 \h </w:instrText>
+          <w:instrText xml:space="preserve"> PAGEREF _Toc242351751 \h </w:instrText>
         </w:r>
         <w:r>
           <w:rPr>
@@ -2244,7 +2244,7 @@
           <w14:ligatures w14:val="standardContextual"/>
         </w:rPr>
       </w:pPr>
-      <w:hyperlink w:anchor="_Toc242346900" w:history="1">
+      <w:hyperlink w:anchor="_Toc242351752" w:history="1">
         <w:r>
           <w:rPr>
             <w:rStyle w:val="Hyperlink"/>
@@ -2271,7 +2271,7 @@
             <w:noProof/>
             <w:webHidden/>
           </w:rPr>
-          <w:instrText xml:space="preserve"> PAGEREF _Toc242346900 \h </w:instrText>
+          <w:instrText xml:space="preserve"> PAGEREF _Toc242351752 \h </w:instrText>
         </w:r>
         <w:r>
           <w:rPr>
@@ -2318,7 +2318,7 @@
           <w14:ligatures w14:val="standardContextual"/>
         </w:rPr>
       </w:pPr>
-      <w:hyperlink w:anchor="_Toc242346901" w:history="1">
+      <w:hyperlink w:anchor="_Toc242351753" w:history="1">
         <w:r>
           <w:rPr>
             <w:rStyle w:val="Hyperlink"/>
@@ -2345,7 +2345,7 @@
             <w:noProof/>
             <w:webHidden/>
           </w:rPr>
-          <w:instrText xml:space="preserve"> PAGEREF _Toc242346901 \h </w:instrText>
+          <w:instrText xml:space="preserve"> PAGEREF _Toc242351753 \h </w:instrText>
         </w:r>
         <w:r>
           <w:rPr>
@@ -2392,7 +2392,7 @@
           <w14:ligatures w14:val="standardContextual"/>
         </w:rPr>
       </w:pPr>
-      <w:hyperlink w:anchor="_Toc242346902" w:history="1">
+      <w:hyperlink w:anchor="_Toc242351754" w:history="1">
         <w:r>
           <w:rPr>
             <w:rStyle w:val="Hyperlink"/>
@@ -2419,7 +2419,7 @@
             <w:noProof/>
             <w:webHidden/>
           </w:rPr>
-          <w:instrText xml:space="preserve"> PAGEREF _Toc242346902 \h </w:instrText>
+          <w:instrText xml:space="preserve"> PAGEREF _Toc242351754 \h </w:instrText>
         </w:r>
         <w:r>
           <w:rPr>
@@ -2466,7 +2466,7 @@
           <w14:ligatures w14:val="standardContextual"/>
         </w:rPr>
       </w:pPr>
-      <w:hyperlink w:anchor="_Toc242346903" w:history="1">
+      <w:hyperlink w:anchor="_Toc242351755" w:history="1">
         <w:r>
           <w:rPr>
             <w:rStyle w:val="Hyperlink"/>
@@ -2493,7 +2493,7 @@
             <w:noProof/>
             <w:webHidden/>
           </w:rPr>
-          <w:instrText xml:space="preserve"> PAGEREF _Toc242346903 \h </w:instrText>
+          <w:instrText xml:space="preserve"> PAGEREF _Toc242351755 \h </w:instrText>
         </w:r>
         <w:r>
           <w:rPr>
@@ -2540,7 +2540,7 @@
           <w14:ligatures w14:val="standardContextual"/>
         </w:rPr>
       </w:pPr>
-      <w:hyperlink w:anchor="_Toc242346904" w:history="1">
+      <w:hyperlink w:anchor="_Toc242351756" w:history="1">
         <w:r>
           <w:rPr>
             <w:rStyle w:val="Hyperlink"/>
@@ -2567,7 +2567,7 @@
             <w:noProof/>
             <w:webHidden/>
           </w:rPr>
-          <w:instrText xml:space="preserve"> PAGEREF _Toc242346904 \h </w:instrText>
+          <w:instrText xml:space="preserve"> PAGEREF _Toc242351756 \h </w:instrText>
         </w:r>
         <w:r>
           <w:rPr>
@@ -2614,7 +2614,7 @@
           <w14:ligatures w14:val="standardContextual"/>
         </w:rPr>
       </w:pPr>
-      <w:hyperlink w:anchor="_Toc242346905" w:history="1">
+      <w:hyperlink w:anchor="_Toc242351757" w:history="1">
         <w:r>
           <w:rPr>
             <w:rStyle w:val="Hyperlink"/>
@@ -2641,7 +2641,7 @@
             <w:noProof/>
             <w:webHidden/>
           </w:rPr>
-          <w:instrText xml:space="preserve"> PAGEREF _Toc242346905 \h </w:instrText>
+          <w:instrText xml:space="preserve"> PAGEREF _Toc242351757 \h </w:instrText>
         </w:r>
         <w:r>
           <w:rPr>
@@ -2688,7 +2688,7 @@
           <w14:ligatures w14:val="standardContextual"/>
         </w:rPr>
       </w:pPr>
-      <w:hyperlink w:anchor="_Toc242346906" w:history="1">
+      <w:hyperlink w:anchor="_Toc242351758" w:history="1">
         <w:r>
           <w:rPr>
             <w:rStyle w:val="Hyperlink"/>
@@ -2715,7 +2715,7 @@
             <w:noProof/>
             <w:webHidden/>
           </w:rPr>
-          <w:instrText xml:space="preserve"> PAGEREF _Toc242346906 \h </w:instrText>
+          <w:instrText xml:space="preserve"> PAGEREF _Toc242351758 \h </w:instrText>
         </w:r>
         <w:r>
           <w:rPr>
@@ -2762,7 +2762,7 @@
           <w14:ligatures w14:val="standardContextual"/>
         </w:rPr>
       </w:pPr>
-      <w:hyperlink w:anchor="_Toc242346907" w:history="1">
+      <w:hyperlink w:anchor="_Toc242351759" w:history="1">
         <w:r>
           <w:rPr>
             <w:rStyle w:val="Hyperlink"/>
@@ -2789,7 +2789,7 @@
             <w:noProof/>
             <w:webHidden/>
           </w:rPr>
-          <w:instrText xml:space="preserve"> PAGEREF _Toc242346907 \h </w:instrText>
+          <w:instrText xml:space="preserve"> PAGEREF _Toc242351759 \h </w:instrText>
         </w:r>
         <w:r>
           <w:rPr>
@@ -2836,7 +2836,7 @@
           <w14:ligatures w14:val="standardContextual"/>
         </w:rPr>
       </w:pPr>
-      <w:hyperlink w:anchor="_Toc242346908" w:history="1">
+      <w:hyperlink w:anchor="_Toc242351760" w:history="1">
         <w:r>
           <w:rPr>
             <w:rStyle w:val="Hyperlink"/>
@@ -2863,7 +2863,7 @@
             <w:noProof/>
             <w:webHidden/>
           </w:rPr>
-          <w:instrText xml:space="preserve"> PAGEREF _Toc242346908 \h </w:instrText>
+          <w:instrText xml:space="preserve"> PAGEREF _Toc242351760 \h </w:instrText>
         </w:r>
         <w:r>
           <w:rPr>
@@ -2910,7 +2910,7 @@
           <w14:ligatures w14:val="standardContextual"/>
         </w:rPr>
       </w:pPr>
-      <w:hyperlink w:anchor="_Toc242346909" w:history="1">
+      <w:hyperlink w:anchor="_Toc242351761" w:history="1">
         <w:r>
           <w:rPr>
             <w:rStyle w:val="Hyperlink"/>
@@ -2937,7 +2937,7 @@
             <w:noProof/>
             <w:webHidden/>
           </w:rPr>
-          <w:instrText xml:space="preserve"> PAGEREF _Toc242346909 \h </w:instrText>
+          <w:instrText xml:space="preserve"> PAGEREF _Toc242351761 \h </w:instrText>
         </w:r>
         <w:r>
           <w:rPr>
@@ -2987,7 +2987,7 @@
       <w:pPr>
         <w:pStyle w:val="Heading1"/>
       </w:pPr>
-      <w:bookmarkStart w:id="0" w:name="_Toc242346873"/>
+      <w:bookmarkStart w:id="0" w:name="_Toc242351725"/>
       <w:r>
         <w:lastRenderedPageBreak/>
         <w:t>1. Introducción</w:t>
@@ -2998,7 +2998,7 @@
       <w:pPr>
         <w:pStyle w:val="Heading2"/>
       </w:pPr>
-      <w:bookmarkStart w:id="1" w:name="_Toc242346874"/>
+      <w:bookmarkStart w:id="1" w:name="_Toc242351726"/>
       <w:r>
         <w:t>1.1 Propósito del software</w:t>
       </w:r>
@@ -3013,7 +3013,7 @@
       <w:pPr>
         <w:pStyle w:val="Heading2"/>
       </w:pPr>
-      <w:bookmarkStart w:id="2" w:name="_Toc242346875"/>
+      <w:bookmarkStart w:id="2" w:name="_Toc242351727"/>
       <w:r>
         <w:t>1.2 Contexto de desarrollo</w:t>
       </w:r>
@@ -3028,7 +3028,7 @@
       <w:pPr>
         <w:pStyle w:val="Heading2"/>
       </w:pPr>
-      <w:bookmarkStart w:id="3" w:name="_Toc242346876"/>
+      <w:bookmarkStart w:id="3" w:name="_Toc242351728"/>
       <w:r>
         <w:t>1.3 Alcance del documento</w:t>
       </w:r>
@@ -3043,7 +3043,7 @@
       <w:pPr>
         <w:pStyle w:val="Heading1"/>
       </w:pPr>
-      <w:bookmarkStart w:id="4" w:name="_Toc242346877"/>
+      <w:bookmarkStart w:id="4" w:name="_Toc242351729"/>
       <w:r>
         <w:t>2. Arquitectura del sistema</w:t>
       </w:r>
@@ -3053,7 +3053,7 @@
       <w:pPr>
         <w:pStyle w:val="Heading2"/>
       </w:pPr>
-      <w:bookmarkStart w:id="5" w:name="_Toc242346878"/>
+      <w:bookmarkStart w:id="5" w:name="_Toc242351730"/>
       <w:r>
         <w:t>2.1 Descripción de la arquitectura</w:t>
       </w:r>
@@ -3092,7 +3092,7 @@
       <w:pPr>
         <w:pStyle w:val="Heading2"/>
       </w:pPr>
-      <w:bookmarkStart w:id="6" w:name="_Toc242346879"/>
+      <w:bookmarkStart w:id="6" w:name="_Toc242351731"/>
       <w:r>
         <w:lastRenderedPageBreak/>
         <w:t>2.2 Componentes funcionales</w:t>
@@ -3643,7 +3643,7 @@
       <w:pPr>
         <w:pStyle w:val="Heading2"/>
       </w:pPr>
-      <w:bookmarkStart w:id="7" w:name="_Toc242346880"/>
+      <w:bookmarkStart w:id="7" w:name="_Toc242351732"/>
       <w:r>
         <w:t>2.3 Estructura del proyecto</w:t>
       </w:r>
@@ -4561,7 +4561,7 @@
               <w:rPr>
                 <w:sz w:val="20"/>
               </w:rPr>
-              <w:t>51 pruebas automáticas (unitarias, de sanidad científica, de seguridad y reproducibilidad, y de interfaz).</w:t>
+              <w:t>52 pruebas automáticas (unitarias, de sanidad científica, de seguridad y reproducibilidad, y de interfaz).</w:t>
             </w:r>
           </w:p>
         </w:tc>
@@ -4612,7 +4612,7 @@
       <w:pPr>
         <w:pStyle w:val="Heading2"/>
       </w:pPr>
-      <w:bookmarkStart w:id="8" w:name="_Toc242346881"/>
+      <w:bookmarkStart w:id="8" w:name="_Toc242351733"/>
       <w:r>
         <w:t>2.4 Flujo general de ejecución</w:t>
       </w:r>
@@ -4627,7 +4627,7 @@
       <w:pPr>
         <w:pStyle w:val="Heading1"/>
       </w:pPr>
-      <w:bookmarkStart w:id="9" w:name="_Toc242346882"/>
+      <w:bookmarkStart w:id="9" w:name="_Toc242351734"/>
       <w:r>
         <w:t>3. Componentes del software</w:t>
       </w:r>
@@ -4637,7 +4637,7 @@
       <w:pPr>
         <w:pStyle w:val="Heading3"/>
       </w:pPr>
-      <w:bookmarkStart w:id="10" w:name="_Toc242346883"/>
+      <w:bookmarkStart w:id="10" w:name="_Toc242351735"/>
       <w:r>
         <w:t>3.1 Registro de intenciones (intents/registry.py)</w:t>
       </w:r>
@@ -4856,7 +4856,7 @@
       <w:pPr>
         <w:pStyle w:val="Heading3"/>
       </w:pPr>
-      <w:bookmarkStart w:id="11" w:name="_Toc242346884"/>
+      <w:bookmarkStart w:id="11" w:name="_Toc242351736"/>
       <w:r>
         <w:t>3.2 Generador de datos (datasets/synthetic.py)</w:t>
       </w:r>
@@ -4874,7 +4874,7 @@
       <w:pPr>
         <w:pStyle w:val="Heading3"/>
       </w:pPr>
-      <w:bookmarkStart w:id="12" w:name="_Toc242346885"/>
+      <w:bookmarkStart w:id="12" w:name="_Toc242351737"/>
       <w:r>
         <w:t>3.3 Errores de transcripción simulados (datasets/asr_noise.py)</w:t>
       </w:r>
@@ -4889,7 +4889,7 @@
       <w:pPr>
         <w:pStyle w:val="Heading3"/>
       </w:pPr>
-      <w:bookmarkStart w:id="13" w:name="_Toc242346886"/>
+      <w:bookmarkStart w:id="13" w:name="_Toc242351738"/>
       <w:r>
         <w:t>3.4 Memoria de correcciones (adaptation/memory.py)</w:t>
       </w:r>
@@ -4904,7 +4904,7 @@
       <w:pPr>
         <w:pStyle w:val="Heading3"/>
       </w:pPr>
-      <w:bookmarkStart w:id="14" w:name="_Toc242346887"/>
+      <w:bookmarkStart w:id="14" w:name="_Toc242351739"/>
       <w:r>
         <w:t>3.5 Escritorio simulado (sandbox/desktop.py)</w:t>
       </w:r>
@@ -4922,7 +4922,7 @@
       <w:pPr>
         <w:pStyle w:val="Heading3"/>
       </w:pPr>
-      <w:bookmarkStart w:id="15" w:name="_Toc242346888"/>
+      <w:bookmarkStart w:id="15" w:name="_Toc242351740"/>
       <w:r>
         <w:t>3.6 Interfaz, CLI y API</w:t>
       </w:r>
@@ -4945,7 +4945,7 @@
       <w:pPr>
         <w:pStyle w:val="Heading1"/>
       </w:pPr>
-      <w:bookmarkStart w:id="16" w:name="_Toc242346889"/>
+      <w:bookmarkStart w:id="16" w:name="_Toc242351741"/>
       <w:r>
         <w:lastRenderedPageBreak/>
         <w:t>4. Modelos implementados</w:t>
@@ -4956,7 +4956,7 @@
       <w:pPr>
         <w:pStyle w:val="Heading2"/>
       </w:pPr>
-      <w:bookmarkStart w:id="17" w:name="_Toc242346890"/>
+      <w:bookmarkStart w:id="17" w:name="_Toc242351742"/>
       <w:r>
         <w:t>4.1 Modelos de intención</w:t>
       </w:r>
@@ -5368,7 +5368,7 @@
       <w:pPr>
         <w:pStyle w:val="Heading2"/>
       </w:pPr>
-      <w:bookmarkStart w:id="18" w:name="_Toc242346891"/>
+      <w:bookmarkStart w:id="18" w:name="_Toc242351743"/>
       <w:r>
         <w:t>4.2 Medidas de incertidumbre</w:t>
       </w:r>
@@ -5730,7 +5730,7 @@
       <w:pPr>
         <w:pStyle w:val="Heading2"/>
       </w:pPr>
-      <w:bookmarkStart w:id="19" w:name="_Toc242346892"/>
+      <w:bookmarkStart w:id="19" w:name="_Toc242351744"/>
       <w:r>
         <w:t>4.3 Detección fuera de dominio</w:t>
       </w:r>
@@ -5745,7 +5745,7 @@
       <w:pPr>
         <w:pStyle w:val="Heading2"/>
       </w:pPr>
-      <w:bookmarkStart w:id="20" w:name="_Toc242346893"/>
+      <w:bookmarkStart w:id="20" w:name="_Toc242351745"/>
       <w:r>
         <w:lastRenderedPageBreak/>
         <w:t>4.4 Calibración</w:t>
@@ -6166,7 +6166,7 @@
       <w:pPr>
         <w:pStyle w:val="Heading2"/>
       </w:pPr>
-      <w:bookmarkStart w:id="21" w:name="_Toc242346894"/>
+      <w:bookmarkStart w:id="21" w:name="_Toc242351746"/>
       <w:r>
         <w:t>4.5 Decisión según riesgo</w:t>
       </w:r>
@@ -6214,7 +6214,7 @@
       <w:pPr>
         <w:pStyle w:val="Heading2"/>
       </w:pPr>
-      <w:bookmarkStart w:id="22" w:name="_Toc242346895"/>
+      <w:bookmarkStart w:id="22" w:name="_Toc242351747"/>
       <w:r>
         <w:t>4.6 Adaptación incremental</w:t>
       </w:r>
@@ -6240,7 +6240,7 @@
       <w:pPr>
         <w:pStyle w:val="Heading2"/>
       </w:pPr>
-      <w:bookmarkStart w:id="23" w:name="_Toc242346896"/>
+      <w:bookmarkStart w:id="23" w:name="_Toc242351748"/>
       <w:r>
         <w:t>4.7 Baselines</w:t>
       </w:r>
@@ -6255,7 +6255,7 @@
       <w:pPr>
         <w:pStyle w:val="Heading1"/>
       </w:pPr>
-      <w:bookmarkStart w:id="24" w:name="_Toc242346897"/>
+      <w:bookmarkStart w:id="24" w:name="_Toc242351749"/>
       <w:r>
         <w:lastRenderedPageBreak/>
         <w:t>5. Métodos numéricos</w:t>
@@ -6364,7 +6364,7 @@
       <w:pPr>
         <w:pStyle w:val="Heading1"/>
       </w:pPr>
-      <w:bookmarkStart w:id="25" w:name="_Toc242346898"/>
+      <w:bookmarkStart w:id="25" w:name="_Toc242351750"/>
       <w:r>
         <w:t>6. Experimentos y reproducibilidad</w:t>
       </w:r>
@@ -7122,7 +7122,7 @@
       <w:pPr>
         <w:pStyle w:val="Heading1"/>
       </w:pPr>
-      <w:bookmarkStart w:id="26" w:name="_Toc242346899"/>
+      <w:bookmarkStart w:id="26" w:name="_Toc242351751"/>
       <w:r>
         <w:t>7. Métricas</w:t>
       </w:r>
@@ -7181,7 +7181,7 @@
       <w:pPr>
         <w:pStyle w:val="Heading1"/>
       </w:pPr>
-      <w:bookmarkStart w:id="27" w:name="_Toc242346900"/>
+      <w:bookmarkStart w:id="27" w:name="_Toc242351752"/>
       <w:r>
         <w:t>8. Almacenamiento y formatos</w:t>
       </w:r>
@@ -7199,7 +7199,7 @@
       <w:pPr>
         <w:pStyle w:val="Heading1"/>
       </w:pPr>
-      <w:bookmarkStart w:id="28" w:name="_Toc242346901"/>
+      <w:bookmarkStart w:id="28" w:name="_Toc242351753"/>
       <w:r>
         <w:t>9. Parámetros de configuración</w:t>
       </w:r>
@@ -8339,7 +8339,7 @@
       <w:pPr>
         <w:pStyle w:val="Heading1"/>
       </w:pPr>
-      <w:bookmarkStart w:id="29" w:name="_Toc242346902"/>
+      <w:bookmarkStart w:id="29" w:name="_Toc242351754"/>
       <w:r>
         <w:t>10. Pruebas</w:t>
       </w:r>
@@ -8347,20 +8347,20 @@
     </w:p>
     <w:p>
       <w:r>
-        <w:t>La carpeta tests/voxcontrol contiene 51 pruebas automáticas: unidades (normalización, registro, divisiones disjuntas, medidas, calibradores, métricas, costos, slots, sandbox, ruido, replay, memoria, audio), pruebas de sanidad científica (una orden clara tiene menos incertidumbre que una ambigua, el puntaje OOD es mayor para peticiones OOD, una acción de riesgo alto exige igual o más confianza, las correcciones consistentes no reducen la exactitud personal, la calibración se mide), pruebas de seguridad y rep</w:t>
+        <w:t>La carpeta tests/voxcontrol contiene 52 pruebas automáticas: unidades (normalización, registro, divisiones disjuntas, medidas, calibradores, métricas, costos, slots, sandbox, ruido, replay, memoria, audio), pruebas de sanidad científica (una orden clara tiene menos incertidumbre que una ambigua, el puntaje OOD es mayor para peticiones OOD, una acción de riesgo alto exige igual o más confianza, las correcciones consistentes no reducen la exactitud personal, la calibración se mide), pruebas de seguridad y rep</w:t>
       </w:r>
       <w:r>
         <w:t>roducibilidad (un destino ambiguo no se ejecuta sin elegirlo y solo cambia el elegido, un slot faltante o no válido nunca se ejecuta, la confirmación obligatoria actúa en el sandbox, las correcciones sobreviven a un reinicio y a un reentrenamiento, las semillas vienen del YAML, una sola semilla no produce intervalo, el umbral τ de B3 del experimento tiene efecto, el prior de contexto actúa solo si está activo, y se leen WAV y FLAC mono y estéreo) y pruebas de la interfaz que recorren botones, idioma, ejempl</w:t>
       </w:r>
       <w:r>
-        <w:t>os, tutorial, experimento y voz. La autoprueba del ejecutable comprueba además esas condiciones de seguridad, la lectura de WAV y FLAC y siete experimentos reducidos, y completó todas sus verificaciones en 90 s. No ejecuta el experimento de audio, y en la interfaz usa un reconocedor simulado.</w:t>
+        <w:t>os, tutorial, experimento y voz. La autoprueba del ejecutable comprueba además esas condiciones de seguridad, la lectura de WAV y FLAC y siete experimentos reducidos, y completó todas sus verificaciones en 104 s. No ejecuta el experimento de audio, y en la interfaz usa un reconocedor simulado.</w:t>
       </w:r>
     </w:p>
     <w:p>
       <w:pPr>
         <w:pStyle w:val="Heading1"/>
       </w:pPr>
-      <w:bookmarkStart w:id="30" w:name="_Toc242346903"/>
+      <w:bookmarkStart w:id="30" w:name="_Toc242351755"/>
       <w:r>
         <w:t>11. Restricciones y limitaciones</w:t>
       </w:r>
@@ -8426,7 +8426,7 @@
       <w:pPr>
         <w:pStyle w:val="Heading1"/>
       </w:pPr>
-      <w:bookmarkStart w:id="31" w:name="_Toc242346904"/>
+      <w:bookmarkStart w:id="31" w:name="_Toc242351756"/>
       <w:r>
         <w:t>12. Despliegue</w:t>
       </w:r>
@@ -8436,7 +8436,7 @@
       <w:pPr>
         <w:pStyle w:val="Heading2"/>
       </w:pPr>
-      <w:bookmarkStart w:id="32" w:name="_Toc242346905"/>
+      <w:bookmarkStart w:id="32" w:name="_Toc242351757"/>
       <w:r>
         <w:t>12.1 Ejecutable para Windows</w:t>
       </w:r>
@@ -8451,7 +8451,7 @@
       <w:pPr>
         <w:pStyle w:val="Heading2"/>
       </w:pPr>
-      <w:bookmarkStart w:id="33" w:name="_Toc242346906"/>
+      <w:bookmarkStart w:id="33" w:name="_Toc242351758"/>
       <w:r>
         <w:t>12.2 Ejecución desde el código fuente</w:t>
       </w:r>
@@ -8505,7 +8505,7 @@
       <w:pPr>
         <w:pStyle w:val="Heading1"/>
       </w:pPr>
-      <w:bookmarkStart w:id="34" w:name="_Toc242346907"/>
+      <w:bookmarkStart w:id="34" w:name="_Toc242351759"/>
       <w:r>
         <w:t>13. Tecnologías utilizadas</w:t>
       </w:r>
@@ -9212,7 +9212,7 @@
       <w:pPr>
         <w:pStyle w:val="Heading1"/>
       </w:pPr>
-      <w:bookmarkStart w:id="35" w:name="_Toc242346908"/>
+      <w:bookmarkStart w:id="35" w:name="_Toc242351760"/>
       <w:r>
         <w:t>14. Glosario</w:t>
       </w:r>
@@ -9594,7 +9594,7 @@
       <w:pPr>
         <w:pStyle w:val="Heading1"/>
       </w:pPr>
-      <w:bookmarkStart w:id="36" w:name="_Toc242346909"/>
+      <w:bookmarkStart w:id="36" w:name="_Toc242351761"/>
       <w:r>
         <w:t>Referencias</w:t>
       </w:r>
@@ -9951,31 +9951,31 @@
       </w:rPr>
     </w:lvl>
   </w:abstractNum>
-  <w:num w:numId="1" w16cid:durableId="2013297194">
+  <w:num w:numId="1" w16cid:durableId="48265446">
     <w:abstractNumId w:val="8"/>
   </w:num>
-  <w:num w:numId="2" w16cid:durableId="1015305244">
+  <w:num w:numId="2" w16cid:durableId="307823625">
     <w:abstractNumId w:val="6"/>
   </w:num>
-  <w:num w:numId="3" w16cid:durableId="1136991819">
+  <w:num w:numId="3" w16cid:durableId="332953746">
     <w:abstractNumId w:val="5"/>
   </w:num>
-  <w:num w:numId="4" w16cid:durableId="445463471">
+  <w:num w:numId="4" w16cid:durableId="1018503583">
     <w:abstractNumId w:val="4"/>
   </w:num>
-  <w:num w:numId="5" w16cid:durableId="778137394">
+  <w:num w:numId="5" w16cid:durableId="424426009">
     <w:abstractNumId w:val="7"/>
   </w:num>
-  <w:num w:numId="6" w16cid:durableId="1172139248">
+  <w:num w:numId="6" w16cid:durableId="1577668863">
     <w:abstractNumId w:val="3"/>
   </w:num>
-  <w:num w:numId="7" w16cid:durableId="840314196">
+  <w:num w:numId="7" w16cid:durableId="1749576064">
     <w:abstractNumId w:val="2"/>
   </w:num>
-  <w:num w:numId="8" w16cid:durableId="21251399">
+  <w:num w:numId="8" w16cid:durableId="1599555631">
     <w:abstractNumId w:val="1"/>
   </w:num>
-  <w:num w:numId="9" w16cid:durableId="633028494">
+  <w:num w:numId="9" w16cid:durableId="526605454">
     <w:abstractNumId w:val="0"/>
   </w:num>
 </w:numbering>
@@ -21375,7 +21375,7 @@
     <w:autoRedefine/>
     <w:uiPriority w:val="39"/>
     <w:unhideWhenUsed/>
-    <w:rsid w:val="00A06C45"/>
+    <w:rsid w:val="00E34F13"/>
     <w:pPr>
       <w:spacing w:after="100"/>
     </w:pPr>
@@ -21387,7 +21387,7 @@
     <w:autoRedefine/>
     <w:uiPriority w:val="39"/>
     <w:unhideWhenUsed/>
-    <w:rsid w:val="00A06C45"/>
+    <w:rsid w:val="00E34F13"/>
     <w:pPr>
       <w:spacing w:after="100"/>
       <w:ind w:left="220"/>
@@ -21400,7 +21400,7 @@
     <w:autoRedefine/>
     <w:uiPriority w:val="39"/>
     <w:unhideWhenUsed/>
-    <w:rsid w:val="00A06C45"/>
+    <w:rsid w:val="00E34F13"/>
     <w:pPr>
       <w:spacing w:after="100"/>
       <w:ind w:left="440"/>
@@ -21411,7 +21411,7 @@
     <w:basedOn w:val="DefaultParagraphFont"/>
     <w:uiPriority w:val="99"/>
     <w:unhideWhenUsed/>
-    <w:rsid w:val="00A06C45"/>
+    <w:rsid w:val="00E34F13"/>
     <w:rPr>
       <w:color w:val="0000FF" w:themeColor="hyperlink"/>
       <w:u w:val="single"/>
